--- a/docs/Arquivo de Investigação - classificação.docx
+++ b/docs/Arquivo de Investigação - classificação.docx
@@ -66,7 +66,21 @@
               <w:right w:val="single" w:sz="24" w:space="0" w:color="auto"/>
             </w:tcBorders>
           </w:tcPr>
-          <w:p/>
+          <w:p>
+            <w:r>
+              <w:t>Nesse conjunto de dados, cada registro representa uma solicitação de empréstimo de um cliente, descrita por atributos como idade, renda, valor solicitado, score de crédito e perfil profissional. Cada solicitação é classificada como aprovada ou não</w:t>
+            </w:r>
+            <w:r>
+              <w:rPr>
+                <w:b/>
+                <w:bCs/>
+              </w:rPr>
+              <w:t xml:space="preserve"> </w:t>
+            </w:r>
+            <w:r>
+              <w:t>aprovada (1 ou 0), de acordo com o conjunto de atributos.</w:t>
+            </w:r>
+          </w:p>
         </w:tc>
       </w:tr>
       <w:tr>
@@ -99,7 +113,11 @@
               <w:right w:val="single" w:sz="24" w:space="0" w:color="auto"/>
             </w:tcBorders>
           </w:tcPr>
-          <w:p/>
+          <w:p>
+            <w:r>
+              <w:t>5001</w:t>
+            </w:r>
+          </w:p>
         </w:tc>
       </w:tr>
       <w:tr>
@@ -132,7 +150,11 @@
               <w:right w:val="single" w:sz="24" w:space="0" w:color="auto"/>
             </w:tcBorders>
           </w:tcPr>
-          <w:p/>
+          <w:p>
+            <w:r>
+              <w:t>9</w:t>
+            </w:r>
+          </w:p>
         </w:tc>
       </w:tr>
       <w:tr>
@@ -159,7 +181,11 @@
               <w:right w:val="single" w:sz="24" w:space="0" w:color="auto"/>
             </w:tcBorders>
           </w:tcPr>
-          <w:p/>
+          <w:p>
+            <w:r>
+              <w:t>0</w:t>
+            </w:r>
+          </w:p>
         </w:tc>
       </w:tr>
       <w:tr>
@@ -364,6 +390,9 @@
             <w:pPr>
               <w:jc w:val="center"/>
             </w:pPr>
+            <w:r>
+              <w:t>KNN</w:t>
+            </w:r>
           </w:p>
         </w:tc>
         <w:tc>
@@ -379,6 +408,12 @@
                 <w:lang w:val="en-US"/>
               </w:rPr>
             </w:pPr>
+            <w:r>
+              <w:rPr>
+                <w:lang w:val="en-US"/>
+              </w:rPr>
+              <w:t>K = 5</w:t>
+            </w:r>
           </w:p>
         </w:tc>
         <w:tc>
@@ -389,10 +424,38 @@
           <w:p>
             <w:pPr>
               <w:jc w:val="center"/>
-              <w:rPr>
-                <w:lang w:val="en-US"/>
-              </w:rPr>
-            </w:pPr>
+            </w:pPr>
+            <w:r>
+              <w:t xml:space="preserve">Balanceamento; </w:t>
+            </w:r>
+            <w:r>
+              <w:br/>
+              <w:t>Variaveis Dummy</w:t>
+            </w:r>
+            <w:r>
+              <w:br/>
+            </w:r>
+            <w:r>
+              <w:t>[</w:t>
+            </w:r>
+            <w:r>
+              <w:t>'City', 'Gender', 'Education', 'EmploymentType'</w:t>
+            </w:r>
+            <w:r>
+              <w:t>]</w:t>
+            </w:r>
+            <w:r>
+              <w:t>;</w:t>
+            </w:r>
+            <w:r>
+              <w:t xml:space="preserve"> </w:t>
+            </w:r>
+            <w:r>
+              <w:t>random_state = 0</w:t>
+            </w:r>
+            <w:r>
+              <w:t xml:space="preserve"> </w:t>
+            </w:r>
           </w:p>
         </w:tc>
         <w:tc>
@@ -407,6 +470,9 @@
                 <w:lang w:val="en-US"/>
               </w:rPr>
             </w:pPr>
+            <w:r>
+              <w:t>0.642361</w:t>
+            </w:r>
           </w:p>
         </w:tc>
         <w:tc>
@@ -424,6 +490,9 @@
                 <w:lang w:val="en-US"/>
               </w:rPr>
             </w:pPr>
+            <w:r>
+              <w:t>[[179, 103], [103, 191]]</w:t>
+            </w:r>
           </w:p>
         </w:tc>
       </w:tr>
@@ -443,6 +512,12 @@
                 <w:lang w:val="en-US"/>
               </w:rPr>
             </w:pPr>
+            <w:r>
+              <w:rPr>
+                <w:lang w:val="en-US"/>
+              </w:rPr>
+              <w:t>KNN</w:t>
+            </w:r>
           </w:p>
         </w:tc>
         <w:tc>
@@ -458,6 +533,12 @@
                 <w:lang w:val="en-US"/>
               </w:rPr>
             </w:pPr>
+            <w:r>
+              <w:rPr>
+                <w:lang w:val="en-US"/>
+              </w:rPr>
+              <w:t>K = 9</w:t>
+            </w:r>
           </w:p>
         </w:tc>
         <w:tc>
@@ -472,6 +553,37 @@
                 <w:lang w:val="en-US"/>
               </w:rPr>
             </w:pPr>
+            <w:r>
+              <w:t xml:space="preserve">Balanceamento; </w:t>
+            </w:r>
+            <w:r>
+              <w:br/>
+              <w:t>Variaveis Dummy</w:t>
+            </w:r>
+            <w:r>
+              <w:t xml:space="preserve"> </w:t>
+            </w:r>
+            <w:r>
+              <w:br/>
+            </w:r>
+            <w:r>
+              <w:t>[</w:t>
+            </w:r>
+            <w:r>
+              <w:t>'City', 'Gender', 'Education', 'EmploymentType'</w:t>
+            </w:r>
+            <w:r>
+              <w:t>]</w:t>
+            </w:r>
+            <w:r>
+              <w:t>;</w:t>
+            </w:r>
+            <w:r>
+              <w:t xml:space="preserve"> </w:t>
+            </w:r>
+            <w:r>
+              <w:t>random_state = 0</w:t>
+            </w:r>
           </w:p>
         </w:tc>
         <w:tc>
@@ -486,6 +598,9 @@
                 <w:lang w:val="en-US"/>
               </w:rPr>
             </w:pPr>
+            <w:r>
+              <w:t>0.644097</w:t>
+            </w:r>
           </w:p>
         </w:tc>
         <w:tc>
@@ -503,6 +618,9 @@
                 <w:lang w:val="en-US"/>
               </w:rPr>
             </w:pPr>
+            <w:r>
+              <w:t>[[172, 110], [95, 199]]</w:t>
+            </w:r>
           </w:p>
         </w:tc>
       </w:tr>
@@ -522,6 +640,12 @@
                 <w:lang w:val="en-US"/>
               </w:rPr>
             </w:pPr>
+            <w:r>
+              <w:rPr>
+                <w:lang w:val="en-US"/>
+              </w:rPr>
+              <w:t>KNN</w:t>
+            </w:r>
           </w:p>
         </w:tc>
         <w:tc>
@@ -537,6 +661,18 @@
                 <w:lang w:val="en-US"/>
               </w:rPr>
             </w:pPr>
+            <w:r>
+              <w:rPr>
+                <w:lang w:val="en-US"/>
+              </w:rPr>
+              <w:t xml:space="preserve">K = </w:t>
+            </w:r>
+            <w:r>
+              <w:rPr>
+                <w:lang w:val="en-US"/>
+              </w:rPr>
+              <w:t>15</w:t>
+            </w:r>
           </w:p>
         </w:tc>
         <w:tc>
@@ -547,10 +683,40 @@
           <w:p>
             <w:pPr>
               <w:jc w:val="center"/>
-              <w:rPr>
-                <w:lang w:val="en-US"/>
-              </w:rPr>
-            </w:pPr>
+            </w:pPr>
+            <w:r>
+              <w:t xml:space="preserve">Balanceamento; </w:t>
+            </w:r>
+            <w:r>
+              <w:br/>
+              <w:t>Variaveis Dummy</w:t>
+            </w:r>
+            <w:r>
+              <w:br/>
+            </w:r>
+            <w:r>
+              <w:t>[</w:t>
+            </w:r>
+            <w:r>
+              <w:t>'City', 'Gender', 'Education', 'EmploymentType'</w:t>
+            </w:r>
+            <w:r>
+              <w:t>]</w:t>
+            </w:r>
+            <w:r>
+              <w:t>;</w:t>
+            </w:r>
+          </w:p>
+          <w:p>
+            <w:pPr>
+              <w:jc w:val="center"/>
+              <w:rPr>
+                <w:lang w:val="en-US"/>
+              </w:rPr>
+            </w:pPr>
+            <w:r>
+              <w:t>random_state = 0</w:t>
+            </w:r>
           </w:p>
         </w:tc>
         <w:tc>
@@ -565,6 +731,9 @@
                 <w:lang w:val="en-US"/>
               </w:rPr>
             </w:pPr>
+            <w:r>
+              <w:t>0.651042</w:t>
+            </w:r>
           </w:p>
         </w:tc>
         <w:tc>
@@ -582,6 +751,9 @@
                 <w:lang w:val="en-US"/>
               </w:rPr>
             </w:pPr>
+            <w:r>
+              <w:t>[[163, 119], [82, 212]]</w:t>
+            </w:r>
           </w:p>
         </w:tc>
       </w:tr>
@@ -601,6 +773,12 @@
                 <w:lang w:val="en-US"/>
               </w:rPr>
             </w:pPr>
+            <w:r>
+              <w:rPr>
+                <w:lang w:val="en-US"/>
+              </w:rPr>
+              <w:t>KNN</w:t>
+            </w:r>
           </w:p>
         </w:tc>
         <w:tc>
@@ -616,6 +794,12 @@
                 <w:lang w:val="en-US"/>
               </w:rPr>
             </w:pPr>
+            <w:r>
+              <w:rPr>
+                <w:lang w:val="en-US"/>
+              </w:rPr>
+              <w:t>K = 16</w:t>
+            </w:r>
           </w:p>
         </w:tc>
         <w:tc>
@@ -626,10 +810,40 @@
           <w:p>
             <w:pPr>
               <w:jc w:val="center"/>
-              <w:rPr>
-                <w:lang w:val="en-US"/>
-              </w:rPr>
-            </w:pPr>
+            </w:pPr>
+            <w:r>
+              <w:t xml:space="preserve">Balanceamento; </w:t>
+            </w:r>
+            <w:r>
+              <w:br/>
+              <w:t>Variaveis Dummy</w:t>
+            </w:r>
+            <w:r>
+              <w:br/>
+            </w:r>
+            <w:r>
+              <w:t>[</w:t>
+            </w:r>
+            <w:r>
+              <w:t>'City', 'Gender', 'Education', 'EmploymentType'</w:t>
+            </w:r>
+            <w:r>
+              <w:t>]</w:t>
+            </w:r>
+            <w:r>
+              <w:t>;</w:t>
+            </w:r>
+          </w:p>
+          <w:p>
+            <w:pPr>
+              <w:jc w:val="center"/>
+              <w:rPr>
+                <w:lang w:val="en-US"/>
+              </w:rPr>
+            </w:pPr>
+            <w:r>
+              <w:t>random_state = 0</w:t>
+            </w:r>
           </w:p>
         </w:tc>
         <w:tc>
@@ -644,6 +858,9 @@
                 <w:lang w:val="en-US"/>
               </w:rPr>
             </w:pPr>
+            <w:r>
+              <w:t>0.645833</w:t>
+            </w:r>
           </w:p>
         </w:tc>
         <w:tc>
@@ -661,6 +878,9 @@
                 <w:lang w:val="en-US"/>
               </w:rPr>
             </w:pPr>
+            <w:r>
+              <w:t>[[179, 103], [101, 193]]</w:t>
+            </w:r>
           </w:p>
         </w:tc>
       </w:tr>
@@ -680,6 +900,9 @@
                 <w:lang w:val="en-US"/>
               </w:rPr>
             </w:pPr>
+            <w:r>
+              <w:t>Naive Bayes</w:t>
+            </w:r>
           </w:p>
         </w:tc>
         <w:tc>
@@ -695,6 +918,9 @@
                 <w:lang w:val="en-US"/>
               </w:rPr>
             </w:pPr>
+            <w:r>
+              <w:t>GaussianNB</w:t>
+            </w:r>
           </w:p>
         </w:tc>
         <w:tc>
@@ -709,6 +935,9 @@
                 <w:lang w:val="en-US"/>
               </w:rPr>
             </w:pPr>
+            <w:r>
+              <w:t>Balanceamento; Variáveis Dummy ['City', 'Gender', 'Education', 'EmploymentType']; cols_categoria_ordinal = []; random_state = 0</w:t>
+            </w:r>
           </w:p>
         </w:tc>
         <w:tc>
@@ -723,6 +952,9 @@
                 <w:lang w:val="en-US"/>
               </w:rPr>
             </w:pPr>
+            <w:r>
+              <w:t>0.873264</w:t>
+            </w:r>
           </w:p>
         </w:tc>
         <w:tc>
@@ -736,10 +968,21 @@
           <w:p>
             <w:pPr>
               <w:jc w:val="center"/>
-              <w:rPr>
-                <w:lang w:val="en-US"/>
-              </w:rPr>
-            </w:pPr>
+            </w:pPr>
+            <w:r>
+              <w:t>[[228, 54],</w:t>
+            </w:r>
+          </w:p>
+          <w:p>
+            <w:pPr>
+              <w:jc w:val="center"/>
+              <w:rPr>
+                <w:lang w:val="en-US"/>
+              </w:rPr>
+            </w:pPr>
+            <w:r>
+              <w:t>[19, 275]]</w:t>
+            </w:r>
           </w:p>
         </w:tc>
       </w:tr>
@@ -1806,7 +2049,6 @@
   <w:style w:type="character" w:default="1" w:styleId="Fontepargpadro">
     <w:name w:val="Default Paragraph Font"/>
     <w:uiPriority w:val="1"/>
-    <w:semiHidden/>
     <w:unhideWhenUsed/>
   </w:style>
   <w:style w:type="table" w:default="1" w:styleId="Tabelanormal">
@@ -2114,10 +2356,26 @@
 </file>
 
 <file path=customXml/item1.xml><?xml version="1.0" encoding="utf-8"?>
-<b:Sources xmlns:b="http://schemas.openxmlformats.org/officeDocument/2006/bibliography" xmlns="http://schemas.openxmlformats.org/officeDocument/2006/bibliography" SelectedStyle="\APASixthEditionOfficeOnline.xsl" StyleName="APA" Version="6"/>
+<p:properties xmlns:p="http://schemas.microsoft.com/office/2006/metadata/properties" xmlns:xsi="http://www.w3.org/2001/XMLSchema-instance" xmlns:pc="http://schemas.microsoft.com/office/infopath/2007/PartnerControls">
+  <documentManagement>
+    <lcf76f155ced4ddcb4097134ff3c332f xmlns="ab157843-751e-4736-af67-1fc677112fd5">
+      <Terms xmlns="http://schemas.microsoft.com/office/infopath/2007/PartnerControls"/>
+    </lcf76f155ced4ddcb4097134ff3c332f>
+    <TaxCatchAll xmlns="ecafa820-e5d1-45f6-b947-69321225fd2e" xsi:nil="true"/>
+  </documentManagement>
+</p:properties>
 </file>
 
 <file path=customXml/item2.xml><?xml version="1.0" encoding="utf-8"?>
+<?mso-contentType ?>
+<FormTemplates xmlns="http://schemas.microsoft.com/sharepoint/v3/contenttype/forms">
+  <Display>DocumentLibraryForm</Display>
+  <Edit>DocumentLibraryForm</Edit>
+  <New>DocumentLibraryForm</New>
+</FormTemplates>
+</file>
+
+<file path=customXml/item3.xml><?xml version="1.0" encoding="utf-8"?>
 <ct:contentTypeSchema xmlns:ct="http://schemas.microsoft.com/office/2006/metadata/contentType" xmlns:ma="http://schemas.microsoft.com/office/2006/metadata/properties/metaAttributes" ct:_="" ma:_="" ma:contentTypeName="Documento" ma:contentTypeID="0x0101008445836416C7C142B9190D37D75D98A9" ma:contentTypeVersion="10" ma:contentTypeDescription="Crie um novo documento." ma:contentTypeScope="" ma:versionID="46ffd406e04f8079ba29262aae37ef90">
   <xsd:schema xmlns:xsd="http://www.w3.org/2001/XMLSchema" xmlns:xs="http://www.w3.org/2001/XMLSchema" xmlns:p="http://schemas.microsoft.com/office/2006/metadata/properties" xmlns:ns2="ab157843-751e-4736-af67-1fc677112fd5" xmlns:ns3="ecafa820-e5d1-45f6-b947-69321225fd2e" targetNamespace="http://schemas.microsoft.com/office/2006/metadata/properties" ma:root="true" ma:fieldsID="f536e7a34482e1c211c535781e745146" ns2:_="" ns3:_="">
     <xsd:import namespace="ab157843-751e-4736-af67-1fc677112fd5"/>
@@ -2306,42 +2564,52 @@
 </ct:contentTypeSchema>
 </file>
 
-<file path=customXml/item3.xml><?xml version="1.0" encoding="utf-8"?>
-<?mso-contentType ?>
-<FormTemplates xmlns="http://schemas.microsoft.com/sharepoint/v3/contenttype/forms">
-  <Display>DocumentLibraryForm</Display>
-  <Edit>DocumentLibraryForm</Edit>
-  <New>DocumentLibraryForm</New>
-</FormTemplates>
-</file>
-
 <file path=customXml/item4.xml><?xml version="1.0" encoding="utf-8"?>
-<p:properties xmlns:p="http://schemas.microsoft.com/office/2006/metadata/properties" xmlns:xsi="http://www.w3.org/2001/XMLSchema-instance" xmlns:pc="http://schemas.microsoft.com/office/infopath/2007/PartnerControls">
-  <documentManagement>
-    <lcf76f155ced4ddcb4097134ff3c332f xmlns="ab157843-751e-4736-af67-1fc677112fd5">
-      <Terms xmlns="http://schemas.microsoft.com/office/infopath/2007/PartnerControls"/>
-    </lcf76f155ced4ddcb4097134ff3c332f>
-    <TaxCatchAll xmlns="ecafa820-e5d1-45f6-b947-69321225fd2e" xsi:nil="true"/>
-  </documentManagement>
-</p:properties>
+<b:Sources xmlns:b="http://schemas.openxmlformats.org/officeDocument/2006/bibliography" xmlns="http://schemas.openxmlformats.org/officeDocument/2006/bibliography" SelectedStyle="\APASixthEditionOfficeOnline.xsl" StyleName="APA" Version="6"/>
 </file>
 
 <file path=customXml/itemProps1.xml><?xml version="1.0" encoding="utf-8"?>
+<ds:datastoreItem xmlns:ds="http://schemas.openxmlformats.org/officeDocument/2006/customXml" ds:itemID="{44487713-5348-4979-B098-C82815C673F6}">
+  <ds:schemaRefs>
+    <ds:schemaRef ds:uri="http://schemas.microsoft.com/office/2006/metadata/properties"/>
+    <ds:schemaRef ds:uri="http://schemas.microsoft.com/office/infopath/2007/PartnerControls"/>
+    <ds:schemaRef ds:uri="ab157843-751e-4736-af67-1fc677112fd5"/>
+    <ds:schemaRef ds:uri="ecafa820-e5d1-45f6-b947-69321225fd2e"/>
+  </ds:schemaRefs>
+</ds:datastoreItem>
+</file>
+
+<file path=customXml/itemProps2.xml><?xml version="1.0" encoding="utf-8"?>
+<ds:datastoreItem xmlns:ds="http://schemas.openxmlformats.org/officeDocument/2006/customXml" ds:itemID="{E342F9E3-D5A2-4A51-AC0A-F3F5031810B8}">
+  <ds:schemaRefs>
+    <ds:schemaRef ds:uri="http://schemas.microsoft.com/sharepoint/v3/contenttype/forms"/>
+  </ds:schemaRefs>
+</ds:datastoreItem>
+</file>
+
+<file path=customXml/itemProps3.xml><?xml version="1.0" encoding="utf-8"?>
+<ds:datastoreItem xmlns:ds="http://schemas.openxmlformats.org/officeDocument/2006/customXml" ds:itemID="{20C58C3F-3BDD-445B-9987-416415EEB64B}">
+  <ds:schemaRefs>
+    <ds:schemaRef ds:uri="http://schemas.microsoft.com/office/2006/metadata/contentType"/>
+    <ds:schemaRef ds:uri="http://schemas.microsoft.com/office/2006/metadata/properties/metaAttributes"/>
+    <ds:schemaRef ds:uri="http://www.w3.org/2001/XMLSchema"/>
+    <ds:schemaRef ds:uri="http://schemas.microsoft.com/office/2006/metadata/properties"/>
+    <ds:schemaRef ds:uri="ab157843-751e-4736-af67-1fc677112fd5"/>
+    <ds:schemaRef ds:uri="ecafa820-e5d1-45f6-b947-69321225fd2e"/>
+    <ds:schemaRef ds:uri="http://schemas.microsoft.com/office/2006/documentManagement/types"/>
+    <ds:schemaRef ds:uri="http://schemas.microsoft.com/office/infopath/2007/PartnerControls"/>
+    <ds:schemaRef ds:uri="http://schemas.openxmlformats.org/package/2006/metadata/core-properties"/>
+    <ds:schemaRef ds:uri="http://purl.org/dc/elements/1.1/"/>
+    <ds:schemaRef ds:uri="http://purl.org/dc/terms/"/>
+    <ds:schemaRef ds:uri="http://schemas.microsoft.com/internal/obd"/>
+  </ds:schemaRefs>
+</ds:datastoreItem>
+</file>
+
+<file path=customXml/itemProps4.xml><?xml version="1.0" encoding="utf-8"?>
 <ds:datastoreItem xmlns:ds="http://schemas.openxmlformats.org/officeDocument/2006/customXml" ds:itemID="{2032E85D-2C03-44D3-BA39-7AAF1AC10869}">
   <ds:schemaRefs>
     <ds:schemaRef ds:uri="http://schemas.openxmlformats.org/officeDocument/2006/bibliography"/>
   </ds:schemaRefs>
 </ds:datastoreItem>
-</file>
-
-<file path=customXml/itemProps2.xml><?xml version="1.0" encoding="utf-8"?>
-<ds:datastoreItem xmlns:ds="http://schemas.openxmlformats.org/officeDocument/2006/customXml" ds:itemID="{20C58C3F-3BDD-445B-9987-416415EEB64B}"/>
-</file>
-
-<file path=customXml/itemProps3.xml><?xml version="1.0" encoding="utf-8"?>
-<ds:datastoreItem xmlns:ds="http://schemas.openxmlformats.org/officeDocument/2006/customXml" ds:itemID="{E342F9E3-D5A2-4A51-AC0A-F3F5031810B8}"/>
-</file>
-
-<file path=customXml/itemProps4.xml><?xml version="1.0" encoding="utf-8"?>
-<ds:datastoreItem xmlns:ds="http://schemas.openxmlformats.org/officeDocument/2006/customXml" ds:itemID="{44487713-5348-4979-B098-C82815C673F6}"/>
 </file>
--- a/docs/Arquivo de Investigação - classificação.docx
+++ b/docs/Arquivo de Investigação - classificação.docx
@@ -4,17 +4,17 @@
   <w:body>
     <w:tbl>
       <w:tblPr>
-        <w:tblStyle w:val="Tabelacomgrade"/>
+        <w:tblStyle w:val="TableGrid"/>
         <w:tblW w:w="10318" w:type="dxa"/>
         <w:tblLook w:val="04A0" w:firstRow="1" w:lastRow="0" w:firstColumn="1" w:lastColumn="0" w:noHBand="0" w:noVBand="1"/>
       </w:tblPr>
       <w:tblGrid>
-        <w:gridCol w:w="1530"/>
-        <w:gridCol w:w="1147"/>
-        <w:gridCol w:w="1688"/>
-        <w:gridCol w:w="2813"/>
-        <w:gridCol w:w="1581"/>
-        <w:gridCol w:w="1559"/>
+        <w:gridCol w:w="1524"/>
+        <w:gridCol w:w="1136"/>
+        <w:gridCol w:w="1645"/>
+        <w:gridCol w:w="2911"/>
+        <w:gridCol w:w="1562"/>
+        <w:gridCol w:w="1540"/>
       </w:tblGrid>
       <w:tr>
         <w:tc>
@@ -43,7 +43,7 @@
       <w:tr>
         <w:tc>
           <w:tcPr>
-            <w:tcW w:w="2677" w:type="dxa"/>
+            <w:tcW w:w="2660" w:type="dxa"/>
             <w:gridSpan w:val="2"/>
             <w:tcBorders>
               <w:top w:val="single" w:sz="24" w:space="0" w:color="auto"/>
@@ -59,7 +59,7 @@
         </w:tc>
         <w:tc>
           <w:tcPr>
-            <w:tcW w:w="7641" w:type="dxa"/>
+            <w:tcW w:w="7658" w:type="dxa"/>
             <w:gridSpan w:val="4"/>
             <w:tcBorders>
               <w:top w:val="single" w:sz="24" w:space="0" w:color="auto"/>
@@ -86,7 +86,7 @@
       <w:tr>
         <w:tc>
           <w:tcPr>
-            <w:tcW w:w="2677" w:type="dxa"/>
+            <w:tcW w:w="2660" w:type="dxa"/>
             <w:gridSpan w:val="2"/>
             <w:tcBorders>
               <w:left w:val="single" w:sz="24" w:space="0" w:color="auto"/>
@@ -107,7 +107,7 @@
         </w:tc>
         <w:tc>
           <w:tcPr>
-            <w:tcW w:w="7641" w:type="dxa"/>
+            <w:tcW w:w="7658" w:type="dxa"/>
             <w:gridSpan w:val="4"/>
             <w:tcBorders>
               <w:right w:val="single" w:sz="24" w:space="0" w:color="auto"/>
@@ -123,7 +123,7 @@
       <w:tr>
         <w:tc>
           <w:tcPr>
-            <w:tcW w:w="2677" w:type="dxa"/>
+            <w:tcW w:w="2660" w:type="dxa"/>
             <w:gridSpan w:val="2"/>
             <w:tcBorders>
               <w:left w:val="single" w:sz="24" w:space="0" w:color="auto"/>
@@ -144,7 +144,7 @@
         </w:tc>
         <w:tc>
           <w:tcPr>
-            <w:tcW w:w="7641" w:type="dxa"/>
+            <w:tcW w:w="7658" w:type="dxa"/>
             <w:gridSpan w:val="4"/>
             <w:tcBorders>
               <w:right w:val="single" w:sz="24" w:space="0" w:color="auto"/>
@@ -160,7 +160,7 @@
       <w:tr>
         <w:tc>
           <w:tcPr>
-            <w:tcW w:w="2677" w:type="dxa"/>
+            <w:tcW w:w="2660" w:type="dxa"/>
             <w:gridSpan w:val="2"/>
             <w:tcBorders>
               <w:left w:val="single" w:sz="24" w:space="0" w:color="auto"/>
@@ -175,7 +175,7 @@
         </w:tc>
         <w:tc>
           <w:tcPr>
-            <w:tcW w:w="7641" w:type="dxa"/>
+            <w:tcW w:w="7658" w:type="dxa"/>
             <w:gridSpan w:val="4"/>
             <w:tcBorders>
               <w:right w:val="single" w:sz="24" w:space="0" w:color="auto"/>
@@ -183,7 +183,7 @@
           </w:tcPr>
           <w:p>
             <w:r>
-              <w:t>0</w:t>
+              <w:t>1</w:t>
             </w:r>
           </w:p>
         </w:tc>
@@ -221,7 +221,7 @@
       <w:tr>
         <w:tc>
           <w:tcPr>
-            <w:tcW w:w="1530" w:type="dxa"/>
+            <w:tcW w:w="1524" w:type="dxa"/>
             <w:tcBorders>
               <w:top w:val="single" w:sz="24" w:space="0" w:color="auto"/>
               <w:left w:val="single" w:sz="24" w:space="0" w:color="auto"/>
@@ -240,7 +240,7 @@
         </w:tc>
         <w:tc>
           <w:tcPr>
-            <w:tcW w:w="2835" w:type="dxa"/>
+            <w:tcW w:w="2781" w:type="dxa"/>
             <w:gridSpan w:val="2"/>
             <w:tcBorders>
               <w:top w:val="single" w:sz="24" w:space="0" w:color="auto"/>
@@ -259,7 +259,7 @@
         </w:tc>
         <w:tc>
           <w:tcPr>
-            <w:tcW w:w="2813" w:type="dxa"/>
+            <w:tcW w:w="2911" w:type="dxa"/>
             <w:tcBorders>
               <w:top w:val="single" w:sz="24" w:space="0" w:color="auto"/>
             </w:tcBorders>
@@ -277,7 +277,7 @@
         </w:tc>
         <w:tc>
           <w:tcPr>
-            <w:tcW w:w="1581" w:type="dxa"/>
+            <w:tcW w:w="1562" w:type="dxa"/>
             <w:tcBorders>
               <w:top w:val="single" w:sz="24" w:space="0" w:color="auto"/>
             </w:tcBorders>
@@ -295,7 +295,7 @@
         </w:tc>
         <w:tc>
           <w:tcPr>
-            <w:tcW w:w="1559" w:type="dxa"/>
+            <w:tcW w:w="1540" w:type="dxa"/>
             <w:tcBorders>
               <w:top w:val="single" w:sz="24" w:space="0" w:color="auto"/>
               <w:right w:val="single" w:sz="24" w:space="0" w:color="auto"/>
@@ -316,7 +316,7 @@
       <w:tr>
         <w:tc>
           <w:tcPr>
-            <w:tcW w:w="1530" w:type="dxa"/>
+            <w:tcW w:w="1524" w:type="dxa"/>
             <w:tcBorders>
               <w:left w:val="single" w:sz="24" w:space="0" w:color="auto"/>
             </w:tcBorders>
@@ -330,7 +330,7 @@
         </w:tc>
         <w:tc>
           <w:tcPr>
-            <w:tcW w:w="2835" w:type="dxa"/>
+            <w:tcW w:w="2781" w:type="dxa"/>
             <w:gridSpan w:val="2"/>
             <w:vAlign w:val="center"/>
           </w:tcPr>
@@ -342,29 +342,29 @@
         </w:tc>
         <w:tc>
           <w:tcPr>
-            <w:tcW w:w="2813" w:type="dxa"/>
-            <w:vAlign w:val="center"/>
-          </w:tcPr>
-          <w:p>
-            <w:pPr>
-              <w:jc w:val="center"/>
-            </w:pPr>
-          </w:p>
-        </w:tc>
-        <w:tc>
-          <w:tcPr>
-            <w:tcW w:w="1581" w:type="dxa"/>
-            <w:vAlign w:val="center"/>
-          </w:tcPr>
-          <w:p>
-            <w:pPr>
-              <w:jc w:val="center"/>
-            </w:pPr>
-          </w:p>
-        </w:tc>
-        <w:tc>
-          <w:tcPr>
-            <w:tcW w:w="1559" w:type="dxa"/>
+            <w:tcW w:w="2911" w:type="dxa"/>
+            <w:vAlign w:val="center"/>
+          </w:tcPr>
+          <w:p>
+            <w:pPr>
+              <w:jc w:val="center"/>
+            </w:pPr>
+          </w:p>
+        </w:tc>
+        <w:tc>
+          <w:tcPr>
+            <w:tcW w:w="1562" w:type="dxa"/>
+            <w:vAlign w:val="center"/>
+          </w:tcPr>
+          <w:p>
+            <w:pPr>
+              <w:jc w:val="center"/>
+            </w:pPr>
+          </w:p>
+        </w:tc>
+        <w:tc>
+          <w:tcPr>
+            <w:tcW w:w="1540" w:type="dxa"/>
             <w:tcBorders>
               <w:right w:val="single" w:sz="24" w:space="0" w:color="auto"/>
             </w:tcBorders>
@@ -380,7 +380,7 @@
       <w:tr>
         <w:tc>
           <w:tcPr>
-            <w:tcW w:w="1530" w:type="dxa"/>
+            <w:tcW w:w="1524" w:type="dxa"/>
             <w:tcBorders>
               <w:left w:val="single" w:sz="24" w:space="0" w:color="auto"/>
             </w:tcBorders>
@@ -397,7 +397,7 @@
         </w:tc>
         <w:tc>
           <w:tcPr>
-            <w:tcW w:w="2835" w:type="dxa"/>
+            <w:tcW w:w="2781" w:type="dxa"/>
             <w:gridSpan w:val="2"/>
             <w:vAlign w:val="center"/>
           </w:tcPr>
@@ -418,7 +418,7 @@
         </w:tc>
         <w:tc>
           <w:tcPr>
-            <w:tcW w:w="2813" w:type="dxa"/>
+            <w:tcW w:w="2911" w:type="dxa"/>
             <w:vAlign w:val="center"/>
           </w:tcPr>
           <w:p>
@@ -448,19 +448,16 @@
               <w:t>;</w:t>
             </w:r>
             <w:r>
+              <w:t xml:space="preserve"> random_state = 0</w:t>
+            </w:r>
+            <w:r>
               <w:t xml:space="preserve"> </w:t>
             </w:r>
-            <w:r>
-              <w:t>random_state = 0</w:t>
-            </w:r>
-            <w:r>
-              <w:t xml:space="preserve"> </w:t>
-            </w:r>
-          </w:p>
-        </w:tc>
-        <w:tc>
-          <w:tcPr>
-            <w:tcW w:w="1581" w:type="dxa"/>
+          </w:p>
+        </w:tc>
+        <w:tc>
+          <w:tcPr>
+            <w:tcW w:w="1562" w:type="dxa"/>
             <w:vAlign w:val="center"/>
           </w:tcPr>
           <w:p>
@@ -477,7 +474,7 @@
         </w:tc>
         <w:tc>
           <w:tcPr>
-            <w:tcW w:w="1559" w:type="dxa"/>
+            <w:tcW w:w="1540" w:type="dxa"/>
             <w:tcBorders>
               <w:right w:val="single" w:sz="24" w:space="0" w:color="auto"/>
             </w:tcBorders>
@@ -499,7 +496,7 @@
       <w:tr>
         <w:tc>
           <w:tcPr>
-            <w:tcW w:w="1530" w:type="dxa"/>
+            <w:tcW w:w="1524" w:type="dxa"/>
             <w:tcBorders>
               <w:left w:val="single" w:sz="24" w:space="0" w:color="auto"/>
             </w:tcBorders>
@@ -522,7 +519,7 @@
         </w:tc>
         <w:tc>
           <w:tcPr>
-            <w:tcW w:w="2835" w:type="dxa"/>
+            <w:tcW w:w="2781" w:type="dxa"/>
             <w:gridSpan w:val="2"/>
             <w:vAlign w:val="center"/>
           </w:tcPr>
@@ -543,15 +540,134 @@
         </w:tc>
         <w:tc>
           <w:tcPr>
-            <w:tcW w:w="2813" w:type="dxa"/>
-            <w:vAlign w:val="center"/>
-          </w:tcPr>
-          <w:p>
-            <w:pPr>
-              <w:jc w:val="center"/>
-              <w:rPr>
-                <w:lang w:val="en-US"/>
-              </w:rPr>
+            <w:tcW w:w="2911" w:type="dxa"/>
+            <w:vAlign w:val="center"/>
+          </w:tcPr>
+          <w:p>
+            <w:pPr>
+              <w:jc w:val="center"/>
+              <w:rPr>
+                <w:lang w:val="en-US"/>
+              </w:rPr>
+            </w:pPr>
+            <w:r>
+              <w:t xml:space="preserve">Balanceamento; </w:t>
+            </w:r>
+            <w:r>
+              <w:br/>
+              <w:t xml:space="preserve">Variaveis Dummy </w:t>
+            </w:r>
+            <w:r>
+              <w:br/>
+            </w:r>
+            <w:r>
+              <w:t>[</w:t>
+            </w:r>
+            <w:r>
+              <w:t>'City', 'Gender', 'Education', 'EmploymentType'</w:t>
+            </w:r>
+            <w:r>
+              <w:t>]</w:t>
+            </w:r>
+            <w:r>
+              <w:t>;</w:t>
+            </w:r>
+            <w:r>
+              <w:t xml:space="preserve"> random_state = 0</w:t>
+            </w:r>
+          </w:p>
+        </w:tc>
+        <w:tc>
+          <w:tcPr>
+            <w:tcW w:w="1562" w:type="dxa"/>
+            <w:vAlign w:val="center"/>
+          </w:tcPr>
+          <w:p>
+            <w:pPr>
+              <w:jc w:val="center"/>
+              <w:rPr>
+                <w:lang w:val="en-US"/>
+              </w:rPr>
+            </w:pPr>
+            <w:r>
+              <w:t>0.644097</w:t>
+            </w:r>
+          </w:p>
+        </w:tc>
+        <w:tc>
+          <w:tcPr>
+            <w:tcW w:w="1540" w:type="dxa"/>
+            <w:tcBorders>
+              <w:right w:val="single" w:sz="24" w:space="0" w:color="auto"/>
+            </w:tcBorders>
+            <w:vAlign w:val="center"/>
+          </w:tcPr>
+          <w:p>
+            <w:pPr>
+              <w:jc w:val="center"/>
+              <w:rPr>
+                <w:lang w:val="en-US"/>
+              </w:rPr>
+            </w:pPr>
+            <w:r>
+              <w:t>[[172, 110], [95, 199]]</w:t>
+            </w:r>
+          </w:p>
+        </w:tc>
+      </w:tr>
+      <w:tr>
+        <w:tc>
+          <w:tcPr>
+            <w:tcW w:w="1524" w:type="dxa"/>
+            <w:tcBorders>
+              <w:left w:val="single" w:sz="24" w:space="0" w:color="auto"/>
+            </w:tcBorders>
+            <w:vAlign w:val="center"/>
+          </w:tcPr>
+          <w:p>
+            <w:pPr>
+              <w:jc w:val="center"/>
+              <w:rPr>
+                <w:lang w:val="en-US"/>
+              </w:rPr>
+            </w:pPr>
+            <w:r>
+              <w:rPr>
+                <w:lang w:val="en-US"/>
+              </w:rPr>
+              <w:t>KNN</w:t>
+            </w:r>
+          </w:p>
+        </w:tc>
+        <w:tc>
+          <w:tcPr>
+            <w:tcW w:w="2781" w:type="dxa"/>
+            <w:gridSpan w:val="2"/>
+            <w:vAlign w:val="center"/>
+          </w:tcPr>
+          <w:p>
+            <w:pPr>
+              <w:jc w:val="center"/>
+              <w:rPr>
+                <w:lang w:val="en-US"/>
+              </w:rPr>
+            </w:pPr>
+            <w:r>
+              <w:rPr>
+                <w:lang w:val="en-US"/>
+              </w:rPr>
+              <w:t>K = 15</w:t>
+            </w:r>
+          </w:p>
+        </w:tc>
+        <w:tc>
+          <w:tcPr>
+            <w:tcW w:w="2911" w:type="dxa"/>
+            <w:vAlign w:val="center"/>
+          </w:tcPr>
+          <w:p>
+            <w:pPr>
+              <w:jc w:val="center"/>
             </w:pPr>
             <w:r>
               <w:t xml:space="preserve">Balanceamento; </w:t>
@@ -561,9 +677,6 @@
               <w:t>Variaveis Dummy</w:t>
             </w:r>
             <w:r>
-              <w:t xml:space="preserve"> </w:t>
-            </w:r>
-            <w:r>
               <w:br/>
             </w:r>
             <w:r>
@@ -578,9 +691,14 @@
             <w:r>
               <w:t>;</w:t>
             </w:r>
-            <w:r>
-              <w:t xml:space="preserve"> </w:t>
-            </w:r>
+          </w:p>
+          <w:p>
+            <w:pPr>
+              <w:jc w:val="center"/>
+              <w:rPr>
+                <w:lang w:val="en-US"/>
+              </w:rPr>
+            </w:pPr>
             <w:r>
               <w:t>random_state = 0</w:t>
             </w:r>
@@ -588,24 +706,24 @@
         </w:tc>
         <w:tc>
           <w:tcPr>
-            <w:tcW w:w="1581" w:type="dxa"/>
-            <w:vAlign w:val="center"/>
-          </w:tcPr>
-          <w:p>
-            <w:pPr>
-              <w:jc w:val="center"/>
-              <w:rPr>
-                <w:lang w:val="en-US"/>
-              </w:rPr>
-            </w:pPr>
-            <w:r>
-              <w:t>0.644097</w:t>
-            </w:r>
-          </w:p>
-        </w:tc>
-        <w:tc>
-          <w:tcPr>
-            <w:tcW w:w="1559" w:type="dxa"/>
+            <w:tcW w:w="1562" w:type="dxa"/>
+            <w:vAlign w:val="center"/>
+          </w:tcPr>
+          <w:p>
+            <w:pPr>
+              <w:jc w:val="center"/>
+              <w:rPr>
+                <w:lang w:val="en-US"/>
+              </w:rPr>
+            </w:pPr>
+            <w:r>
+              <w:t>0.651042</w:t>
+            </w:r>
+          </w:p>
+        </w:tc>
+        <w:tc>
+          <w:tcPr>
+            <w:tcW w:w="1540" w:type="dxa"/>
             <w:tcBorders>
               <w:right w:val="single" w:sz="24" w:space="0" w:color="auto"/>
             </w:tcBorders>
@@ -619,7 +737,7 @@
               </w:rPr>
             </w:pPr>
             <w:r>
-              <w:t>[[172, 110], [95, 199]]</w:t>
+              <w:t>[[163, 119], [82, 212]]</w:t>
             </w:r>
           </w:p>
         </w:tc>
@@ -627,7 +745,7 @@
       <w:tr>
         <w:tc>
           <w:tcPr>
-            <w:tcW w:w="1530" w:type="dxa"/>
+            <w:tcW w:w="1524" w:type="dxa"/>
             <w:tcBorders>
               <w:left w:val="single" w:sz="24" w:space="0" w:color="auto"/>
             </w:tcBorders>
@@ -650,7 +768,7 @@
         </w:tc>
         <w:tc>
           <w:tcPr>
-            <w:tcW w:w="2835" w:type="dxa"/>
+            <w:tcW w:w="2781" w:type="dxa"/>
             <w:gridSpan w:val="2"/>
             <w:vAlign w:val="center"/>
           </w:tcPr>
@@ -665,19 +783,13 @@
               <w:rPr>
                 <w:lang w:val="en-US"/>
               </w:rPr>
-              <w:t xml:space="preserve">K = </w:t>
-            </w:r>
-            <w:r>
-              <w:rPr>
-                <w:lang w:val="en-US"/>
-              </w:rPr>
-              <w:t>15</w:t>
-            </w:r>
-          </w:p>
-        </w:tc>
-        <w:tc>
-          <w:tcPr>
-            <w:tcW w:w="2813" w:type="dxa"/>
+              <w:t>K = 16</w:t>
+            </w:r>
+          </w:p>
+        </w:tc>
+        <w:tc>
+          <w:tcPr>
+            <w:tcW w:w="2911" w:type="dxa"/>
             <w:vAlign w:val="center"/>
           </w:tcPr>
           <w:p>
@@ -721,24 +833,24 @@
         </w:tc>
         <w:tc>
           <w:tcPr>
-            <w:tcW w:w="1581" w:type="dxa"/>
-            <w:vAlign w:val="center"/>
-          </w:tcPr>
-          <w:p>
-            <w:pPr>
-              <w:jc w:val="center"/>
-              <w:rPr>
-                <w:lang w:val="en-US"/>
-              </w:rPr>
-            </w:pPr>
-            <w:r>
-              <w:t>0.651042</w:t>
-            </w:r>
-          </w:p>
-        </w:tc>
-        <w:tc>
-          <w:tcPr>
-            <w:tcW w:w="1559" w:type="dxa"/>
+            <w:tcW w:w="1562" w:type="dxa"/>
+            <w:vAlign w:val="center"/>
+          </w:tcPr>
+          <w:p>
+            <w:pPr>
+              <w:jc w:val="center"/>
+              <w:rPr>
+                <w:lang w:val="en-US"/>
+              </w:rPr>
+            </w:pPr>
+            <w:r>
+              <w:t>0.645833</w:t>
+            </w:r>
+          </w:p>
+        </w:tc>
+        <w:tc>
+          <w:tcPr>
+            <w:tcW w:w="1540" w:type="dxa"/>
             <w:tcBorders>
               <w:right w:val="single" w:sz="24" w:space="0" w:color="auto"/>
             </w:tcBorders>
@@ -752,7 +864,13 @@
               </w:rPr>
             </w:pPr>
             <w:r>
-              <w:t>[[163, 119], [82, 212]]</w:t>
+              <w:t xml:space="preserve">[[179, 103], </w:t>
+            </w:r>
+            <w:r>
+              <w:br/>
+            </w:r>
+            <w:r>
+              <w:t>[101, 193]]</w:t>
             </w:r>
           </w:p>
         </w:tc>
@@ -760,7 +878,7 @@
       <w:tr>
         <w:tc>
           <w:tcPr>
-            <w:tcW w:w="1530" w:type="dxa"/>
+            <w:tcW w:w="1524" w:type="dxa"/>
             <w:tcBorders>
               <w:left w:val="single" w:sz="24" w:space="0" w:color="auto"/>
             </w:tcBorders>
@@ -769,9 +887,6 @@
           <w:p>
             <w:pPr>
               <w:jc w:val="center"/>
-              <w:rPr>
-                <w:lang w:val="en-US"/>
-              </w:rPr>
             </w:pPr>
             <w:r>
               <w:rPr>
@@ -783,63 +898,57 @@
         </w:tc>
         <w:tc>
           <w:tcPr>
-            <w:tcW w:w="2835" w:type="dxa"/>
+            <w:tcW w:w="2781" w:type="dxa"/>
             <w:gridSpan w:val="2"/>
             <w:vAlign w:val="center"/>
           </w:tcPr>
           <w:p>
             <w:pPr>
               <w:jc w:val="center"/>
-              <w:rPr>
-                <w:lang w:val="en-US"/>
-              </w:rPr>
-            </w:pPr>
-            <w:r>
-              <w:rPr>
-                <w:lang w:val="en-US"/>
-              </w:rPr>
-              <w:t>K = 16</w:t>
-            </w:r>
-          </w:p>
-        </w:tc>
-        <w:tc>
-          <w:tcPr>
-            <w:tcW w:w="2813" w:type="dxa"/>
-            <w:vAlign w:val="center"/>
-          </w:tcPr>
-          <w:p>
-            <w:pPr>
-              <w:jc w:val="center"/>
-            </w:pPr>
-            <w:r>
-              <w:t xml:space="preserve">Balanceamento; </w:t>
-            </w:r>
-            <w:r>
-              <w:br/>
-              <w:t>Variaveis Dummy</w:t>
-            </w:r>
-            <w:r>
-              <w:br/>
-            </w:r>
-            <w:r>
-              <w:t>[</w:t>
-            </w:r>
-            <w:r>
-              <w:t>'City', 'Gender', 'Education', 'EmploymentType'</w:t>
-            </w:r>
-            <w:r>
-              <w:t>]</w:t>
-            </w:r>
-            <w:r>
-              <w:t>;</w:t>
-            </w:r>
-          </w:p>
-          <w:p>
-            <w:pPr>
-              <w:jc w:val="center"/>
-              <w:rPr>
-                <w:lang w:val="en-US"/>
-              </w:rPr>
+            </w:pPr>
+            <w:r>
+              <w:rPr>
+                <w:lang w:val="en-US"/>
+              </w:rPr>
+              <w:t>K = 15</w:t>
+            </w:r>
+          </w:p>
+        </w:tc>
+        <w:tc>
+          <w:tcPr>
+            <w:tcW w:w="2911" w:type="dxa"/>
+            <w:vAlign w:val="center"/>
+          </w:tcPr>
+          <w:p>
+            <w:pPr>
+              <w:jc w:val="center"/>
+            </w:pPr>
+            <w:r>
+              <w:rPr>
+                <w:lang w:val="en-US"/>
+              </w:rPr>
+              <w:t>Balanceamento;</w:t>
+            </w:r>
+          </w:p>
+          <w:p>
+            <w:pPr>
+              <w:jc w:val="center"/>
+            </w:pPr>
+            <w:r>
+              <w:t>Variaveis Dummy [‘City’, ‘Gender’];</w:t>
+            </w:r>
+          </w:p>
+          <w:p>
+            <w:pPr>
+              <w:jc w:val="center"/>
+            </w:pPr>
+            <w:r>
+              <w:t>Variaveis Ordinais [‘EmploymentType’, ‘Education’];</w:t>
+            </w:r>
+          </w:p>
+          <w:p>
+            <w:pPr>
+              <w:jc w:val="center"/>
             </w:pPr>
             <w:r>
               <w:t>random_state = 0</w:t>
@@ -848,24 +957,24 @@
         </w:tc>
         <w:tc>
           <w:tcPr>
-            <w:tcW w:w="1581" w:type="dxa"/>
-            <w:vAlign w:val="center"/>
-          </w:tcPr>
-          <w:p>
-            <w:pPr>
-              <w:jc w:val="center"/>
-              <w:rPr>
-                <w:lang w:val="en-US"/>
-              </w:rPr>
-            </w:pPr>
-            <w:r>
-              <w:t>0.645833</w:t>
-            </w:r>
-          </w:p>
-        </w:tc>
-        <w:tc>
-          <w:tcPr>
-            <w:tcW w:w="1559" w:type="dxa"/>
+            <w:tcW w:w="1562" w:type="dxa"/>
+            <w:vAlign w:val="center"/>
+          </w:tcPr>
+          <w:p>
+            <w:pPr>
+              <w:jc w:val="center"/>
+              <w:rPr>
+                <w:lang w:val="en-US"/>
+              </w:rPr>
+            </w:pPr>
+            <w:r>
+              <w:t>0.651042</w:t>
+            </w:r>
+          </w:p>
+        </w:tc>
+        <w:tc>
+          <w:tcPr>
+            <w:tcW w:w="1540" w:type="dxa"/>
             <w:tcBorders>
               <w:right w:val="single" w:sz="24" w:space="0" w:color="auto"/>
             </w:tcBorders>
@@ -874,20 +983,31 @@
           <w:p>
             <w:pPr>
               <w:jc w:val="center"/>
-              <w:rPr>
-                <w:lang w:val="en-US"/>
-              </w:rPr>
-            </w:pPr>
-            <w:r>
-              <w:t>[[179, 103], [101, 193]]</w:t>
+            </w:pPr>
+            <w:r>
+              <w:rPr>
+                <w:lang w:val="en-US"/>
+              </w:rPr>
+              <w:t>[[163 119]</w:t>
+            </w:r>
+          </w:p>
+          <w:p>
+            <w:pPr>
+              <w:jc w:val="center"/>
+            </w:pPr>
+            <w:r>
+              <w:t>[ 82 212]]</w:t>
             </w:r>
           </w:p>
         </w:tc>
       </w:tr>
       <w:tr>
-        <w:tc>
-          <w:tcPr>
-            <w:tcW w:w="1530" w:type="dxa"/>
+        <w:trPr>
+          <w:trHeight w:val="300"/>
+        </w:trPr>
+        <w:tc>
+          <w:tcPr>
+            <w:tcW w:w="1524" w:type="dxa"/>
             <w:tcBorders>
               <w:left w:val="single" w:sz="24" w:space="0" w:color="auto"/>
             </w:tcBorders>
@@ -896,70 +1016,105 @@
           <w:p>
             <w:pPr>
               <w:jc w:val="center"/>
-              <w:rPr>
-                <w:lang w:val="en-US"/>
-              </w:rPr>
-            </w:pPr>
-            <w:r>
-              <w:t>Naive Bayes</w:t>
-            </w:r>
-          </w:p>
-        </w:tc>
-        <w:tc>
-          <w:tcPr>
-            <w:tcW w:w="2835" w:type="dxa"/>
+            </w:pPr>
+            <w:r>
+              <w:t>KNN</w:t>
+            </w:r>
+          </w:p>
+        </w:tc>
+        <w:tc>
+          <w:tcPr>
+            <w:tcW w:w="2781" w:type="dxa"/>
             <w:gridSpan w:val="2"/>
             <w:vAlign w:val="center"/>
           </w:tcPr>
           <w:p>
             <w:pPr>
               <w:jc w:val="center"/>
-              <w:rPr>
-                <w:lang w:val="en-US"/>
-              </w:rPr>
-            </w:pPr>
-            <w:r>
-              <w:t>GaussianNB</w:t>
-            </w:r>
-          </w:p>
-        </w:tc>
-        <w:tc>
-          <w:tcPr>
-            <w:tcW w:w="2813" w:type="dxa"/>
-            <w:vAlign w:val="center"/>
-          </w:tcPr>
-          <w:p>
-            <w:pPr>
-              <w:jc w:val="center"/>
-              <w:rPr>
-                <w:lang w:val="en-US"/>
-              </w:rPr>
-            </w:pPr>
-            <w:r>
-              <w:t>Balanceamento; Variáveis Dummy ['City', 'Gender', 'Education', 'EmploymentType']; cols_categoria_ordinal = []; random_state = 0</w:t>
-            </w:r>
-          </w:p>
-        </w:tc>
-        <w:tc>
-          <w:tcPr>
-            <w:tcW w:w="1581" w:type="dxa"/>
-            <w:vAlign w:val="center"/>
-          </w:tcPr>
-          <w:p>
-            <w:pPr>
-              <w:jc w:val="center"/>
-              <w:rPr>
-                <w:lang w:val="en-US"/>
-              </w:rPr>
-            </w:pPr>
-            <w:r>
-              <w:t>0.873264</w:t>
-            </w:r>
-          </w:p>
-        </w:tc>
-        <w:tc>
-          <w:tcPr>
-            <w:tcW w:w="1559" w:type="dxa"/>
+            </w:pPr>
+            <w:r>
+              <w:t>K = 8</w:t>
+            </w:r>
+          </w:p>
+        </w:tc>
+        <w:tc>
+          <w:tcPr>
+            <w:tcW w:w="2911" w:type="dxa"/>
+            <w:vAlign w:val="center"/>
+          </w:tcPr>
+          <w:p>
+            <w:pPr>
+              <w:jc w:val="center"/>
+            </w:pPr>
+            <w:r>
+              <w:t>Balanceamento;</w:t>
+            </w:r>
+          </w:p>
+          <w:p>
+            <w:pPr>
+              <w:jc w:val="center"/>
+            </w:pPr>
+            <w:r>
+              <w:t>Padronização;</w:t>
+            </w:r>
+          </w:p>
+          <w:p>
+            <w:pPr>
+              <w:jc w:val="center"/>
+            </w:pPr>
+            <w:r>
+              <w:t>Variaveis Dummy [‘City’];</w:t>
+            </w:r>
+          </w:p>
+          <w:p>
+            <w:pPr>
+              <w:jc w:val="center"/>
+            </w:pPr>
+            <w:r>
+              <w:rPr>
+                <w:lang w:val="en-US"/>
+              </w:rPr>
+              <w:t>Variaveis Ordinais [‘Employment Type’, ‘Education’, ‘Gender’];</w:t>
+            </w:r>
+          </w:p>
+          <w:p>
+            <w:pPr>
+              <w:jc w:val="center"/>
+            </w:pPr>
+            <w:r>
+              <w:rPr>
+                <w:lang w:val="en-US"/>
+              </w:rPr>
+              <w:t>random_state = 0</w:t>
+            </w:r>
+          </w:p>
+        </w:tc>
+        <w:tc>
+          <w:tcPr>
+            <w:tcW w:w="1562" w:type="dxa"/>
+            <w:vAlign w:val="center"/>
+          </w:tcPr>
+          <w:p>
+            <w:pPr>
+              <w:spacing w:before="240" w:after="240"/>
+              <w:jc w:val="center"/>
+            </w:pPr>
+            <w:r>
+              <w:rPr>
+                <w:rFonts w:ascii="Calibri" w:eastAsia="Calibri" w:hAnsi="Calibri" w:cs="Calibri"/>
+              </w:rPr>
+              <w:t>0.847222</w:t>
+            </w:r>
+          </w:p>
+          <w:p>
+            <w:pPr>
+              <w:jc w:val="center"/>
+            </w:pPr>
+          </w:p>
+        </w:tc>
+        <w:tc>
+          <w:tcPr>
+            <w:tcW w:w="1540" w:type="dxa"/>
             <w:tcBorders>
               <w:right w:val="single" w:sz="24" w:space="0" w:color="auto"/>
             </w:tcBorders>
@@ -970,105 +1125,155 @@
               <w:jc w:val="center"/>
             </w:pPr>
             <w:r>
-              <w:t>[[228, 54],</w:t>
-            </w:r>
-          </w:p>
-          <w:p>
-            <w:pPr>
-              <w:jc w:val="center"/>
-              <w:rPr>
-                <w:lang w:val="en-US"/>
-              </w:rPr>
-            </w:pPr>
-            <w:r>
-              <w:t>[19, 275]]</w:t>
+              <w:t>[[224  58]</w:t>
+            </w:r>
+          </w:p>
+          <w:p>
+            <w:pPr>
+              <w:jc w:val="center"/>
+            </w:pPr>
+            <w:r>
+              <w:t>[ 30 264]]</w:t>
             </w:r>
           </w:p>
         </w:tc>
       </w:tr>
       <w:tr>
-        <w:tc>
-          <w:tcPr>
-            <w:tcW w:w="1530" w:type="dxa"/>
+        <w:trPr>
+          <w:trHeight w:val="300"/>
+        </w:trPr>
+        <w:tc>
+          <w:tcPr>
+            <w:tcW w:w="1524" w:type="dxa"/>
             <w:tcBorders>
               <w:left w:val="single" w:sz="24" w:space="0" w:color="auto"/>
             </w:tcBorders>
-            <w:vAlign w:val="center"/>
-          </w:tcPr>
-          <w:p>
-            <w:pPr>
-              <w:jc w:val="center"/>
-              <w:rPr>
-                <w:lang w:val="en-US"/>
-              </w:rPr>
-            </w:pPr>
-          </w:p>
-        </w:tc>
-        <w:tc>
-          <w:tcPr>
-            <w:tcW w:w="2835" w:type="dxa"/>
+            <w:shd w:val="clear" w:color="auto" w:fill="FFFF00"/>
+            <w:vAlign w:val="center"/>
+          </w:tcPr>
+          <w:p>
+            <w:pPr>
+              <w:jc w:val="center"/>
+            </w:pPr>
+            <w:r>
+              <w:t>KNN</w:t>
+            </w:r>
+          </w:p>
+        </w:tc>
+        <w:tc>
+          <w:tcPr>
+            <w:tcW w:w="2781" w:type="dxa"/>
             <w:gridSpan w:val="2"/>
-            <w:vAlign w:val="center"/>
-          </w:tcPr>
-          <w:p>
-            <w:pPr>
-              <w:jc w:val="center"/>
-              <w:rPr>
-                <w:lang w:val="en-US"/>
-              </w:rPr>
-            </w:pPr>
-          </w:p>
-        </w:tc>
-        <w:tc>
-          <w:tcPr>
-            <w:tcW w:w="2813" w:type="dxa"/>
-            <w:vAlign w:val="center"/>
-          </w:tcPr>
-          <w:p>
-            <w:pPr>
-              <w:jc w:val="center"/>
-              <w:rPr>
-                <w:lang w:val="en-US"/>
-              </w:rPr>
-            </w:pPr>
-          </w:p>
-        </w:tc>
-        <w:tc>
-          <w:tcPr>
-            <w:tcW w:w="1581" w:type="dxa"/>
-            <w:vAlign w:val="center"/>
-          </w:tcPr>
-          <w:p>
-            <w:pPr>
-              <w:jc w:val="center"/>
-              <w:rPr>
-                <w:lang w:val="en-US"/>
-              </w:rPr>
-            </w:pPr>
-          </w:p>
-        </w:tc>
-        <w:tc>
-          <w:tcPr>
-            <w:tcW w:w="1559" w:type="dxa"/>
+            <w:shd w:val="clear" w:color="auto" w:fill="FFFF00"/>
+            <w:vAlign w:val="center"/>
+          </w:tcPr>
+          <w:p>
+            <w:pPr>
+              <w:jc w:val="center"/>
+            </w:pPr>
+            <w:r>
+              <w:t>K = 10</w:t>
+            </w:r>
+          </w:p>
+        </w:tc>
+        <w:tc>
+          <w:tcPr>
+            <w:tcW w:w="2911" w:type="dxa"/>
+            <w:shd w:val="clear" w:color="auto" w:fill="FFFF00"/>
+            <w:vAlign w:val="center"/>
+          </w:tcPr>
+          <w:p>
+            <w:pPr>
+              <w:jc w:val="center"/>
+            </w:pPr>
+            <w:r>
+              <w:t>Balanceamento;</w:t>
+            </w:r>
+          </w:p>
+          <w:p>
+            <w:pPr>
+              <w:jc w:val="center"/>
+            </w:pPr>
+            <w:r>
+              <w:t>Padronização;</w:t>
+            </w:r>
+          </w:p>
+          <w:p>
+            <w:pPr>
+              <w:jc w:val="center"/>
+            </w:pPr>
+            <w:r>
+              <w:rPr>
+                <w:lang w:val="en-US"/>
+              </w:rPr>
+              <w:t>Variaveis Ordinais [‘Employment Type’, ‘Education’, ‘Gender’, ‘City’];</w:t>
+            </w:r>
+          </w:p>
+          <w:p>
+            <w:pPr>
+              <w:jc w:val="center"/>
+            </w:pPr>
+            <w:r>
+              <w:rPr>
+                <w:lang w:val="en-US"/>
+              </w:rPr>
+              <w:t>random_state = 0</w:t>
+            </w:r>
+          </w:p>
+        </w:tc>
+        <w:tc>
+          <w:tcPr>
+            <w:tcW w:w="1562" w:type="dxa"/>
+            <w:shd w:val="clear" w:color="auto" w:fill="FFFF00"/>
+            <w:vAlign w:val="center"/>
+          </w:tcPr>
+          <w:p>
+            <w:pPr>
+              <w:spacing w:before="240" w:after="240"/>
+              <w:jc w:val="center"/>
+            </w:pPr>
+            <w:r>
+              <w:rPr>
+                <w:rFonts w:ascii="Calibri" w:eastAsia="Calibri" w:hAnsi="Calibri" w:cs="Calibri"/>
+              </w:rPr>
+              <w:t>0.866319</w:t>
+            </w:r>
+          </w:p>
+        </w:tc>
+        <w:tc>
+          <w:tcPr>
+            <w:tcW w:w="1540" w:type="dxa"/>
             <w:tcBorders>
               <w:right w:val="single" w:sz="24" w:space="0" w:color="auto"/>
             </w:tcBorders>
-            <w:vAlign w:val="center"/>
-          </w:tcPr>
-          <w:p>
-            <w:pPr>
-              <w:jc w:val="center"/>
-              <w:rPr>
-                <w:lang w:val="en-US"/>
-              </w:rPr>
-            </w:pPr>
+            <w:shd w:val="clear" w:color="auto" w:fill="FFFF00"/>
+            <w:vAlign w:val="center"/>
+          </w:tcPr>
+          <w:p>
+            <w:pPr>
+              <w:jc w:val="center"/>
+            </w:pPr>
+            <w:r>
+              <w:t>[[231  51]</w:t>
+            </w:r>
+          </w:p>
+          <w:p>
+            <w:pPr>
+              <w:jc w:val="center"/>
+            </w:pPr>
+            <w:r>
+              <w:t>[ 26 268]]</w:t>
+            </w:r>
           </w:p>
         </w:tc>
       </w:tr>
       <w:tr>
-        <w:tc>
-          <w:tcPr>
-            <w:tcW w:w="1530" w:type="dxa"/>
+        <w:trPr>
+          <w:trHeight w:val="300"/>
+        </w:trPr>
+        <w:tc>
+          <w:tcPr>
+            <w:tcW w:w="1524" w:type="dxa"/>
             <w:tcBorders>
               <w:left w:val="single" w:sz="24" w:space="0" w:color="auto"/>
             </w:tcBorders>
@@ -1077,58 +1282,92 @@
           <w:p>
             <w:pPr>
               <w:jc w:val="center"/>
-              <w:rPr>
-                <w:lang w:val="en-US"/>
-              </w:rPr>
-            </w:pPr>
-          </w:p>
-        </w:tc>
-        <w:tc>
-          <w:tcPr>
-            <w:tcW w:w="2835" w:type="dxa"/>
+            </w:pPr>
+            <w:r>
+              <w:t>KNN</w:t>
+            </w:r>
+          </w:p>
+        </w:tc>
+        <w:tc>
+          <w:tcPr>
+            <w:tcW w:w="2781" w:type="dxa"/>
             <w:gridSpan w:val="2"/>
             <w:vAlign w:val="center"/>
           </w:tcPr>
           <w:p>
             <w:pPr>
               <w:jc w:val="center"/>
-              <w:rPr>
-                <w:lang w:val="en-US"/>
-              </w:rPr>
-            </w:pPr>
-          </w:p>
-        </w:tc>
-        <w:tc>
-          <w:tcPr>
-            <w:tcW w:w="2813" w:type="dxa"/>
-            <w:vAlign w:val="center"/>
-          </w:tcPr>
-          <w:p>
-            <w:pPr>
-              <w:jc w:val="center"/>
-              <w:rPr>
-                <w:lang w:val="en-US"/>
-              </w:rPr>
-            </w:pPr>
-          </w:p>
-        </w:tc>
-        <w:tc>
-          <w:tcPr>
-            <w:tcW w:w="1581" w:type="dxa"/>
-            <w:vAlign w:val="center"/>
-          </w:tcPr>
-          <w:p>
-            <w:pPr>
-              <w:jc w:val="center"/>
-              <w:rPr>
-                <w:lang w:val="en-US"/>
-              </w:rPr>
-            </w:pPr>
-          </w:p>
-        </w:tc>
-        <w:tc>
-          <w:tcPr>
-            <w:tcW w:w="1559" w:type="dxa"/>
+            </w:pPr>
+            <w:r>
+              <w:t>K = 28</w:t>
+            </w:r>
+          </w:p>
+        </w:tc>
+        <w:tc>
+          <w:tcPr>
+            <w:tcW w:w="2911" w:type="dxa"/>
+            <w:vAlign w:val="center"/>
+          </w:tcPr>
+          <w:p>
+            <w:pPr>
+              <w:jc w:val="center"/>
+            </w:pPr>
+            <w:r>
+              <w:t>Balanceamento;</w:t>
+            </w:r>
+          </w:p>
+          <w:p>
+            <w:pPr>
+              <w:jc w:val="center"/>
+            </w:pPr>
+            <w:r>
+              <w:t>Padronização;</w:t>
+            </w:r>
+          </w:p>
+          <w:p>
+            <w:pPr>
+              <w:jc w:val="center"/>
+            </w:pPr>
+            <w:r>
+              <w:rPr>
+                <w:lang w:val="en-US"/>
+              </w:rPr>
+              <w:t>Variaveis Dummy[‘Employment Type’, ‘Education’, ‘Gender’, ‘City’];</w:t>
+            </w:r>
+          </w:p>
+          <w:p>
+            <w:pPr>
+              <w:jc w:val="center"/>
+            </w:pPr>
+            <w:r>
+              <w:rPr>
+                <w:lang w:val="en-US"/>
+              </w:rPr>
+              <w:t>random_state = 0</w:t>
+            </w:r>
+          </w:p>
+        </w:tc>
+        <w:tc>
+          <w:tcPr>
+            <w:tcW w:w="1562" w:type="dxa"/>
+            <w:vAlign w:val="center"/>
+          </w:tcPr>
+          <w:p>
+            <w:pPr>
+              <w:spacing w:before="240" w:after="240"/>
+              <w:jc w:val="center"/>
+            </w:pPr>
+            <w:r>
+              <w:rPr>
+                <w:rFonts w:ascii="Calibri" w:eastAsia="Calibri" w:hAnsi="Calibri" w:cs="Calibri"/>
+              </w:rPr>
+              <w:t>0.814236</w:t>
+            </w:r>
+          </w:p>
+        </w:tc>
+        <w:tc>
+          <w:tcPr>
+            <w:tcW w:w="1540" w:type="dxa"/>
             <w:tcBorders>
               <w:right w:val="single" w:sz="24" w:space="0" w:color="auto"/>
             </w:tcBorders>
@@ -1137,17 +1376,25 @@
           <w:p>
             <w:pPr>
               <w:jc w:val="center"/>
-              <w:rPr>
-                <w:lang w:val="en-US"/>
-              </w:rPr>
-            </w:pPr>
+            </w:pPr>
+            <w:r>
+              <w:t>[[193  89]</w:t>
+            </w:r>
+          </w:p>
+          <w:p>
+            <w:pPr>
+              <w:jc w:val="center"/>
+            </w:pPr>
+            <w:r>
+              <w:t>[ 18 276]]</w:t>
+            </w:r>
           </w:p>
         </w:tc>
       </w:tr>
       <w:tr>
         <w:tc>
           <w:tcPr>
-            <w:tcW w:w="1530" w:type="dxa"/>
+            <w:tcW w:w="1524" w:type="dxa"/>
             <w:tcBorders>
               <w:left w:val="single" w:sz="24" w:space="0" w:color="auto"/>
             </w:tcBorders>
@@ -1160,11 +1407,14 @@
                 <w:lang w:val="en-US"/>
               </w:rPr>
             </w:pPr>
-          </w:p>
-        </w:tc>
-        <w:tc>
-          <w:tcPr>
-            <w:tcW w:w="2835" w:type="dxa"/>
+            <w:r>
+              <w:t>Naive Bayes</w:t>
+            </w:r>
+          </w:p>
+        </w:tc>
+        <w:tc>
+          <w:tcPr>
+            <w:tcW w:w="2781" w:type="dxa"/>
             <w:gridSpan w:val="2"/>
             <w:vAlign w:val="center"/>
           </w:tcPr>
@@ -1175,39 +1425,48 @@
                 <w:lang w:val="en-US"/>
               </w:rPr>
             </w:pPr>
-          </w:p>
-        </w:tc>
-        <w:tc>
-          <w:tcPr>
-            <w:tcW w:w="2813" w:type="dxa"/>
-            <w:vAlign w:val="center"/>
-          </w:tcPr>
-          <w:p>
-            <w:pPr>
-              <w:jc w:val="center"/>
-              <w:rPr>
-                <w:lang w:val="en-US"/>
-              </w:rPr>
-            </w:pPr>
-          </w:p>
-        </w:tc>
-        <w:tc>
-          <w:tcPr>
-            <w:tcW w:w="1581" w:type="dxa"/>
-            <w:vAlign w:val="center"/>
-          </w:tcPr>
-          <w:p>
-            <w:pPr>
-              <w:jc w:val="center"/>
-              <w:rPr>
-                <w:lang w:val="en-US"/>
-              </w:rPr>
-            </w:pPr>
-          </w:p>
-        </w:tc>
-        <w:tc>
-          <w:tcPr>
-            <w:tcW w:w="1559" w:type="dxa"/>
+            <w:r>
+              <w:t>GaussianNB</w:t>
+            </w:r>
+          </w:p>
+        </w:tc>
+        <w:tc>
+          <w:tcPr>
+            <w:tcW w:w="2911" w:type="dxa"/>
+            <w:vAlign w:val="center"/>
+          </w:tcPr>
+          <w:p>
+            <w:pPr>
+              <w:jc w:val="center"/>
+              <w:rPr>
+                <w:lang w:val="en-US"/>
+              </w:rPr>
+            </w:pPr>
+            <w:r>
+              <w:t>Balanceamento; Variáveis Dummy ['City', 'Gender', 'Education', 'EmploymentType']; cols_categoria_ordinal = []; random_state = 0</w:t>
+            </w:r>
+          </w:p>
+        </w:tc>
+        <w:tc>
+          <w:tcPr>
+            <w:tcW w:w="1562" w:type="dxa"/>
+            <w:vAlign w:val="center"/>
+          </w:tcPr>
+          <w:p>
+            <w:pPr>
+              <w:jc w:val="center"/>
+              <w:rPr>
+                <w:lang w:val="en-US"/>
+              </w:rPr>
+            </w:pPr>
+            <w:r>
+              <w:t>0.873264</w:t>
+            </w:r>
+          </w:p>
+        </w:tc>
+        <w:tc>
+          <w:tcPr>
+            <w:tcW w:w="1540" w:type="dxa"/>
             <w:tcBorders>
               <w:right w:val="single" w:sz="24" w:space="0" w:color="auto"/>
             </w:tcBorders>
@@ -1216,17 +1475,28 @@
           <w:p>
             <w:pPr>
               <w:jc w:val="center"/>
-              <w:rPr>
-                <w:lang w:val="en-US"/>
-              </w:rPr>
-            </w:pPr>
+            </w:pPr>
+            <w:r>
+              <w:t>[[228, 54],</w:t>
+            </w:r>
+          </w:p>
+          <w:p>
+            <w:pPr>
+              <w:jc w:val="center"/>
+              <w:rPr>
+                <w:lang w:val="en-US"/>
+              </w:rPr>
+            </w:pPr>
+            <w:r>
+              <w:t>[19, 275]]</w:t>
+            </w:r>
           </w:p>
         </w:tc>
       </w:tr>
       <w:tr>
         <w:tc>
           <w:tcPr>
-            <w:tcW w:w="1530" w:type="dxa"/>
+            <w:tcW w:w="1524" w:type="dxa"/>
             <w:tcBorders>
               <w:left w:val="single" w:sz="24" w:space="0" w:color="auto"/>
             </w:tcBorders>
@@ -1235,58 +1505,90 @@
           <w:p>
             <w:pPr>
               <w:jc w:val="center"/>
-              <w:rPr>
-                <w:lang w:val="en-US"/>
-              </w:rPr>
-            </w:pPr>
-          </w:p>
-        </w:tc>
-        <w:tc>
-          <w:tcPr>
-            <w:tcW w:w="2835" w:type="dxa"/>
+            </w:pPr>
+            <w:r>
+              <w:t>Naive Bayes</w:t>
+            </w:r>
+          </w:p>
+        </w:tc>
+        <w:tc>
+          <w:tcPr>
+            <w:tcW w:w="2781" w:type="dxa"/>
             <w:gridSpan w:val="2"/>
             <w:vAlign w:val="center"/>
           </w:tcPr>
           <w:p>
             <w:pPr>
               <w:jc w:val="center"/>
-              <w:rPr>
-                <w:lang w:val="en-US"/>
-              </w:rPr>
-            </w:pPr>
-          </w:p>
-        </w:tc>
-        <w:tc>
-          <w:tcPr>
-            <w:tcW w:w="2813" w:type="dxa"/>
-            <w:vAlign w:val="center"/>
-          </w:tcPr>
-          <w:p>
-            <w:pPr>
-              <w:jc w:val="center"/>
-              <w:rPr>
-                <w:lang w:val="en-US"/>
-              </w:rPr>
-            </w:pPr>
-          </w:p>
-        </w:tc>
-        <w:tc>
-          <w:tcPr>
-            <w:tcW w:w="1581" w:type="dxa"/>
-            <w:vAlign w:val="center"/>
-          </w:tcPr>
-          <w:p>
-            <w:pPr>
-              <w:jc w:val="center"/>
-              <w:rPr>
-                <w:lang w:val="en-US"/>
-              </w:rPr>
-            </w:pPr>
-          </w:p>
-        </w:tc>
-        <w:tc>
-          <w:tcPr>
-            <w:tcW w:w="1559" w:type="dxa"/>
+            </w:pPr>
+            <w:r>
+              <w:t>GaussianNB</w:t>
+            </w:r>
+          </w:p>
+        </w:tc>
+        <w:tc>
+          <w:tcPr>
+            <w:tcW w:w="2911" w:type="dxa"/>
+            <w:vAlign w:val="center"/>
+          </w:tcPr>
+          <w:p>
+            <w:pPr>
+              <w:jc w:val="center"/>
+            </w:pPr>
+            <w:r>
+              <w:rPr>
+                <w:lang w:val="en-US"/>
+              </w:rPr>
+              <w:t>Balanceamento;</w:t>
+            </w:r>
+          </w:p>
+          <w:p>
+            <w:pPr>
+              <w:jc w:val="center"/>
+            </w:pPr>
+            <w:r>
+              <w:t>Remover colunas[“City”, “Gender”, “Education”];</w:t>
+            </w:r>
+          </w:p>
+          <w:p>
+            <w:pPr>
+              <w:jc w:val="center"/>
+            </w:pPr>
+            <w:r>
+              <w:t>Variaveis Dummy [“EmploymentType”];</w:t>
+            </w:r>
+          </w:p>
+          <w:p>
+            <w:pPr>
+              <w:jc w:val="center"/>
+            </w:pPr>
+            <w:r>
+              <w:t>random_state=0</w:t>
+            </w:r>
+          </w:p>
+        </w:tc>
+        <w:tc>
+          <w:tcPr>
+            <w:tcW w:w="1562" w:type="dxa"/>
+            <w:vAlign w:val="center"/>
+          </w:tcPr>
+          <w:p>
+            <w:pPr>
+              <w:spacing w:before="240" w:after="240"/>
+              <w:jc w:val="center"/>
+            </w:pPr>
+            <w:r>
+              <w:rPr>
+                <w:rFonts w:ascii="Calibri" w:eastAsia="Calibri" w:hAnsi="Calibri" w:cs="Calibri"/>
+                <w:lang w:val="en-US"/>
+              </w:rPr>
+              <w:t>0.876736</w:t>
+            </w:r>
+          </w:p>
+        </w:tc>
+        <w:tc>
+          <w:tcPr>
+            <w:tcW w:w="1540" w:type="dxa"/>
             <w:tcBorders>
               <w:right w:val="single" w:sz="24" w:space="0" w:color="auto"/>
             </w:tcBorders>
@@ -1295,17 +1597,25 @@
           <w:p>
             <w:pPr>
               <w:jc w:val="center"/>
-              <w:rPr>
-                <w:lang w:val="en-US"/>
-              </w:rPr>
-            </w:pPr>
+            </w:pPr>
+            <w:r>
+              <w:t>[[230  52]</w:t>
+            </w:r>
+          </w:p>
+          <w:p>
+            <w:pPr>
+              <w:jc w:val="center"/>
+            </w:pPr>
+            <w:r>
+              <w:t>[ 19 275]]</w:t>
+            </w:r>
           </w:p>
         </w:tc>
       </w:tr>
       <w:tr>
         <w:tc>
           <w:tcPr>
-            <w:tcW w:w="1530" w:type="dxa"/>
+            <w:tcW w:w="1524" w:type="dxa"/>
             <w:tcBorders>
               <w:left w:val="single" w:sz="24" w:space="0" w:color="auto"/>
             </w:tcBorders>
@@ -1314,58 +1624,104 @@
           <w:p>
             <w:pPr>
               <w:jc w:val="center"/>
-              <w:rPr>
-                <w:lang w:val="en-US"/>
-              </w:rPr>
-            </w:pPr>
-          </w:p>
-        </w:tc>
-        <w:tc>
-          <w:tcPr>
-            <w:tcW w:w="2835" w:type="dxa"/>
+            </w:pPr>
+            <w:r>
+              <w:t>Naive Bayes</w:t>
+            </w:r>
+          </w:p>
+        </w:tc>
+        <w:tc>
+          <w:tcPr>
+            <w:tcW w:w="2781" w:type="dxa"/>
             <w:gridSpan w:val="2"/>
             <w:vAlign w:val="center"/>
           </w:tcPr>
           <w:p>
             <w:pPr>
               <w:jc w:val="center"/>
-              <w:rPr>
-                <w:lang w:val="en-US"/>
-              </w:rPr>
-            </w:pPr>
-          </w:p>
-        </w:tc>
-        <w:tc>
-          <w:tcPr>
-            <w:tcW w:w="2813" w:type="dxa"/>
-            <w:vAlign w:val="center"/>
-          </w:tcPr>
-          <w:p>
-            <w:pPr>
-              <w:jc w:val="center"/>
-              <w:rPr>
-                <w:lang w:val="en-US"/>
-              </w:rPr>
-            </w:pPr>
-          </w:p>
-        </w:tc>
-        <w:tc>
-          <w:tcPr>
-            <w:tcW w:w="1581" w:type="dxa"/>
-            <w:vAlign w:val="center"/>
-          </w:tcPr>
-          <w:p>
-            <w:pPr>
-              <w:jc w:val="center"/>
-              <w:rPr>
-                <w:lang w:val="en-US"/>
-              </w:rPr>
-            </w:pPr>
-          </w:p>
-        </w:tc>
-        <w:tc>
-          <w:tcPr>
-            <w:tcW w:w="1559" w:type="dxa"/>
+            </w:pPr>
+            <w:r>
+              <w:t>GaussianNB</w:t>
+            </w:r>
+          </w:p>
+        </w:tc>
+        <w:tc>
+          <w:tcPr>
+            <w:tcW w:w="2911" w:type="dxa"/>
+            <w:vAlign w:val="center"/>
+          </w:tcPr>
+          <w:p>
+            <w:pPr>
+              <w:jc w:val="center"/>
+            </w:pPr>
+            <w:r>
+              <w:rPr>
+                <w:lang w:val="en-US"/>
+              </w:rPr>
+              <w:t>Balanceamento;</w:t>
+            </w:r>
+          </w:p>
+          <w:p>
+            <w:pPr>
+              <w:jc w:val="center"/>
+            </w:pPr>
+            <w:r>
+              <w:t>Remover colunas ["Education", "YearsExperience"];</w:t>
+            </w:r>
+          </w:p>
+          <w:p>
+            <w:pPr>
+              <w:jc w:val="center"/>
+            </w:pPr>
+            <w:r>
+              <w:t>Variaveis Dummy ["EmploymentType"];</w:t>
+            </w:r>
+          </w:p>
+          <w:p>
+            <w:pPr>
+              <w:jc w:val="center"/>
+            </w:pPr>
+            <w:r>
+              <w:t>Variaveis Ordinais [“Gender”, “City”];</w:t>
+            </w:r>
+          </w:p>
+          <w:p>
+            <w:pPr>
+              <w:jc w:val="center"/>
+            </w:pPr>
+            <w:r>
+              <w:t>random_state=0</w:t>
+            </w:r>
+          </w:p>
+        </w:tc>
+        <w:tc>
+          <w:tcPr>
+            <w:tcW w:w="1562" w:type="dxa"/>
+            <w:vAlign w:val="center"/>
+          </w:tcPr>
+          <w:p>
+            <w:pPr>
+              <w:jc w:val="center"/>
+              <w:rPr>
+                <w:rFonts w:ascii="Calibri" w:eastAsia="Calibri" w:hAnsi="Calibri" w:cs="Calibri"/>
+                <w:lang w:val="en-US"/>
+              </w:rPr>
+            </w:pPr>
+            <w:r>
+              <w:rPr>
+                <w:rFonts w:ascii="JetBrains Mono" w:eastAsia="JetBrains Mono" w:hAnsi="JetBrains Mono" w:cs="JetBrains Mono"/>
+                <w:color w:val="333333"/>
+                <w:sz w:val="21"/>
+                <w:szCs w:val="21"/>
+                <w:lang w:val="en-US"/>
+              </w:rPr>
+              <w:t>0.878472</w:t>
+            </w:r>
+          </w:p>
+        </w:tc>
+        <w:tc>
+          <w:tcPr>
+            <w:tcW w:w="1540" w:type="dxa"/>
             <w:tcBorders>
               <w:right w:val="single" w:sz="24" w:space="0" w:color="auto"/>
             </w:tcBorders>
@@ -1374,96 +1730,163 @@
           <w:p>
             <w:pPr>
               <w:jc w:val="center"/>
-              <w:rPr>
-                <w:lang w:val="en-US"/>
-              </w:rPr>
-            </w:pPr>
+            </w:pPr>
+            <w:r>
+              <w:t>[[231  51]</w:t>
+            </w:r>
+          </w:p>
+          <w:p>
+            <w:pPr>
+              <w:jc w:val="center"/>
+            </w:pPr>
+            <w:r>
+              <w:t>[ 19 275]]</w:t>
+            </w:r>
           </w:p>
         </w:tc>
       </w:tr>
       <w:tr>
         <w:tc>
           <w:tcPr>
-            <w:tcW w:w="1530" w:type="dxa"/>
+            <w:tcW w:w="1524" w:type="dxa"/>
             <w:tcBorders>
               <w:left w:val="single" w:sz="24" w:space="0" w:color="auto"/>
             </w:tcBorders>
-            <w:vAlign w:val="center"/>
-          </w:tcPr>
-          <w:p>
-            <w:pPr>
-              <w:jc w:val="center"/>
-              <w:rPr>
-                <w:lang w:val="en-US"/>
-              </w:rPr>
-            </w:pPr>
-          </w:p>
-        </w:tc>
-        <w:tc>
-          <w:tcPr>
-            <w:tcW w:w="2835" w:type="dxa"/>
+            <w:shd w:val="clear" w:color="auto" w:fill="FFFF00"/>
+            <w:vAlign w:val="center"/>
+          </w:tcPr>
+          <w:p>
+            <w:pPr>
+              <w:jc w:val="center"/>
+            </w:pPr>
+            <w:r>
+              <w:t>Naive Bayes</w:t>
+            </w:r>
+          </w:p>
+        </w:tc>
+        <w:tc>
+          <w:tcPr>
+            <w:tcW w:w="2781" w:type="dxa"/>
             <w:gridSpan w:val="2"/>
-            <w:vAlign w:val="center"/>
-          </w:tcPr>
-          <w:p>
-            <w:pPr>
-              <w:jc w:val="center"/>
-              <w:rPr>
-                <w:lang w:val="en-US"/>
-              </w:rPr>
-            </w:pPr>
-          </w:p>
-        </w:tc>
-        <w:tc>
-          <w:tcPr>
-            <w:tcW w:w="2813" w:type="dxa"/>
-            <w:vAlign w:val="center"/>
-          </w:tcPr>
-          <w:p>
-            <w:pPr>
-              <w:jc w:val="center"/>
-              <w:rPr>
-                <w:lang w:val="en-US"/>
-              </w:rPr>
-            </w:pPr>
-          </w:p>
-        </w:tc>
-        <w:tc>
-          <w:tcPr>
-            <w:tcW w:w="1581" w:type="dxa"/>
-            <w:vAlign w:val="center"/>
-          </w:tcPr>
-          <w:p>
-            <w:pPr>
-              <w:jc w:val="center"/>
-              <w:rPr>
-                <w:lang w:val="en-US"/>
-              </w:rPr>
-            </w:pPr>
-          </w:p>
-        </w:tc>
-        <w:tc>
-          <w:tcPr>
-            <w:tcW w:w="1559" w:type="dxa"/>
+            <w:shd w:val="clear" w:color="auto" w:fill="FFFF00"/>
+            <w:vAlign w:val="center"/>
+          </w:tcPr>
+          <w:p>
+            <w:pPr>
+              <w:jc w:val="center"/>
+            </w:pPr>
+            <w:r>
+              <w:t>GaussianNB</w:t>
+            </w:r>
+          </w:p>
+        </w:tc>
+        <w:tc>
+          <w:tcPr>
+            <w:tcW w:w="2911" w:type="dxa"/>
+            <w:shd w:val="clear" w:color="auto" w:fill="FFFF00"/>
+            <w:vAlign w:val="center"/>
+          </w:tcPr>
+          <w:p>
+            <w:pPr>
+              <w:jc w:val="center"/>
+            </w:pPr>
+            <w:r>
+              <w:rPr>
+                <w:lang w:val="en-US"/>
+              </w:rPr>
+              <w:t>Balanceamento;</w:t>
+            </w:r>
+          </w:p>
+          <w:p>
+            <w:pPr>
+              <w:jc w:val="center"/>
+            </w:pPr>
+            <w:r>
+              <w:t>Remover colunas ["Education", "YearsExperience", "Gender", "City"];</w:t>
+            </w:r>
+          </w:p>
+          <w:p>
+            <w:pPr>
+              <w:jc w:val="center"/>
+            </w:pPr>
+            <w:r>
+              <w:t>Variaveis Dummy ["EmploymentType"];</w:t>
+            </w:r>
+          </w:p>
+          <w:p>
+            <w:pPr>
+              <w:jc w:val="center"/>
+            </w:pPr>
+            <w:r>
+              <w:t>random_state=0</w:t>
+            </w:r>
+          </w:p>
+          <w:p>
+            <w:pPr>
+              <w:jc w:val="center"/>
+              <w:rPr>
+                <w:lang w:val="en-US"/>
+              </w:rPr>
+            </w:pPr>
+          </w:p>
+        </w:tc>
+        <w:tc>
+          <w:tcPr>
+            <w:tcW w:w="1562" w:type="dxa"/>
+            <w:shd w:val="clear" w:color="auto" w:fill="FFFF00"/>
+            <w:vAlign w:val="center"/>
+          </w:tcPr>
+          <w:p>
+            <w:pPr>
+              <w:jc w:val="center"/>
+              <w:rPr>
+                <w:rFonts w:ascii="Calibri" w:eastAsia="Calibri" w:hAnsi="Calibri" w:cs="Calibri"/>
+                <w:lang w:val="en-US"/>
+              </w:rPr>
+            </w:pPr>
+            <w:r>
+              <w:rPr>
+                <w:rFonts w:ascii="JetBrains Mono" w:eastAsia="JetBrains Mono" w:hAnsi="JetBrains Mono" w:cs="JetBrains Mono"/>
+                <w:color w:val="333333"/>
+                <w:sz w:val="21"/>
+                <w:szCs w:val="21"/>
+                <w:lang w:val="en-US"/>
+              </w:rPr>
+              <w:t>0.878472</w:t>
+            </w:r>
+          </w:p>
+        </w:tc>
+        <w:tc>
+          <w:tcPr>
+            <w:tcW w:w="1540" w:type="dxa"/>
             <w:tcBorders>
               <w:right w:val="single" w:sz="24" w:space="0" w:color="auto"/>
             </w:tcBorders>
-            <w:vAlign w:val="center"/>
-          </w:tcPr>
-          <w:p>
-            <w:pPr>
-              <w:jc w:val="center"/>
-              <w:rPr>
-                <w:lang w:val="en-US"/>
-              </w:rPr>
-            </w:pPr>
+            <w:shd w:val="clear" w:color="auto" w:fill="FFFF00"/>
+            <w:vAlign w:val="center"/>
+          </w:tcPr>
+          <w:p>
+            <w:pPr>
+              <w:jc w:val="center"/>
+            </w:pPr>
+            <w:r>
+              <w:t>[[231  51]</w:t>
+            </w:r>
+          </w:p>
+          <w:p>
+            <w:pPr>
+              <w:jc w:val="center"/>
+            </w:pPr>
+            <w:r>
+              <w:t>[ 19 275]]</w:t>
+            </w:r>
           </w:p>
         </w:tc>
       </w:tr>
       <w:tr>
         <w:tc>
           <w:tcPr>
-            <w:tcW w:w="1530" w:type="dxa"/>
+            <w:tcW w:w="1524" w:type="dxa"/>
             <w:tcBorders>
               <w:left w:val="single" w:sz="24" w:space="0" w:color="auto"/>
             </w:tcBorders>
@@ -1472,58 +1895,127 @@
           <w:p>
             <w:pPr>
               <w:jc w:val="center"/>
-              <w:rPr>
-                <w:lang w:val="en-US"/>
-              </w:rPr>
-            </w:pPr>
-          </w:p>
-        </w:tc>
-        <w:tc>
-          <w:tcPr>
-            <w:tcW w:w="2835" w:type="dxa"/>
+            </w:pPr>
+            <w:r>
+              <w:rPr>
+                <w:lang w:val="en-US"/>
+              </w:rPr>
+              <w:t>Árvore de Decisão</w:t>
+            </w:r>
+          </w:p>
+        </w:tc>
+        <w:tc>
+          <w:tcPr>
+            <w:tcW w:w="2781" w:type="dxa"/>
             <w:gridSpan w:val="2"/>
             <w:vAlign w:val="center"/>
           </w:tcPr>
           <w:p>
             <w:pPr>
               <w:jc w:val="center"/>
-              <w:rPr>
-                <w:lang w:val="en-US"/>
-              </w:rPr>
-            </w:pPr>
-          </w:p>
-        </w:tc>
-        <w:tc>
-          <w:tcPr>
-            <w:tcW w:w="2813" w:type="dxa"/>
-            <w:vAlign w:val="center"/>
-          </w:tcPr>
-          <w:p>
-            <w:pPr>
-              <w:jc w:val="center"/>
-              <w:rPr>
-                <w:lang w:val="en-US"/>
-              </w:rPr>
-            </w:pPr>
-          </w:p>
-        </w:tc>
-        <w:tc>
-          <w:tcPr>
-            <w:tcW w:w="1581" w:type="dxa"/>
-            <w:vAlign w:val="center"/>
-          </w:tcPr>
-          <w:p>
-            <w:pPr>
-              <w:jc w:val="center"/>
-              <w:rPr>
-                <w:lang w:val="en-US"/>
-              </w:rPr>
-            </w:pPr>
-          </w:p>
-        </w:tc>
-        <w:tc>
-          <w:tcPr>
-            <w:tcW w:w="1559" w:type="dxa"/>
+            </w:pPr>
+            <w:r>
+              <w:rPr>
+                <w:lang w:val="en-US"/>
+              </w:rPr>
+              <w:t>Criterion = “entropy”</w:t>
+            </w:r>
+          </w:p>
+          <w:p>
+            <w:pPr>
+              <w:jc w:val="center"/>
+            </w:pPr>
+            <w:r>
+              <w:rPr>
+                <w:lang w:val="en-US"/>
+              </w:rPr>
+              <w:t>Max_depth = 3</w:t>
+            </w:r>
+          </w:p>
+        </w:tc>
+        <w:tc>
+          <w:tcPr>
+            <w:tcW w:w="2911" w:type="dxa"/>
+            <w:vAlign w:val="center"/>
+          </w:tcPr>
+          <w:p>
+            <w:pPr>
+              <w:jc w:val="center"/>
+            </w:pPr>
+            <w:r>
+              <w:rPr>
+                <w:lang w:val="en-US"/>
+              </w:rPr>
+              <w:t>Balanceamento;</w:t>
+            </w:r>
+          </w:p>
+          <w:p>
+            <w:pPr>
+              <w:jc w:val="center"/>
+            </w:pPr>
+            <w:r>
+              <w:rPr>
+                <w:lang w:val="en-US"/>
+              </w:rPr>
+              <w:t>Variaveis Dummy[“City”];</w:t>
+            </w:r>
+          </w:p>
+          <w:p>
+            <w:pPr>
+              <w:jc w:val="center"/>
+            </w:pPr>
+            <w:r>
+              <w:rPr>
+                <w:lang w:val="en-US"/>
+              </w:rPr>
+              <w:t>Padronização;</w:t>
+            </w:r>
+          </w:p>
+          <w:p>
+            <w:pPr>
+              <w:jc w:val="center"/>
+            </w:pPr>
+            <w:r>
+              <w:rPr>
+                <w:lang w:val="en-US"/>
+              </w:rPr>
+              <w:t>Variaveis Ordinais[“EmploymentType”, “Gender”, “Education”];</w:t>
+            </w:r>
+          </w:p>
+          <w:p>
+            <w:pPr>
+              <w:jc w:val="center"/>
+            </w:pPr>
+            <w:r>
+              <w:rPr>
+                <w:lang w:val="en-US"/>
+              </w:rPr>
+              <w:t>Random_state=0</w:t>
+            </w:r>
+          </w:p>
+        </w:tc>
+        <w:tc>
+          <w:tcPr>
+            <w:tcW w:w="1562" w:type="dxa"/>
+            <w:vAlign w:val="center"/>
+          </w:tcPr>
+          <w:p>
+            <w:pPr>
+              <w:spacing w:before="240" w:after="240"/>
+              <w:jc w:val="center"/>
+            </w:pPr>
+            <w:r>
+              <w:rPr>
+                <w:rFonts w:ascii="Calibri" w:eastAsia="Calibri" w:hAnsi="Calibri" w:cs="Calibri"/>
+                <w:lang w:val="en-US"/>
+              </w:rPr>
+              <w:t>0.953125</w:t>
+            </w:r>
+          </w:p>
+        </w:tc>
+        <w:tc>
+          <w:tcPr>
+            <w:tcW w:w="1540" w:type="dxa"/>
             <w:tcBorders>
               <w:right w:val="single" w:sz="24" w:space="0" w:color="auto"/>
             </w:tcBorders>
@@ -1532,17 +2024,2740 @@
           <w:p>
             <w:pPr>
               <w:jc w:val="center"/>
-              <w:rPr>
-                <w:lang w:val="en-US"/>
-              </w:rPr>
-            </w:pPr>
+            </w:pPr>
+            <w:r>
+              <w:rPr>
+                <w:lang w:val="en-US"/>
+              </w:rPr>
+              <w:t>[[281   1]</w:t>
+            </w:r>
+          </w:p>
+          <w:p>
+            <w:pPr>
+              <w:jc w:val="center"/>
+            </w:pPr>
+            <w:r>
+              <w:rPr>
+                <w:lang w:val="en-US"/>
+              </w:rPr>
+              <w:t>[ 26 268]]</w:t>
+            </w:r>
           </w:p>
         </w:tc>
       </w:tr>
       <w:tr>
-        <w:tc>
-          <w:tcPr>
-            <w:tcW w:w="1530" w:type="dxa"/>
+        <w:trPr>
+          <w:trHeight w:val="300"/>
+        </w:trPr>
+        <w:tc>
+          <w:tcPr>
+            <w:tcW w:w="1524" w:type="dxa"/>
+            <w:tcBorders>
+              <w:left w:val="single" w:sz="24" w:space="0" w:color="auto"/>
+            </w:tcBorders>
+            <w:shd w:val="clear" w:color="auto" w:fill="FFFFFF" w:themeFill="background1"/>
+            <w:vAlign w:val="center"/>
+          </w:tcPr>
+          <w:p>
+            <w:pPr>
+              <w:jc w:val="center"/>
+            </w:pPr>
+            <w:r>
+              <w:rPr>
+                <w:lang w:val="en-US"/>
+              </w:rPr>
+              <w:t>Árvore de Decisão</w:t>
+            </w:r>
+          </w:p>
+        </w:tc>
+        <w:tc>
+          <w:tcPr>
+            <w:tcW w:w="2781" w:type="dxa"/>
+            <w:gridSpan w:val="2"/>
+            <w:shd w:val="clear" w:color="auto" w:fill="FFFFFF" w:themeFill="background1"/>
+            <w:vAlign w:val="center"/>
+          </w:tcPr>
+          <w:p>
+            <w:pPr>
+              <w:jc w:val="center"/>
+            </w:pPr>
+            <w:r>
+              <w:rPr>
+                <w:lang w:val="en-US"/>
+              </w:rPr>
+              <w:t>Criterion = “gini”</w:t>
+            </w:r>
+          </w:p>
+          <w:p>
+            <w:pPr>
+              <w:jc w:val="center"/>
+            </w:pPr>
+            <w:r>
+              <w:rPr>
+                <w:lang w:val="en-US"/>
+              </w:rPr>
+              <w:t>Max_depth = 3</w:t>
+            </w:r>
+          </w:p>
+        </w:tc>
+        <w:tc>
+          <w:tcPr>
+            <w:tcW w:w="2911" w:type="dxa"/>
+            <w:shd w:val="clear" w:color="auto" w:fill="FFFFFF" w:themeFill="background1"/>
+            <w:vAlign w:val="center"/>
+          </w:tcPr>
+          <w:p>
+            <w:pPr>
+              <w:jc w:val="center"/>
+            </w:pPr>
+            <w:r>
+              <w:rPr>
+                <w:lang w:val="en-US"/>
+              </w:rPr>
+              <w:t>Balanceamento;</w:t>
+            </w:r>
+          </w:p>
+          <w:p>
+            <w:pPr>
+              <w:jc w:val="center"/>
+            </w:pPr>
+            <w:r>
+              <w:rPr>
+                <w:lang w:val="en-US"/>
+              </w:rPr>
+              <w:t>Variaveis Dummy[“City”];</w:t>
+            </w:r>
+          </w:p>
+          <w:p>
+            <w:pPr>
+              <w:jc w:val="center"/>
+            </w:pPr>
+            <w:r>
+              <w:rPr>
+                <w:lang w:val="en-US"/>
+              </w:rPr>
+              <w:t>Padronização;</w:t>
+            </w:r>
+          </w:p>
+          <w:p>
+            <w:pPr>
+              <w:jc w:val="center"/>
+            </w:pPr>
+            <w:r>
+              <w:rPr>
+                <w:lang w:val="en-US"/>
+              </w:rPr>
+              <w:t>Variaveis Ordinais[“EmploymentType”, “Gender”, “Education”];</w:t>
+            </w:r>
+          </w:p>
+          <w:p>
+            <w:pPr>
+              <w:jc w:val="center"/>
+            </w:pPr>
+            <w:r>
+              <w:rPr>
+                <w:lang w:val="en-US"/>
+              </w:rPr>
+              <w:t>Random_state=0</w:t>
+            </w:r>
+          </w:p>
+        </w:tc>
+        <w:tc>
+          <w:tcPr>
+            <w:tcW w:w="1562" w:type="dxa"/>
+            <w:shd w:val="clear" w:color="auto" w:fill="FFFFFF" w:themeFill="background1"/>
+            <w:vAlign w:val="center"/>
+          </w:tcPr>
+          <w:p>
+            <w:pPr>
+              <w:spacing w:before="240" w:after="240"/>
+              <w:jc w:val="center"/>
+            </w:pPr>
+            <w:r>
+              <w:rPr>
+                <w:rFonts w:ascii="Calibri" w:eastAsia="Calibri" w:hAnsi="Calibri" w:cs="Calibri"/>
+                <w:lang w:val="en-US"/>
+              </w:rPr>
+              <w:t>0.953125</w:t>
+            </w:r>
+          </w:p>
+        </w:tc>
+        <w:tc>
+          <w:tcPr>
+            <w:tcW w:w="1540" w:type="dxa"/>
+            <w:tcBorders>
+              <w:right w:val="single" w:sz="24" w:space="0" w:color="auto"/>
+            </w:tcBorders>
+            <w:shd w:val="clear" w:color="auto" w:fill="FFFFFF" w:themeFill="background1"/>
+            <w:vAlign w:val="center"/>
+          </w:tcPr>
+          <w:p>
+            <w:pPr>
+              <w:jc w:val="center"/>
+            </w:pPr>
+            <w:r>
+              <w:rPr>
+                <w:lang w:val="en-US"/>
+              </w:rPr>
+              <w:t xml:space="preserve">[[281   1]  </w:t>
+            </w:r>
+          </w:p>
+          <w:p>
+            <w:pPr>
+              <w:jc w:val="center"/>
+            </w:pPr>
+            <w:r>
+              <w:rPr>
+                <w:lang w:val="en-US"/>
+              </w:rPr>
+              <w:t>[ 26 268]]</w:t>
+            </w:r>
+          </w:p>
+        </w:tc>
+      </w:tr>
+      <w:tr>
+        <w:trPr>
+          <w:trHeight w:val="300"/>
+        </w:trPr>
+        <w:tc>
+          <w:tcPr>
+            <w:tcW w:w="1524" w:type="dxa"/>
+            <w:tcBorders>
+              <w:left w:val="single" w:sz="24" w:space="0" w:color="auto"/>
+            </w:tcBorders>
+            <w:vAlign w:val="center"/>
+          </w:tcPr>
+          <w:p>
+            <w:pPr>
+              <w:jc w:val="center"/>
+            </w:pPr>
+            <w:r>
+              <w:rPr>
+                <w:lang w:val="en-US"/>
+              </w:rPr>
+              <w:t>Árvore de Decisão</w:t>
+            </w:r>
+          </w:p>
+        </w:tc>
+        <w:tc>
+          <w:tcPr>
+            <w:tcW w:w="2781" w:type="dxa"/>
+            <w:gridSpan w:val="2"/>
+            <w:vAlign w:val="center"/>
+          </w:tcPr>
+          <w:p>
+            <w:pPr>
+              <w:jc w:val="center"/>
+            </w:pPr>
+            <w:r>
+              <w:rPr>
+                <w:lang w:val="en-US"/>
+              </w:rPr>
+              <w:t>Criterion = “log_loss”</w:t>
+            </w:r>
+          </w:p>
+          <w:p>
+            <w:pPr>
+              <w:jc w:val="center"/>
+            </w:pPr>
+            <w:r>
+              <w:rPr>
+                <w:lang w:val="en-US"/>
+              </w:rPr>
+              <w:t>Max_depth = 3</w:t>
+            </w:r>
+          </w:p>
+          <w:p>
+            <w:pPr>
+              <w:jc w:val="center"/>
+              <w:rPr>
+                <w:lang w:val="en-US"/>
+              </w:rPr>
+            </w:pPr>
+          </w:p>
+        </w:tc>
+        <w:tc>
+          <w:tcPr>
+            <w:tcW w:w="2911" w:type="dxa"/>
+            <w:vAlign w:val="center"/>
+          </w:tcPr>
+          <w:p>
+            <w:pPr>
+              <w:jc w:val="center"/>
+            </w:pPr>
+            <w:r>
+              <w:rPr>
+                <w:lang w:val="en-US"/>
+              </w:rPr>
+              <w:t xml:space="preserve">Balanceamento;  </w:t>
+            </w:r>
+          </w:p>
+          <w:p>
+            <w:pPr>
+              <w:jc w:val="center"/>
+            </w:pPr>
+            <w:r>
+              <w:rPr>
+                <w:lang w:val="en-US"/>
+              </w:rPr>
+              <w:t xml:space="preserve">Variaveis Dummy[“City”];  </w:t>
+            </w:r>
+          </w:p>
+          <w:p>
+            <w:pPr>
+              <w:jc w:val="center"/>
+            </w:pPr>
+            <w:r>
+              <w:t xml:space="preserve">Padronização; </w:t>
+            </w:r>
+          </w:p>
+          <w:p>
+            <w:pPr>
+              <w:jc w:val="center"/>
+            </w:pPr>
+            <w:r>
+              <w:rPr>
+                <w:lang w:val="en-US"/>
+              </w:rPr>
+              <w:t xml:space="preserve">Variaveis Ordinais[“EmploymentType”, “Gender”, “Education”];  </w:t>
+            </w:r>
+          </w:p>
+          <w:p>
+            <w:pPr>
+              <w:jc w:val="center"/>
+            </w:pPr>
+            <w:r>
+              <w:rPr>
+                <w:lang w:val="en-US"/>
+              </w:rPr>
+              <w:t>Random_state=0</w:t>
+            </w:r>
+          </w:p>
+        </w:tc>
+        <w:tc>
+          <w:tcPr>
+            <w:tcW w:w="1562" w:type="dxa"/>
+            <w:vAlign w:val="center"/>
+          </w:tcPr>
+          <w:p>
+            <w:pPr>
+              <w:spacing w:before="240" w:after="240"/>
+              <w:jc w:val="center"/>
+            </w:pPr>
+            <w:r>
+              <w:rPr>
+                <w:rFonts w:ascii="Calibri" w:eastAsia="Calibri" w:hAnsi="Calibri" w:cs="Calibri"/>
+                <w:lang w:val="en-US"/>
+              </w:rPr>
+              <w:t>0.953125</w:t>
+            </w:r>
+          </w:p>
+        </w:tc>
+        <w:tc>
+          <w:tcPr>
+            <w:tcW w:w="1540" w:type="dxa"/>
+            <w:tcBorders>
+              <w:right w:val="single" w:sz="24" w:space="0" w:color="auto"/>
+            </w:tcBorders>
+            <w:vAlign w:val="center"/>
+          </w:tcPr>
+          <w:p>
+            <w:pPr>
+              <w:jc w:val="center"/>
+            </w:pPr>
+            <w:r>
+              <w:rPr>
+                <w:lang w:val="en-US"/>
+              </w:rPr>
+              <w:t xml:space="preserve">[[281   1]    </w:t>
+            </w:r>
+          </w:p>
+          <w:p>
+            <w:pPr>
+              <w:jc w:val="center"/>
+            </w:pPr>
+            <w:r>
+              <w:rPr>
+                <w:lang w:val="en-US"/>
+              </w:rPr>
+              <w:t>[ 26 268]]</w:t>
+            </w:r>
+          </w:p>
+        </w:tc>
+      </w:tr>
+      <w:tr>
+        <w:tc>
+          <w:tcPr>
+            <w:tcW w:w="1524" w:type="dxa"/>
+            <w:tcBorders>
+              <w:left w:val="single" w:sz="24" w:space="0" w:color="auto"/>
+            </w:tcBorders>
+            <w:shd w:val="clear" w:color="auto" w:fill="FFFFFF" w:themeFill="background1"/>
+            <w:vAlign w:val="center"/>
+          </w:tcPr>
+          <w:p>
+            <w:pPr>
+              <w:jc w:val="center"/>
+            </w:pPr>
+            <w:r>
+              <w:rPr>
+                <w:lang w:val="en-US"/>
+              </w:rPr>
+              <w:t>Árvore de Decisão</w:t>
+            </w:r>
+          </w:p>
+        </w:tc>
+        <w:tc>
+          <w:tcPr>
+            <w:tcW w:w="2781" w:type="dxa"/>
+            <w:gridSpan w:val="2"/>
+            <w:shd w:val="clear" w:color="auto" w:fill="FFFFFF" w:themeFill="background1"/>
+            <w:vAlign w:val="center"/>
+          </w:tcPr>
+          <w:p>
+            <w:pPr>
+              <w:jc w:val="center"/>
+            </w:pPr>
+            <w:r>
+              <w:rPr>
+                <w:lang w:val="en-US"/>
+              </w:rPr>
+              <w:t>Criterion = “entropy”</w:t>
+            </w:r>
+          </w:p>
+          <w:p>
+            <w:pPr>
+              <w:jc w:val="center"/>
+            </w:pPr>
+            <w:r>
+              <w:rPr>
+                <w:lang w:val="en-US"/>
+              </w:rPr>
+              <w:t>Max_depth = 3</w:t>
+            </w:r>
+          </w:p>
+        </w:tc>
+        <w:tc>
+          <w:tcPr>
+            <w:tcW w:w="2911" w:type="dxa"/>
+            <w:shd w:val="clear" w:color="auto" w:fill="FFFFFF" w:themeFill="background1"/>
+            <w:vAlign w:val="center"/>
+          </w:tcPr>
+          <w:p>
+            <w:pPr>
+              <w:jc w:val="center"/>
+            </w:pPr>
+            <w:r>
+              <w:rPr>
+                <w:lang w:val="en-US"/>
+              </w:rPr>
+              <w:t>Variaveis Ordinais[“City”, “Gender”, “EmploymentType”, “Education];</w:t>
+            </w:r>
+          </w:p>
+          <w:p>
+            <w:pPr>
+              <w:jc w:val="center"/>
+            </w:pPr>
+            <w:r>
+              <w:rPr>
+                <w:lang w:val="en-US"/>
+              </w:rPr>
+              <w:t>Random_state = 0</w:t>
+            </w:r>
+          </w:p>
+        </w:tc>
+        <w:tc>
+          <w:tcPr>
+            <w:tcW w:w="1562" w:type="dxa"/>
+            <w:shd w:val="clear" w:color="auto" w:fill="FFFFFF" w:themeFill="background1"/>
+            <w:vAlign w:val="center"/>
+          </w:tcPr>
+          <w:p>
+            <w:pPr>
+              <w:spacing w:before="240" w:after="240"/>
+              <w:jc w:val="center"/>
+            </w:pPr>
+            <w:r>
+              <w:rPr>
+                <w:rFonts w:ascii="Calibri" w:eastAsia="Calibri" w:hAnsi="Calibri" w:cs="Calibri"/>
+                <w:lang w:val="en-US"/>
+              </w:rPr>
+              <w:t>0.976</w:t>
+            </w:r>
+          </w:p>
+        </w:tc>
+        <w:tc>
+          <w:tcPr>
+            <w:tcW w:w="1540" w:type="dxa"/>
+            <w:tcBorders>
+              <w:right w:val="single" w:sz="24" w:space="0" w:color="auto"/>
+            </w:tcBorders>
+            <w:shd w:val="clear" w:color="auto" w:fill="FFFFFF" w:themeFill="background1"/>
+            <w:vAlign w:val="center"/>
+          </w:tcPr>
+          <w:p>
+            <w:pPr>
+              <w:jc w:val="center"/>
+            </w:pPr>
+            <w:r>
+              <w:rPr>
+                <w:lang w:val="en-US"/>
+              </w:rPr>
+              <w:t>[[968   7]</w:t>
+            </w:r>
+          </w:p>
+          <w:p>
+            <w:pPr>
+              <w:jc w:val="center"/>
+            </w:pPr>
+            <w:r>
+              <w:rPr>
+                <w:lang w:val="en-US"/>
+              </w:rPr>
+              <w:t>[ 23 252]]</w:t>
+            </w:r>
+          </w:p>
+        </w:tc>
+      </w:tr>
+      <w:tr>
+        <w:tc>
+          <w:tcPr>
+            <w:tcW w:w="1524" w:type="dxa"/>
+            <w:tcBorders>
+              <w:left w:val="single" w:sz="24" w:space="0" w:color="auto"/>
+            </w:tcBorders>
+            <w:shd w:val="clear" w:color="auto" w:fill="FFFF00"/>
+            <w:vAlign w:val="center"/>
+          </w:tcPr>
+          <w:p>
+            <w:pPr>
+              <w:jc w:val="center"/>
+            </w:pPr>
+            <w:r>
+              <w:rPr>
+                <w:lang w:val="en-US"/>
+              </w:rPr>
+              <w:t>Árvore de Decisão</w:t>
+            </w:r>
+          </w:p>
+        </w:tc>
+        <w:tc>
+          <w:tcPr>
+            <w:tcW w:w="2781" w:type="dxa"/>
+            <w:gridSpan w:val="2"/>
+            <w:shd w:val="clear" w:color="auto" w:fill="FFFF00"/>
+            <w:vAlign w:val="center"/>
+          </w:tcPr>
+          <w:p>
+            <w:pPr>
+              <w:jc w:val="center"/>
+            </w:pPr>
+            <w:r>
+              <w:rPr>
+                <w:lang w:val="en-US"/>
+              </w:rPr>
+              <w:t>Criterion = “gini”</w:t>
+            </w:r>
+          </w:p>
+          <w:p>
+            <w:pPr>
+              <w:jc w:val="center"/>
+            </w:pPr>
+            <w:r>
+              <w:rPr>
+                <w:lang w:val="en-US"/>
+              </w:rPr>
+              <w:t>Max_depth = 3</w:t>
+            </w:r>
+          </w:p>
+        </w:tc>
+        <w:tc>
+          <w:tcPr>
+            <w:tcW w:w="2911" w:type="dxa"/>
+            <w:shd w:val="clear" w:color="auto" w:fill="FFFF00"/>
+            <w:vAlign w:val="center"/>
+          </w:tcPr>
+          <w:p>
+            <w:pPr>
+              <w:jc w:val="center"/>
+            </w:pPr>
+            <w:r>
+              <w:rPr>
+                <w:lang w:val="en-US"/>
+              </w:rPr>
+              <w:t>Balanceamento;</w:t>
+            </w:r>
+          </w:p>
+          <w:p>
+            <w:pPr>
+              <w:jc w:val="center"/>
+            </w:pPr>
+            <w:r>
+              <w:rPr>
+                <w:lang w:val="en-US"/>
+              </w:rPr>
+              <w:t>Padronização;</w:t>
+            </w:r>
+          </w:p>
+          <w:p>
+            <w:pPr>
+              <w:jc w:val="center"/>
+            </w:pPr>
+            <w:r>
+              <w:rPr>
+                <w:lang w:val="en-US"/>
+              </w:rPr>
+              <w:t>Variaveis Ordinais[“City”, “Gender”, “EmploymentType”, “Education];</w:t>
+            </w:r>
+          </w:p>
+          <w:p>
+            <w:pPr>
+              <w:jc w:val="center"/>
+            </w:pPr>
+            <w:r>
+              <w:rPr>
+                <w:lang w:val="en-US"/>
+              </w:rPr>
+              <w:t>Random_state = 0</w:t>
+            </w:r>
+          </w:p>
+          <w:p>
+            <w:pPr>
+              <w:jc w:val="center"/>
+              <w:rPr>
+                <w:lang w:val="en-US"/>
+              </w:rPr>
+            </w:pPr>
+          </w:p>
+        </w:tc>
+        <w:tc>
+          <w:tcPr>
+            <w:tcW w:w="1562" w:type="dxa"/>
+            <w:shd w:val="clear" w:color="auto" w:fill="FFFF00"/>
+            <w:vAlign w:val="center"/>
+          </w:tcPr>
+          <w:p>
+            <w:pPr>
+              <w:spacing w:before="240" w:after="240"/>
+              <w:jc w:val="center"/>
+            </w:pPr>
+            <w:r>
+              <w:rPr>
+                <w:rFonts w:ascii="Calibri" w:eastAsia="Calibri" w:hAnsi="Calibri" w:cs="Calibri"/>
+                <w:lang w:val="en-US"/>
+              </w:rPr>
+              <w:t>0.953125</w:t>
+            </w:r>
+          </w:p>
+        </w:tc>
+        <w:tc>
+          <w:tcPr>
+            <w:tcW w:w="1540" w:type="dxa"/>
+            <w:tcBorders>
+              <w:right w:val="single" w:sz="24" w:space="0" w:color="auto"/>
+            </w:tcBorders>
+            <w:shd w:val="clear" w:color="auto" w:fill="FFFF00"/>
+            <w:vAlign w:val="center"/>
+          </w:tcPr>
+          <w:p>
+            <w:pPr>
+              <w:jc w:val="center"/>
+            </w:pPr>
+            <w:r>
+              <w:rPr>
+                <w:lang w:val="en-US"/>
+              </w:rPr>
+              <w:t xml:space="preserve">[[281   1]    </w:t>
+            </w:r>
+          </w:p>
+          <w:p>
+            <w:pPr>
+              <w:jc w:val="center"/>
+            </w:pPr>
+            <w:r>
+              <w:rPr>
+                <w:lang w:val="en-US"/>
+              </w:rPr>
+              <w:t>[ 26 268]]</w:t>
+            </w:r>
+          </w:p>
+        </w:tc>
+      </w:tr>
+      <w:tr>
+        <w:trPr>
+          <w:trHeight w:val="300"/>
+        </w:trPr>
+        <w:tc>
+          <w:tcPr>
+            <w:tcW w:w="1524" w:type="dxa"/>
+            <w:tcBorders>
+              <w:left w:val="single" w:sz="24" w:space="0" w:color="auto"/>
+            </w:tcBorders>
+            <w:shd w:val="clear" w:color="auto" w:fill="FFFF00"/>
+            <w:vAlign w:val="center"/>
+          </w:tcPr>
+          <w:p>
+            <w:pPr>
+              <w:jc w:val="center"/>
+              <w:rPr>
+                <w:lang w:val="en-US"/>
+              </w:rPr>
+            </w:pPr>
+            <w:r>
+              <w:rPr>
+                <w:lang w:val="en-US"/>
+              </w:rPr>
+              <w:t>Random Forest</w:t>
+            </w:r>
+          </w:p>
+        </w:tc>
+        <w:tc>
+          <w:tcPr>
+            <w:tcW w:w="2781" w:type="dxa"/>
+            <w:gridSpan w:val="2"/>
+            <w:shd w:val="clear" w:color="auto" w:fill="FFFF00"/>
+            <w:vAlign w:val="center"/>
+          </w:tcPr>
+          <w:p>
+            <w:pPr>
+              <w:jc w:val="center"/>
+            </w:pPr>
+            <w:r>
+              <w:rPr>
+                <w:lang w:val="en-US"/>
+              </w:rPr>
+              <w:t>Criterion = “gini”</w:t>
+            </w:r>
+          </w:p>
+          <w:p>
+            <w:pPr>
+              <w:jc w:val="center"/>
+            </w:pPr>
+            <w:r>
+              <w:rPr>
+                <w:lang w:val="en-US"/>
+              </w:rPr>
+              <w:t>Max_depth = 8</w:t>
+            </w:r>
+          </w:p>
+          <w:p>
+            <w:pPr>
+              <w:jc w:val="center"/>
+            </w:pPr>
+            <w:r>
+              <w:rPr>
+                <w:lang w:val="en-US"/>
+              </w:rPr>
+              <w:t>N_estimators = 100</w:t>
+            </w:r>
+          </w:p>
+          <w:p>
+            <w:pPr>
+              <w:jc w:val="center"/>
+              <w:rPr>
+                <w:lang w:val="en-US"/>
+              </w:rPr>
+            </w:pPr>
+            <w:r>
+              <w:rPr>
+                <w:lang w:val="en-US"/>
+              </w:rPr>
+              <w:t>Max_features  = “sqrt”</w:t>
+            </w:r>
+          </w:p>
+        </w:tc>
+        <w:tc>
+          <w:tcPr>
+            <w:tcW w:w="2911" w:type="dxa"/>
+            <w:shd w:val="clear" w:color="auto" w:fill="FFFF00"/>
+            <w:vAlign w:val="center"/>
+          </w:tcPr>
+          <w:p>
+            <w:pPr>
+              <w:jc w:val="center"/>
+            </w:pPr>
+            <w:r>
+              <w:rPr>
+                <w:lang w:val="en-US"/>
+              </w:rPr>
+              <w:t>Balanceamento;</w:t>
+            </w:r>
+          </w:p>
+          <w:p>
+            <w:pPr>
+              <w:jc w:val="center"/>
+            </w:pPr>
+            <w:r>
+              <w:rPr>
+                <w:lang w:val="en-US"/>
+              </w:rPr>
+              <w:t>Padronização;</w:t>
+            </w:r>
+          </w:p>
+          <w:p>
+            <w:pPr>
+              <w:jc w:val="center"/>
+            </w:pPr>
+            <w:r>
+              <w:rPr>
+                <w:lang w:val="en-US"/>
+              </w:rPr>
+              <w:t>Variaveis Ordinais[“EmploymentType”];</w:t>
+            </w:r>
+          </w:p>
+          <w:p>
+            <w:pPr>
+              <w:jc w:val="center"/>
+              <w:rPr>
+                <w:lang w:val="en-US"/>
+              </w:rPr>
+            </w:pPr>
+            <w:r>
+              <w:rPr>
+                <w:lang w:val="en-US"/>
+              </w:rPr>
+              <w:t>Remover Colunas [“Education”, “YearsExperience”, “Gender”, “City”, “Age”];</w:t>
+            </w:r>
+          </w:p>
+        </w:tc>
+        <w:tc>
+          <w:tcPr>
+            <w:tcW w:w="1562" w:type="dxa"/>
+            <w:shd w:val="clear" w:color="auto" w:fill="FFFF00"/>
+            <w:vAlign w:val="center"/>
+          </w:tcPr>
+          <w:p>
+            <w:pPr>
+              <w:jc w:val="center"/>
+              <w:rPr>
+                <w:rFonts w:ascii="Calibri" w:eastAsia="Calibri" w:hAnsi="Calibri" w:cs="Calibri"/>
+                <w:lang w:val="en-US"/>
+              </w:rPr>
+            </w:pPr>
+            <w:r>
+              <w:rPr>
+                <w:rFonts w:ascii="Calibri" w:eastAsia="Calibri" w:hAnsi="Calibri" w:cs="Calibri"/>
+                <w:lang w:val="en-US"/>
+              </w:rPr>
+              <w:t>0.954861</w:t>
+            </w:r>
+          </w:p>
+        </w:tc>
+        <w:tc>
+          <w:tcPr>
+            <w:tcW w:w="1540" w:type="dxa"/>
+            <w:tcBorders>
+              <w:right w:val="single" w:sz="24" w:space="0" w:color="auto"/>
+            </w:tcBorders>
+            <w:shd w:val="clear" w:color="auto" w:fill="FFFF00"/>
+            <w:vAlign w:val="center"/>
+          </w:tcPr>
+          <w:p>
+            <w:pPr>
+              <w:jc w:val="center"/>
+            </w:pPr>
+            <w:r>
+              <w:rPr>
+                <w:lang w:val="en-US"/>
+              </w:rPr>
+              <w:t>[[281   1]</w:t>
+            </w:r>
+          </w:p>
+          <w:p>
+            <w:pPr>
+              <w:jc w:val="center"/>
+              <w:rPr>
+                <w:lang w:val="en-US"/>
+              </w:rPr>
+            </w:pPr>
+            <w:r>
+              <w:rPr>
+                <w:lang w:val="en-US"/>
+              </w:rPr>
+              <w:t>[ 25 269]]</w:t>
+            </w:r>
+          </w:p>
+        </w:tc>
+      </w:tr>
+      <w:tr>
+        <w:trPr>
+          <w:trHeight w:val="300"/>
+        </w:trPr>
+        <w:tc>
+          <w:tcPr>
+            <w:tcW w:w="1524" w:type="dxa"/>
+            <w:tcBorders>
+              <w:left w:val="single" w:sz="24" w:space="0" w:color="auto"/>
+            </w:tcBorders>
+            <w:vAlign w:val="center"/>
+          </w:tcPr>
+          <w:p>
+            <w:pPr>
+              <w:jc w:val="center"/>
+              <w:rPr>
+                <w:lang w:val="en-US"/>
+              </w:rPr>
+            </w:pPr>
+            <w:r>
+              <w:rPr>
+                <w:lang w:val="en-US"/>
+              </w:rPr>
+              <w:t>Random Forest</w:t>
+            </w:r>
+          </w:p>
+        </w:tc>
+        <w:tc>
+          <w:tcPr>
+            <w:tcW w:w="2781" w:type="dxa"/>
+            <w:gridSpan w:val="2"/>
+            <w:vAlign w:val="center"/>
+          </w:tcPr>
+          <w:p>
+            <w:pPr>
+              <w:jc w:val="center"/>
+            </w:pPr>
+            <w:r>
+              <w:rPr>
+                <w:lang w:val="en-US"/>
+              </w:rPr>
+              <w:t>Criterion = “gini”</w:t>
+            </w:r>
+          </w:p>
+          <w:p>
+            <w:pPr>
+              <w:jc w:val="center"/>
+            </w:pPr>
+            <w:r>
+              <w:rPr>
+                <w:lang w:val="en-US"/>
+              </w:rPr>
+              <w:t>Max_depth = 3</w:t>
+            </w:r>
+          </w:p>
+          <w:p>
+            <w:pPr>
+              <w:jc w:val="center"/>
+            </w:pPr>
+            <w:r>
+              <w:rPr>
+                <w:lang w:val="en-US"/>
+              </w:rPr>
+              <w:t>N_estimators = 100</w:t>
+            </w:r>
+          </w:p>
+          <w:p>
+            <w:pPr>
+              <w:jc w:val="center"/>
+              <w:rPr>
+                <w:lang w:val="en-US"/>
+              </w:rPr>
+            </w:pPr>
+            <w:r>
+              <w:rPr>
+                <w:lang w:val="en-US"/>
+              </w:rPr>
+              <w:t xml:space="preserve">Max_features = “sqrt” </w:t>
+            </w:r>
+          </w:p>
+        </w:tc>
+        <w:tc>
+          <w:tcPr>
+            <w:tcW w:w="2911" w:type="dxa"/>
+            <w:vAlign w:val="center"/>
+          </w:tcPr>
+          <w:p>
+            <w:pPr>
+              <w:jc w:val="center"/>
+            </w:pPr>
+            <w:r>
+              <w:rPr>
+                <w:lang w:val="en-US"/>
+              </w:rPr>
+              <w:t>Balanceamento;</w:t>
+            </w:r>
+          </w:p>
+          <w:p>
+            <w:pPr>
+              <w:jc w:val="center"/>
+            </w:pPr>
+            <w:r>
+              <w:rPr>
+                <w:lang w:val="en-US"/>
+              </w:rPr>
+              <w:t>Padronização;</w:t>
+            </w:r>
+          </w:p>
+          <w:p>
+            <w:pPr>
+              <w:jc w:val="center"/>
+            </w:pPr>
+            <w:r>
+              <w:rPr>
+                <w:lang w:val="en-US"/>
+              </w:rPr>
+              <w:t>Variaveis Ordinais[“City”, “Gender”, “EmploymentType”, “Education];</w:t>
+            </w:r>
+          </w:p>
+          <w:p>
+            <w:pPr>
+              <w:jc w:val="center"/>
+              <w:rPr>
+                <w:lang w:val="en-US"/>
+              </w:rPr>
+            </w:pPr>
+            <w:r>
+              <w:rPr>
+                <w:lang w:val="en-US"/>
+              </w:rPr>
+              <w:t>Random_state = 0</w:t>
+            </w:r>
+          </w:p>
+        </w:tc>
+        <w:tc>
+          <w:tcPr>
+            <w:tcW w:w="1562" w:type="dxa"/>
+            <w:vAlign w:val="center"/>
+          </w:tcPr>
+          <w:p>
+            <w:pPr>
+              <w:jc w:val="center"/>
+              <w:rPr>
+                <w:rFonts w:ascii="Calibri" w:eastAsia="Calibri" w:hAnsi="Calibri" w:cs="Calibri"/>
+                <w:lang w:val="en-US"/>
+              </w:rPr>
+            </w:pPr>
+            <w:r>
+              <w:rPr>
+                <w:rFonts w:ascii="Calibri" w:eastAsia="Calibri" w:hAnsi="Calibri" w:cs="Calibri"/>
+                <w:lang w:val="en-US"/>
+              </w:rPr>
+              <w:t>0.953125</w:t>
+            </w:r>
+          </w:p>
+        </w:tc>
+        <w:tc>
+          <w:tcPr>
+            <w:tcW w:w="1540" w:type="dxa"/>
+            <w:tcBorders>
+              <w:right w:val="single" w:sz="24" w:space="0" w:color="auto"/>
+            </w:tcBorders>
+            <w:vAlign w:val="center"/>
+          </w:tcPr>
+          <w:p>
+            <w:pPr>
+              <w:jc w:val="center"/>
+            </w:pPr>
+            <w:r>
+              <w:rPr>
+                <w:lang w:val="en-US"/>
+              </w:rPr>
+              <w:t>[[281   1]</w:t>
+            </w:r>
+          </w:p>
+          <w:p>
+            <w:pPr>
+              <w:jc w:val="center"/>
+              <w:rPr>
+                <w:lang w:val="en-US"/>
+              </w:rPr>
+            </w:pPr>
+            <w:r>
+              <w:rPr>
+                <w:lang w:val="en-US"/>
+              </w:rPr>
+              <w:t>[ 26 268]]</w:t>
+            </w:r>
+          </w:p>
+        </w:tc>
+      </w:tr>
+      <w:tr>
+        <w:trPr>
+          <w:trHeight w:val="300"/>
+        </w:trPr>
+        <w:tc>
+          <w:tcPr>
+            <w:tcW w:w="1524" w:type="dxa"/>
+            <w:tcBorders>
+              <w:left w:val="single" w:sz="24" w:space="0" w:color="auto"/>
+            </w:tcBorders>
+            <w:vAlign w:val="center"/>
+          </w:tcPr>
+          <w:p>
+            <w:pPr>
+              <w:jc w:val="center"/>
+              <w:rPr>
+                <w:lang w:val="en-US"/>
+              </w:rPr>
+            </w:pPr>
+            <w:r>
+              <w:t>Redes Neurais</w:t>
+            </w:r>
+          </w:p>
+        </w:tc>
+        <w:tc>
+          <w:tcPr>
+            <w:tcW w:w="2781" w:type="dxa"/>
+            <w:gridSpan w:val="2"/>
+            <w:vAlign w:val="center"/>
+          </w:tcPr>
+          <w:p>
+            <w:pPr>
+              <w:jc w:val="center"/>
+              <w:rPr>
+                <w:lang w:val="en-US"/>
+              </w:rPr>
+            </w:pPr>
+            <w:r>
+              <w:t>sgd; hls [10,10]; relu; max_iter 2500</w:t>
+            </w:r>
+          </w:p>
+        </w:tc>
+        <w:tc>
+          <w:tcPr>
+            <w:tcW w:w="2911" w:type="dxa"/>
+            <w:vAlign w:val="center"/>
+          </w:tcPr>
+          <w:p>
+            <w:pPr>
+              <w:jc w:val="center"/>
+              <w:rPr>
+                <w:lang w:val="en-US"/>
+              </w:rPr>
+            </w:pPr>
+            <w:r>
+              <w:t>Balanceamento; Ordinal EmploymentType, Education, Gender, City; Padronizacao; random_state=0</w:t>
+            </w:r>
+          </w:p>
+        </w:tc>
+        <w:tc>
+          <w:tcPr>
+            <w:tcW w:w="1562" w:type="dxa"/>
+            <w:vAlign w:val="center"/>
+          </w:tcPr>
+          <w:p>
+            <w:pPr>
+              <w:jc w:val="center"/>
+              <w:rPr>
+                <w:rFonts w:ascii="Calibri" w:eastAsia="Calibri" w:hAnsi="Calibri" w:cs="Calibri"/>
+                <w:lang w:val="en-US"/>
+              </w:rPr>
+            </w:pPr>
+            <w:r>
+              <w:rPr>
+                <w:rFonts w:ascii="Calibri" w:eastAsia="Calibri" w:hAnsi="Calibri" w:cs="Calibri"/>
+              </w:rPr>
+              <w:t>0.927083</w:t>
+            </w:r>
+          </w:p>
+        </w:tc>
+        <w:tc>
+          <w:tcPr>
+            <w:tcW w:w="1540" w:type="dxa"/>
+            <w:tcBorders>
+              <w:right w:val="single" w:sz="24" w:space="0" w:color="auto"/>
+            </w:tcBorders>
+            <w:vAlign w:val="center"/>
+          </w:tcPr>
+          <w:p>
+            <w:pPr>
+              <w:jc w:val="center"/>
+            </w:pPr>
+            <w:r>
+              <w:t xml:space="preserve">[[268, 14], </w:t>
+            </w:r>
+          </w:p>
+          <w:p>
+            <w:pPr>
+              <w:jc w:val="center"/>
+              <w:rPr>
+                <w:lang w:val="en-US"/>
+              </w:rPr>
+            </w:pPr>
+            <w:r>
+              <w:t>[28, 266]]</w:t>
+            </w:r>
+          </w:p>
+        </w:tc>
+      </w:tr>
+      <w:tr>
+        <w:trPr>
+          <w:trHeight w:val="300"/>
+        </w:trPr>
+        <w:tc>
+          <w:tcPr>
+            <w:tcW w:w="1524" w:type="dxa"/>
+            <w:tcBorders>
+              <w:left w:val="single" w:sz="24" w:space="0" w:color="auto"/>
+            </w:tcBorders>
+            <w:shd w:val="clear" w:color="auto" w:fill="FFFF00"/>
+            <w:vAlign w:val="center"/>
+          </w:tcPr>
+          <w:p>
+            <w:pPr>
+              <w:jc w:val="center"/>
+              <w:rPr>
+                <w:lang w:val="en-US"/>
+              </w:rPr>
+            </w:pPr>
+            <w:r>
+              <w:t>Redes Neurais</w:t>
+            </w:r>
+          </w:p>
+        </w:tc>
+        <w:tc>
+          <w:tcPr>
+            <w:tcW w:w="2781" w:type="dxa"/>
+            <w:gridSpan w:val="2"/>
+            <w:shd w:val="clear" w:color="auto" w:fill="FFFF00"/>
+            <w:vAlign w:val="center"/>
+          </w:tcPr>
+          <w:p>
+            <w:pPr>
+              <w:jc w:val="center"/>
+              <w:rPr>
+                <w:lang w:val="en-US"/>
+              </w:rPr>
+            </w:pPr>
+            <w:r>
+              <w:t>sgd; hls [10,10]; relu; max_iter 2500</w:t>
+            </w:r>
+          </w:p>
+        </w:tc>
+        <w:tc>
+          <w:tcPr>
+            <w:tcW w:w="2911" w:type="dxa"/>
+            <w:shd w:val="clear" w:color="auto" w:fill="FFFF00"/>
+            <w:vAlign w:val="center"/>
+          </w:tcPr>
+          <w:p>
+            <w:pPr>
+              <w:jc w:val="center"/>
+              <w:rPr>
+                <w:lang w:val="en-US"/>
+              </w:rPr>
+            </w:pPr>
+            <w:r>
+              <w:t>Balanceamento; Dummy City, Gender, Education, EmploymentType; Padronizacao; random_state=0</w:t>
+            </w:r>
+          </w:p>
+        </w:tc>
+        <w:tc>
+          <w:tcPr>
+            <w:tcW w:w="1562" w:type="dxa"/>
+            <w:shd w:val="clear" w:color="auto" w:fill="FFFF00"/>
+            <w:vAlign w:val="center"/>
+          </w:tcPr>
+          <w:p>
+            <w:pPr>
+              <w:jc w:val="center"/>
+              <w:rPr>
+                <w:rFonts w:ascii="Calibri" w:eastAsia="Calibri" w:hAnsi="Calibri" w:cs="Calibri"/>
+                <w:lang w:val="en-US"/>
+              </w:rPr>
+            </w:pPr>
+            <w:r>
+              <w:rPr>
+                <w:rFonts w:ascii="Calibri" w:eastAsia="Calibri" w:hAnsi="Calibri" w:cs="Calibri"/>
+              </w:rPr>
+              <w:t>0.939236</w:t>
+            </w:r>
+          </w:p>
+        </w:tc>
+        <w:tc>
+          <w:tcPr>
+            <w:tcW w:w="1540" w:type="dxa"/>
+            <w:tcBorders>
+              <w:right w:val="single" w:sz="24" w:space="0" w:color="auto"/>
+            </w:tcBorders>
+            <w:shd w:val="clear" w:color="auto" w:fill="FFFF00"/>
+            <w:vAlign w:val="center"/>
+          </w:tcPr>
+          <w:p>
+            <w:pPr>
+              <w:jc w:val="center"/>
+            </w:pPr>
+            <w:r>
+              <w:t xml:space="preserve">[[275, 7], </w:t>
+            </w:r>
+          </w:p>
+          <w:p>
+            <w:pPr>
+              <w:jc w:val="center"/>
+              <w:rPr>
+                <w:lang w:val="en-US"/>
+              </w:rPr>
+            </w:pPr>
+            <w:r>
+              <w:t>[28, 266]]</w:t>
+            </w:r>
+          </w:p>
+        </w:tc>
+      </w:tr>
+      <w:tr>
+        <w:trPr>
+          <w:trHeight w:val="300"/>
+        </w:trPr>
+        <w:tc>
+          <w:tcPr>
+            <w:tcW w:w="1524" w:type="dxa"/>
+            <w:tcBorders>
+              <w:left w:val="single" w:sz="24" w:space="0" w:color="auto"/>
+            </w:tcBorders>
+            <w:shd w:val="clear" w:color="auto" w:fill="FFFFFF" w:themeFill="background1"/>
+            <w:vAlign w:val="center"/>
+          </w:tcPr>
+          <w:p>
+            <w:pPr>
+              <w:jc w:val="center"/>
+              <w:rPr>
+                <w:lang w:val="en-US"/>
+              </w:rPr>
+            </w:pPr>
+            <w:r>
+              <w:t>Redes Neurais</w:t>
+            </w:r>
+          </w:p>
+        </w:tc>
+        <w:tc>
+          <w:tcPr>
+            <w:tcW w:w="2781" w:type="dxa"/>
+            <w:gridSpan w:val="2"/>
+            <w:shd w:val="clear" w:color="auto" w:fill="FFFFFF" w:themeFill="background1"/>
+            <w:vAlign w:val="center"/>
+          </w:tcPr>
+          <w:p>
+            <w:pPr>
+              <w:jc w:val="center"/>
+              <w:rPr>
+                <w:lang w:val="en-US"/>
+              </w:rPr>
+            </w:pPr>
+            <w:r>
+              <w:t>sgd; hls [10,10]; relu; max_iter 2500</w:t>
+            </w:r>
+          </w:p>
+        </w:tc>
+        <w:tc>
+          <w:tcPr>
+            <w:tcW w:w="2911" w:type="dxa"/>
+            <w:shd w:val="clear" w:color="auto" w:fill="FFFFFF" w:themeFill="background1"/>
+            <w:vAlign w:val="center"/>
+          </w:tcPr>
+          <w:p>
+            <w:pPr>
+              <w:jc w:val="center"/>
+              <w:rPr>
+                <w:lang w:val="en-US"/>
+              </w:rPr>
+            </w:pPr>
+            <w:r>
+              <w:t>Balanceamento; Dummy City; Ordinal EmploymentType, Education, Gender; Padronizacao; random_state=0</w:t>
+            </w:r>
+          </w:p>
+        </w:tc>
+        <w:tc>
+          <w:tcPr>
+            <w:tcW w:w="1562" w:type="dxa"/>
+            <w:shd w:val="clear" w:color="auto" w:fill="FFFFFF" w:themeFill="background1"/>
+            <w:vAlign w:val="center"/>
+          </w:tcPr>
+          <w:p>
+            <w:pPr>
+              <w:jc w:val="center"/>
+              <w:rPr>
+                <w:rFonts w:ascii="Calibri" w:eastAsia="Calibri" w:hAnsi="Calibri" w:cs="Calibri"/>
+                <w:lang w:val="en-US"/>
+              </w:rPr>
+            </w:pPr>
+            <w:r>
+              <w:rPr>
+                <w:rFonts w:ascii="Calibri" w:eastAsia="Calibri" w:hAnsi="Calibri" w:cs="Calibri"/>
+              </w:rPr>
+              <w:t>0.928819</w:t>
+            </w:r>
+          </w:p>
+        </w:tc>
+        <w:tc>
+          <w:tcPr>
+            <w:tcW w:w="1540" w:type="dxa"/>
+            <w:tcBorders>
+              <w:right w:val="single" w:sz="24" w:space="0" w:color="auto"/>
+            </w:tcBorders>
+            <w:shd w:val="clear" w:color="auto" w:fill="FFFFFF" w:themeFill="background1"/>
+            <w:vAlign w:val="center"/>
+          </w:tcPr>
+          <w:p>
+            <w:pPr>
+              <w:jc w:val="center"/>
+              <w:rPr>
+                <w:rFonts w:ascii="Segoe UI" w:hAnsi="Segoe UI" w:cs="Segoe UI"/>
+                <w:sz w:val="20"/>
+                <w:szCs w:val="20"/>
+              </w:rPr>
+            </w:pPr>
+            <w:r>
+              <w:br/>
+            </w:r>
+            <w:r>
+              <w:rPr>
+                <w:rFonts w:ascii="Segoe UI" w:hAnsi="Segoe UI" w:cs="Segoe UI"/>
+                <w:sz w:val="20"/>
+                <w:szCs w:val="20"/>
+              </w:rPr>
+              <w:t xml:space="preserve">[[270, 12], </w:t>
+            </w:r>
+          </w:p>
+          <w:p>
+            <w:pPr>
+              <w:jc w:val="center"/>
+              <w:rPr>
+                <w:rFonts w:ascii="Segoe UI" w:hAnsi="Segoe UI" w:cs="Segoe UI"/>
+                <w:sz w:val="20"/>
+                <w:szCs w:val="20"/>
+              </w:rPr>
+            </w:pPr>
+            <w:r>
+              <w:rPr>
+                <w:rFonts w:ascii="Segoe UI" w:hAnsi="Segoe UI" w:cs="Segoe UI"/>
+                <w:sz w:val="20"/>
+                <w:szCs w:val="20"/>
+              </w:rPr>
+              <w:t>[29, 265]</w:t>
+            </w:r>
+          </w:p>
+          <w:p>
+            <w:pPr>
+              <w:jc w:val="center"/>
+              <w:rPr>
+                <w:lang w:val="en-US"/>
+              </w:rPr>
+            </w:pPr>
+          </w:p>
+        </w:tc>
+      </w:tr>
+      <w:tr>
+        <w:trPr>
+          <w:trHeight w:val="300"/>
+        </w:trPr>
+        <w:tc>
+          <w:tcPr>
+            <w:tcW w:w="1524" w:type="dxa"/>
+            <w:tcBorders>
+              <w:left w:val="single" w:sz="24" w:space="0" w:color="auto"/>
+            </w:tcBorders>
+            <w:shd w:val="clear" w:color="auto" w:fill="FFFFFF" w:themeFill="background1"/>
+            <w:vAlign w:val="center"/>
+          </w:tcPr>
+          <w:p>
+            <w:pPr>
+              <w:jc w:val="center"/>
+              <w:rPr>
+                <w:lang w:val="en-US"/>
+              </w:rPr>
+            </w:pPr>
+            <w:r>
+              <w:t>Redes Neurais</w:t>
+            </w:r>
+          </w:p>
+        </w:tc>
+        <w:tc>
+          <w:tcPr>
+            <w:tcW w:w="2781" w:type="dxa"/>
+            <w:gridSpan w:val="2"/>
+            <w:shd w:val="clear" w:color="auto" w:fill="FFFFFF" w:themeFill="background1"/>
+            <w:vAlign w:val="center"/>
+          </w:tcPr>
+          <w:p>
+            <w:pPr>
+              <w:jc w:val="center"/>
+              <w:rPr>
+                <w:lang w:val="en-US"/>
+              </w:rPr>
+            </w:pPr>
+            <w:r>
+              <w:t>sgd; hls [10,10]; relu; max_iter 250</w:t>
+            </w:r>
+          </w:p>
+        </w:tc>
+        <w:tc>
+          <w:tcPr>
+            <w:tcW w:w="2911" w:type="dxa"/>
+            <w:shd w:val="clear" w:color="auto" w:fill="FFFFFF" w:themeFill="background1"/>
+            <w:vAlign w:val="center"/>
+          </w:tcPr>
+          <w:p>
+            <w:pPr>
+              <w:jc w:val="center"/>
+              <w:rPr>
+                <w:lang w:val="en-US"/>
+              </w:rPr>
+            </w:pPr>
+            <w:r>
+              <w:t>Balanceamento; Remove Education, YearsExperience, Gender, City; Dummy EmploymentType; Sem padronizacao; random_state=0</w:t>
+            </w:r>
+          </w:p>
+        </w:tc>
+        <w:tc>
+          <w:tcPr>
+            <w:tcW w:w="1562" w:type="dxa"/>
+            <w:shd w:val="clear" w:color="auto" w:fill="FFFFFF" w:themeFill="background1"/>
+            <w:vAlign w:val="center"/>
+          </w:tcPr>
+          <w:p>
+            <w:pPr>
+              <w:jc w:val="center"/>
+              <w:rPr>
+                <w:rFonts w:ascii="Calibri" w:eastAsia="Calibri" w:hAnsi="Calibri" w:cs="Calibri"/>
+                <w:lang w:val="en-US"/>
+              </w:rPr>
+            </w:pPr>
+            <w:r>
+              <w:rPr>
+                <w:rFonts w:ascii="Calibri" w:eastAsia="Calibri" w:hAnsi="Calibri" w:cs="Calibri"/>
+              </w:rPr>
+              <w:t>0.510417</w:t>
+            </w:r>
+          </w:p>
+        </w:tc>
+        <w:tc>
+          <w:tcPr>
+            <w:tcW w:w="1540" w:type="dxa"/>
+            <w:tcBorders>
+              <w:right w:val="single" w:sz="24" w:space="0" w:color="auto"/>
+            </w:tcBorders>
+            <w:shd w:val="clear" w:color="auto" w:fill="FFFFFF" w:themeFill="background1"/>
+            <w:vAlign w:val="center"/>
+          </w:tcPr>
+          <w:p>
+            <w:pPr>
+              <w:jc w:val="center"/>
+            </w:pPr>
+            <w:r>
+              <w:t xml:space="preserve">[[0, 282], </w:t>
+            </w:r>
+          </w:p>
+          <w:p>
+            <w:pPr>
+              <w:jc w:val="center"/>
+              <w:rPr>
+                <w:lang w:val="en-US"/>
+              </w:rPr>
+            </w:pPr>
+            <w:r>
+              <w:t>[0, 294]]</w:t>
+            </w:r>
+          </w:p>
+        </w:tc>
+      </w:tr>
+      <w:tr>
+        <w:trPr>
+          <w:trHeight w:val="300"/>
+        </w:trPr>
+        <w:tc>
+          <w:tcPr>
+            <w:tcW w:w="1524" w:type="dxa"/>
+            <w:tcBorders>
+              <w:left w:val="single" w:sz="24" w:space="0" w:color="auto"/>
+            </w:tcBorders>
+            <w:shd w:val="clear" w:color="auto" w:fill="FFFFFF" w:themeFill="background1"/>
+            <w:vAlign w:val="center"/>
+          </w:tcPr>
+          <w:p>
+            <w:pPr>
+              <w:jc w:val="center"/>
+              <w:rPr>
+                <w:lang w:val="en-US"/>
+              </w:rPr>
+            </w:pPr>
+            <w:r>
+              <w:t>Redes Neurais</w:t>
+            </w:r>
+          </w:p>
+        </w:tc>
+        <w:tc>
+          <w:tcPr>
+            <w:tcW w:w="2781" w:type="dxa"/>
+            <w:gridSpan w:val="2"/>
+            <w:shd w:val="clear" w:color="auto" w:fill="FFFFFF" w:themeFill="background1"/>
+            <w:vAlign w:val="center"/>
+          </w:tcPr>
+          <w:p>
+            <w:pPr>
+              <w:jc w:val="center"/>
+              <w:rPr>
+                <w:lang w:val="en-US"/>
+              </w:rPr>
+            </w:pPr>
+            <w:r>
+              <w:t>sgd; hls [10,10]; relu; max_iter 2500</w:t>
+            </w:r>
+          </w:p>
+        </w:tc>
+        <w:tc>
+          <w:tcPr>
+            <w:tcW w:w="2911" w:type="dxa"/>
+            <w:shd w:val="clear" w:color="auto" w:fill="FFFFFF" w:themeFill="background1"/>
+            <w:vAlign w:val="center"/>
+          </w:tcPr>
+          <w:p>
+            <w:pPr>
+              <w:jc w:val="center"/>
+              <w:rPr>
+                <w:lang w:val="en-US"/>
+              </w:rPr>
+            </w:pPr>
+            <w:r>
+              <w:t>Balanceamento; Remove Education, YearsExperience; Dummy EmploymentType; Ordinal Gender, City; Padronizacao; random_state=0</w:t>
+            </w:r>
+          </w:p>
+        </w:tc>
+        <w:tc>
+          <w:tcPr>
+            <w:tcW w:w="1562" w:type="dxa"/>
+            <w:shd w:val="clear" w:color="auto" w:fill="FFFFFF" w:themeFill="background1"/>
+            <w:vAlign w:val="center"/>
+          </w:tcPr>
+          <w:p>
+            <w:pPr>
+              <w:jc w:val="center"/>
+              <w:rPr>
+                <w:rFonts w:ascii="Calibri" w:eastAsia="Calibri" w:hAnsi="Calibri" w:cs="Calibri"/>
+                <w:lang w:val="en-US"/>
+              </w:rPr>
+            </w:pPr>
+            <w:r>
+              <w:rPr>
+                <w:rFonts w:ascii="Calibri" w:eastAsia="Calibri" w:hAnsi="Calibri" w:cs="Calibri"/>
+              </w:rPr>
+              <w:t>0.925347</w:t>
+            </w:r>
+          </w:p>
+        </w:tc>
+        <w:tc>
+          <w:tcPr>
+            <w:tcW w:w="1540" w:type="dxa"/>
+            <w:tcBorders>
+              <w:right w:val="single" w:sz="24" w:space="0" w:color="auto"/>
+            </w:tcBorders>
+            <w:shd w:val="clear" w:color="auto" w:fill="FFFFFF" w:themeFill="background1"/>
+            <w:vAlign w:val="center"/>
+          </w:tcPr>
+          <w:p>
+            <w:pPr>
+              <w:jc w:val="center"/>
+            </w:pPr>
+            <w:r>
+              <w:t>[[264, 18],</w:t>
+            </w:r>
+          </w:p>
+          <w:p>
+            <w:pPr>
+              <w:jc w:val="center"/>
+              <w:rPr>
+                <w:lang w:val="en-US"/>
+              </w:rPr>
+            </w:pPr>
+            <w:r>
+              <w:t>[25, 269]]</w:t>
+            </w:r>
+          </w:p>
+        </w:tc>
+      </w:tr>
+      <w:tr>
+        <w:trPr>
+          <w:trHeight w:val="300"/>
+        </w:trPr>
+        <w:tc>
+          <w:tcPr>
+            <w:tcW w:w="1524" w:type="dxa"/>
+            <w:tcBorders>
+              <w:left w:val="single" w:sz="24" w:space="0" w:color="auto"/>
+            </w:tcBorders>
+            <w:shd w:val="clear" w:color="auto" w:fill="FFFFFF" w:themeFill="background1"/>
+            <w:vAlign w:val="center"/>
+          </w:tcPr>
+          <w:p>
+            <w:pPr>
+              <w:jc w:val="center"/>
+              <w:rPr>
+                <w:lang w:val="en-US"/>
+              </w:rPr>
+            </w:pPr>
+          </w:p>
+        </w:tc>
+        <w:tc>
+          <w:tcPr>
+            <w:tcW w:w="2781" w:type="dxa"/>
+            <w:gridSpan w:val="2"/>
+            <w:shd w:val="clear" w:color="auto" w:fill="FFFFFF" w:themeFill="background1"/>
+            <w:vAlign w:val="center"/>
+          </w:tcPr>
+          <w:p>
+            <w:pPr>
+              <w:jc w:val="center"/>
+              <w:rPr>
+                <w:lang w:val="en-US"/>
+              </w:rPr>
+            </w:pPr>
+          </w:p>
+        </w:tc>
+        <w:tc>
+          <w:tcPr>
+            <w:tcW w:w="2911" w:type="dxa"/>
+            <w:shd w:val="clear" w:color="auto" w:fill="FFFFFF" w:themeFill="background1"/>
+            <w:vAlign w:val="center"/>
+          </w:tcPr>
+          <w:p>
+            <w:pPr>
+              <w:jc w:val="center"/>
+              <w:rPr>
+                <w:lang w:val="en-US"/>
+              </w:rPr>
+            </w:pPr>
+          </w:p>
+        </w:tc>
+        <w:tc>
+          <w:tcPr>
+            <w:tcW w:w="1562" w:type="dxa"/>
+            <w:shd w:val="clear" w:color="auto" w:fill="FFFFFF" w:themeFill="background1"/>
+            <w:vAlign w:val="center"/>
+          </w:tcPr>
+          <w:p>
+            <w:pPr>
+              <w:jc w:val="center"/>
+              <w:rPr>
+                <w:rFonts w:ascii="Calibri" w:eastAsia="Calibri" w:hAnsi="Calibri" w:cs="Calibri"/>
+                <w:lang w:val="en-US"/>
+              </w:rPr>
+            </w:pPr>
+          </w:p>
+        </w:tc>
+        <w:tc>
+          <w:tcPr>
+            <w:tcW w:w="1540" w:type="dxa"/>
+            <w:tcBorders>
+              <w:right w:val="single" w:sz="24" w:space="0" w:color="auto"/>
+            </w:tcBorders>
+            <w:shd w:val="clear" w:color="auto" w:fill="FFFFFF" w:themeFill="background1"/>
+            <w:vAlign w:val="center"/>
+          </w:tcPr>
+          <w:p>
+            <w:pPr>
+              <w:jc w:val="center"/>
+              <w:rPr>
+                <w:lang w:val="en-US"/>
+              </w:rPr>
+            </w:pPr>
+          </w:p>
+        </w:tc>
+      </w:tr>
+      <w:tr>
+        <w:trPr>
+          <w:trHeight w:val="300"/>
+        </w:trPr>
+        <w:tc>
+          <w:tcPr>
+            <w:tcW w:w="1524" w:type="dxa"/>
+            <w:tcBorders>
+              <w:left w:val="single" w:sz="24" w:space="0" w:color="auto"/>
+            </w:tcBorders>
+            <w:shd w:val="clear" w:color="auto" w:fill="FFFFFF" w:themeFill="background1"/>
+            <w:vAlign w:val="center"/>
+          </w:tcPr>
+          <w:p>
+            <w:pPr>
+              <w:jc w:val="center"/>
+              <w:rPr>
+                <w:lang w:val="en-US"/>
+              </w:rPr>
+            </w:pPr>
+          </w:p>
+        </w:tc>
+        <w:tc>
+          <w:tcPr>
+            <w:tcW w:w="2781" w:type="dxa"/>
+            <w:gridSpan w:val="2"/>
+            <w:shd w:val="clear" w:color="auto" w:fill="FFFFFF" w:themeFill="background1"/>
+            <w:vAlign w:val="center"/>
+          </w:tcPr>
+          <w:p>
+            <w:pPr>
+              <w:jc w:val="center"/>
+              <w:rPr>
+                <w:lang w:val="en-US"/>
+              </w:rPr>
+            </w:pPr>
+          </w:p>
+        </w:tc>
+        <w:tc>
+          <w:tcPr>
+            <w:tcW w:w="2911" w:type="dxa"/>
+            <w:shd w:val="clear" w:color="auto" w:fill="FFFFFF" w:themeFill="background1"/>
+            <w:vAlign w:val="center"/>
+          </w:tcPr>
+          <w:p>
+            <w:pPr>
+              <w:jc w:val="center"/>
+              <w:rPr>
+                <w:lang w:val="en-US"/>
+              </w:rPr>
+            </w:pPr>
+          </w:p>
+        </w:tc>
+        <w:tc>
+          <w:tcPr>
+            <w:tcW w:w="1562" w:type="dxa"/>
+            <w:shd w:val="clear" w:color="auto" w:fill="FFFFFF" w:themeFill="background1"/>
+            <w:vAlign w:val="center"/>
+          </w:tcPr>
+          <w:p>
+            <w:pPr>
+              <w:jc w:val="center"/>
+              <w:rPr>
+                <w:rFonts w:ascii="Calibri" w:eastAsia="Calibri" w:hAnsi="Calibri" w:cs="Calibri"/>
+                <w:lang w:val="en-US"/>
+              </w:rPr>
+            </w:pPr>
+          </w:p>
+        </w:tc>
+        <w:tc>
+          <w:tcPr>
+            <w:tcW w:w="1540" w:type="dxa"/>
+            <w:tcBorders>
+              <w:right w:val="single" w:sz="24" w:space="0" w:color="auto"/>
+            </w:tcBorders>
+            <w:shd w:val="clear" w:color="auto" w:fill="FFFFFF" w:themeFill="background1"/>
+            <w:vAlign w:val="center"/>
+          </w:tcPr>
+          <w:p>
+            <w:pPr>
+              <w:jc w:val="center"/>
+              <w:rPr>
+                <w:lang w:val="en-US"/>
+              </w:rPr>
+            </w:pPr>
+          </w:p>
+        </w:tc>
+      </w:tr>
+      <w:tr>
+        <w:trPr>
+          <w:trHeight w:val="300"/>
+        </w:trPr>
+        <w:tc>
+          <w:tcPr>
+            <w:tcW w:w="1524" w:type="dxa"/>
+            <w:tcBorders>
+              <w:left w:val="single" w:sz="24" w:space="0" w:color="auto"/>
+            </w:tcBorders>
+            <w:shd w:val="clear" w:color="auto" w:fill="FFFFFF" w:themeFill="background1"/>
+            <w:vAlign w:val="center"/>
+          </w:tcPr>
+          <w:p>
+            <w:pPr>
+              <w:jc w:val="center"/>
+              <w:rPr>
+                <w:lang w:val="en-US"/>
+              </w:rPr>
+            </w:pPr>
+            <w:r>
+              <w:rPr>
+                <w:lang w:val="en-US"/>
+              </w:rPr>
+              <w:t>SVM</w:t>
+            </w:r>
+          </w:p>
+        </w:tc>
+        <w:tc>
+          <w:tcPr>
+            <w:tcW w:w="2781" w:type="dxa"/>
+            <w:gridSpan w:val="2"/>
+            <w:shd w:val="clear" w:color="auto" w:fill="FFFFFF" w:themeFill="background1"/>
+            <w:vAlign w:val="center"/>
+          </w:tcPr>
+          <w:p>
+            <w:pPr>
+              <w:jc w:val="center"/>
+              <w:rPr>
+                <w:lang w:val="en-US"/>
+              </w:rPr>
+            </w:pPr>
+            <w:r>
+              <w:t>kernel=rbf; gamma=auto; C=1.0;</w:t>
+            </w:r>
+          </w:p>
+        </w:tc>
+        <w:tc>
+          <w:tcPr>
+            <w:tcW w:w="2911" w:type="dxa"/>
+            <w:shd w:val="clear" w:color="auto" w:fill="FFFFFF" w:themeFill="background1"/>
+            <w:vAlign w:val="center"/>
+          </w:tcPr>
+          <w:p>
+            <w:pPr>
+              <w:jc w:val="center"/>
+              <w:rPr>
+                <w:lang w:val="en-US"/>
+              </w:rPr>
+            </w:pPr>
+            <w:r>
+              <w:t>Balanceamento; Variaveis Dummy ['City', 'Gender', 'Education', 'EmploymentType']; Padronizacao; random_state=0</w:t>
+            </w:r>
+          </w:p>
+        </w:tc>
+        <w:tc>
+          <w:tcPr>
+            <w:tcW w:w="1562" w:type="dxa"/>
+            <w:shd w:val="clear" w:color="auto" w:fill="FFFFFF" w:themeFill="background1"/>
+            <w:vAlign w:val="center"/>
+          </w:tcPr>
+          <w:p>
+            <w:pPr>
+              <w:jc w:val="center"/>
+              <w:rPr>
+                <w:rFonts w:ascii="Calibri" w:eastAsia="Calibri" w:hAnsi="Calibri" w:cs="Calibri"/>
+                <w:lang w:val="en-US"/>
+              </w:rPr>
+            </w:pPr>
+            <w:r>
+              <w:rPr>
+                <w:rFonts w:ascii="Calibri" w:eastAsia="Calibri" w:hAnsi="Calibri" w:cs="Calibri"/>
+              </w:rPr>
+              <w:t>0.876736</w:t>
+            </w:r>
+          </w:p>
+        </w:tc>
+        <w:tc>
+          <w:tcPr>
+            <w:tcW w:w="1540" w:type="dxa"/>
+            <w:tcBorders>
+              <w:right w:val="single" w:sz="24" w:space="0" w:color="auto"/>
+            </w:tcBorders>
+            <w:shd w:val="clear" w:color="auto" w:fill="FFFFFF" w:themeFill="background1"/>
+            <w:vAlign w:val="center"/>
+          </w:tcPr>
+          <w:p>
+            <w:pPr>
+              <w:jc w:val="center"/>
+            </w:pPr>
+            <w:r>
+              <w:t xml:space="preserve">[[236, 46], </w:t>
+            </w:r>
+          </w:p>
+          <w:p>
+            <w:pPr>
+              <w:jc w:val="center"/>
+              <w:rPr>
+                <w:lang w:val="en-US"/>
+              </w:rPr>
+            </w:pPr>
+            <w:r>
+              <w:t>[25, 269]]</w:t>
+            </w:r>
+          </w:p>
+        </w:tc>
+      </w:tr>
+      <w:tr>
+        <w:trPr>
+          <w:trHeight w:val="300"/>
+        </w:trPr>
+        <w:tc>
+          <w:tcPr>
+            <w:tcW w:w="1524" w:type="dxa"/>
+            <w:tcBorders>
+              <w:left w:val="single" w:sz="24" w:space="0" w:color="auto"/>
+            </w:tcBorders>
+            <w:shd w:val="clear" w:color="auto" w:fill="FFFF00"/>
+            <w:vAlign w:val="center"/>
+          </w:tcPr>
+          <w:p>
+            <w:pPr>
+              <w:jc w:val="center"/>
+              <w:rPr>
+                <w:lang w:val="en-US"/>
+              </w:rPr>
+            </w:pPr>
+            <w:r>
+              <w:rPr>
+                <w:lang w:val="en-US"/>
+              </w:rPr>
+              <w:t>SVM</w:t>
+            </w:r>
+          </w:p>
+        </w:tc>
+        <w:tc>
+          <w:tcPr>
+            <w:tcW w:w="2781" w:type="dxa"/>
+            <w:gridSpan w:val="2"/>
+            <w:shd w:val="clear" w:color="auto" w:fill="FFFF00"/>
+            <w:vAlign w:val="center"/>
+          </w:tcPr>
+          <w:p>
+            <w:pPr>
+              <w:jc w:val="center"/>
+              <w:rPr>
+                <w:lang w:val="en-US"/>
+              </w:rPr>
+            </w:pPr>
+            <w:r>
+              <w:t>kernel=rbf; gamma=auto; C=1.0;</w:t>
+            </w:r>
+          </w:p>
+        </w:tc>
+        <w:tc>
+          <w:tcPr>
+            <w:tcW w:w="2911" w:type="dxa"/>
+            <w:shd w:val="clear" w:color="auto" w:fill="FFFF00"/>
+            <w:vAlign w:val="center"/>
+          </w:tcPr>
+          <w:p>
+            <w:pPr>
+              <w:jc w:val="center"/>
+              <w:rPr>
+                <w:lang w:val="en-US"/>
+              </w:rPr>
+            </w:pPr>
+            <w:r>
+              <w:t>Balanceamento; Variaveis Ordinais ['EmploymentType', 'Education', 'Gender', 'City']; Padronizacao; random_state=0</w:t>
+            </w:r>
+          </w:p>
+        </w:tc>
+        <w:tc>
+          <w:tcPr>
+            <w:tcW w:w="1562" w:type="dxa"/>
+            <w:shd w:val="clear" w:color="auto" w:fill="FFFF00"/>
+            <w:vAlign w:val="center"/>
+          </w:tcPr>
+          <w:p>
+            <w:pPr>
+              <w:jc w:val="center"/>
+              <w:rPr>
+                <w:rFonts w:ascii="Calibri" w:eastAsia="Calibri" w:hAnsi="Calibri" w:cs="Calibri"/>
+                <w:lang w:val="en-US"/>
+              </w:rPr>
+            </w:pPr>
+            <w:r>
+              <w:rPr>
+                <w:rFonts w:ascii="Calibri" w:eastAsia="Calibri" w:hAnsi="Calibri" w:cs="Calibri"/>
+              </w:rPr>
+              <w:t>0.902778</w:t>
+            </w:r>
+          </w:p>
+        </w:tc>
+        <w:tc>
+          <w:tcPr>
+            <w:tcW w:w="1540" w:type="dxa"/>
+            <w:tcBorders>
+              <w:right w:val="single" w:sz="24" w:space="0" w:color="auto"/>
+            </w:tcBorders>
+            <w:shd w:val="clear" w:color="auto" w:fill="FFFF00"/>
+            <w:vAlign w:val="center"/>
+          </w:tcPr>
+          <w:p>
+            <w:pPr>
+              <w:jc w:val="center"/>
+              <w:rPr>
+                <w:lang w:val="en-US"/>
+              </w:rPr>
+            </w:pPr>
+            <w:r>
+              <w:t xml:space="preserve">[[250, 32], </w:t>
+            </w:r>
+            <w:r>
+              <w:br/>
+            </w:r>
+            <w:r>
+              <w:t>[24, 270]]</w:t>
+            </w:r>
+          </w:p>
+        </w:tc>
+      </w:tr>
+      <w:tr>
+        <w:trPr>
+          <w:trHeight w:val="300"/>
+        </w:trPr>
+        <w:tc>
+          <w:tcPr>
+            <w:tcW w:w="1524" w:type="dxa"/>
+            <w:tcBorders>
+              <w:left w:val="single" w:sz="24" w:space="0" w:color="auto"/>
+            </w:tcBorders>
+            <w:shd w:val="clear" w:color="auto" w:fill="FFFFFF" w:themeFill="background1"/>
+            <w:vAlign w:val="center"/>
+          </w:tcPr>
+          <w:p>
+            <w:pPr>
+              <w:jc w:val="center"/>
+              <w:rPr>
+                <w:lang w:val="en-US"/>
+              </w:rPr>
+            </w:pPr>
+            <w:r>
+              <w:rPr>
+                <w:lang w:val="en-US"/>
+              </w:rPr>
+              <w:t>SVM</w:t>
+            </w:r>
+          </w:p>
+        </w:tc>
+        <w:tc>
+          <w:tcPr>
+            <w:tcW w:w="2781" w:type="dxa"/>
+            <w:gridSpan w:val="2"/>
+            <w:shd w:val="clear" w:color="auto" w:fill="FFFFFF" w:themeFill="background1"/>
+            <w:vAlign w:val="center"/>
+          </w:tcPr>
+          <w:p>
+            <w:pPr>
+              <w:jc w:val="center"/>
+              <w:rPr>
+                <w:lang w:val="en-US"/>
+              </w:rPr>
+            </w:pPr>
+            <w:r>
+              <w:t>kernel=rbf; gamma=auto; C=1.0;</w:t>
+            </w:r>
+          </w:p>
+        </w:tc>
+        <w:tc>
+          <w:tcPr>
+            <w:tcW w:w="2911" w:type="dxa"/>
+            <w:shd w:val="clear" w:color="auto" w:fill="FFFFFF" w:themeFill="background1"/>
+            <w:vAlign w:val="center"/>
+          </w:tcPr>
+          <w:p>
+            <w:pPr>
+              <w:jc w:val="center"/>
+              <w:rPr>
+                <w:lang w:val="en-US"/>
+              </w:rPr>
+            </w:pPr>
+            <w:r>
+              <w:t>alanceamento; Variaveis Dummy ['City']; Variaveis Ordinais ['EmploymentType', 'Education', 'Gender']; Padronizacao; random_state=0</w:t>
+            </w:r>
+          </w:p>
+        </w:tc>
+        <w:tc>
+          <w:tcPr>
+            <w:tcW w:w="1562" w:type="dxa"/>
+            <w:shd w:val="clear" w:color="auto" w:fill="FFFFFF" w:themeFill="background1"/>
+            <w:vAlign w:val="center"/>
+          </w:tcPr>
+          <w:p>
+            <w:pPr>
+              <w:jc w:val="center"/>
+              <w:rPr>
+                <w:rFonts w:ascii="Calibri" w:eastAsia="Calibri" w:hAnsi="Calibri" w:cs="Calibri"/>
+                <w:lang w:val="en-US"/>
+              </w:rPr>
+            </w:pPr>
+            <w:r>
+              <w:rPr>
+                <w:rFonts w:ascii="Calibri" w:eastAsia="Calibri" w:hAnsi="Calibri" w:cs="Calibri"/>
+              </w:rPr>
+              <w:t>0.894097</w:t>
+            </w:r>
+          </w:p>
+        </w:tc>
+        <w:tc>
+          <w:tcPr>
+            <w:tcW w:w="1540" w:type="dxa"/>
+            <w:tcBorders>
+              <w:right w:val="single" w:sz="24" w:space="0" w:color="auto"/>
+            </w:tcBorders>
+            <w:shd w:val="clear" w:color="auto" w:fill="FFFFFF" w:themeFill="background1"/>
+            <w:vAlign w:val="center"/>
+          </w:tcPr>
+          <w:p>
+            <w:pPr>
+              <w:jc w:val="center"/>
+            </w:pPr>
+            <w:r>
+              <w:t xml:space="preserve">[[245, 37], </w:t>
+            </w:r>
+          </w:p>
+          <w:p>
+            <w:pPr>
+              <w:jc w:val="center"/>
+              <w:rPr>
+                <w:lang w:val="en-US"/>
+              </w:rPr>
+            </w:pPr>
+            <w:r>
+              <w:t>[24, 270]]</w:t>
+            </w:r>
+          </w:p>
+        </w:tc>
+      </w:tr>
+      <w:tr>
+        <w:trPr>
+          <w:trHeight w:val="300"/>
+        </w:trPr>
+        <w:tc>
+          <w:tcPr>
+            <w:tcW w:w="1524" w:type="dxa"/>
+            <w:tcBorders>
+              <w:left w:val="single" w:sz="24" w:space="0" w:color="auto"/>
+            </w:tcBorders>
+            <w:shd w:val="clear" w:color="auto" w:fill="FFFFFF" w:themeFill="background1"/>
+            <w:vAlign w:val="center"/>
+          </w:tcPr>
+          <w:p>
+            <w:pPr>
+              <w:jc w:val="center"/>
+              <w:rPr>
+                <w:lang w:val="en-US"/>
+              </w:rPr>
+            </w:pPr>
+            <w:r>
+              <w:rPr>
+                <w:lang w:val="en-US"/>
+              </w:rPr>
+              <w:t>SVM</w:t>
+            </w:r>
+          </w:p>
+        </w:tc>
+        <w:tc>
+          <w:tcPr>
+            <w:tcW w:w="2781" w:type="dxa"/>
+            <w:gridSpan w:val="2"/>
+            <w:shd w:val="clear" w:color="auto" w:fill="FFFFFF" w:themeFill="background1"/>
+            <w:vAlign w:val="center"/>
+          </w:tcPr>
+          <w:p>
+            <w:pPr>
+              <w:jc w:val="center"/>
+              <w:rPr>
+                <w:lang w:val="en-US"/>
+              </w:rPr>
+            </w:pPr>
+            <w:r>
+              <w:t>kernel=rbf; gamma=auto; C=1.0;</w:t>
+            </w:r>
+          </w:p>
+        </w:tc>
+        <w:tc>
+          <w:tcPr>
+            <w:tcW w:w="2911" w:type="dxa"/>
+            <w:shd w:val="clear" w:color="auto" w:fill="FFFFFF" w:themeFill="background1"/>
+            <w:vAlign w:val="center"/>
+          </w:tcPr>
+          <w:p>
+            <w:pPr>
+              <w:jc w:val="center"/>
+              <w:rPr>
+                <w:lang w:val="en-US"/>
+              </w:rPr>
+            </w:pPr>
+            <w:r>
+              <w:t>Balanceamento; Remover colunas ['Education', 'YearsExperience', 'Gender', 'City']; Variaveis Dummy ['EmploymentType']; Sem padronizacao; random_state=0</w:t>
+            </w:r>
+          </w:p>
+        </w:tc>
+        <w:tc>
+          <w:tcPr>
+            <w:tcW w:w="1562" w:type="dxa"/>
+            <w:shd w:val="clear" w:color="auto" w:fill="FFFFFF" w:themeFill="background1"/>
+            <w:vAlign w:val="center"/>
+          </w:tcPr>
+          <w:p>
+            <w:pPr>
+              <w:jc w:val="center"/>
+              <w:rPr>
+                <w:rFonts w:ascii="Calibri" w:eastAsia="Calibri" w:hAnsi="Calibri" w:cs="Calibri"/>
+                <w:lang w:val="en-US"/>
+              </w:rPr>
+            </w:pPr>
+            <w:r>
+              <w:rPr>
+                <w:rFonts w:ascii="Calibri" w:eastAsia="Calibri" w:hAnsi="Calibri" w:cs="Calibri"/>
+              </w:rPr>
+              <w:t>0.489583</w:t>
+            </w:r>
+          </w:p>
+        </w:tc>
+        <w:tc>
+          <w:tcPr>
+            <w:tcW w:w="1540" w:type="dxa"/>
+            <w:tcBorders>
+              <w:right w:val="single" w:sz="24" w:space="0" w:color="auto"/>
+            </w:tcBorders>
+            <w:shd w:val="clear" w:color="auto" w:fill="FFFFFF" w:themeFill="background1"/>
+            <w:vAlign w:val="center"/>
+          </w:tcPr>
+          <w:p>
+            <w:pPr>
+              <w:jc w:val="center"/>
+            </w:pPr>
+            <w:r>
+              <w:t xml:space="preserve">[[282, 0], </w:t>
+            </w:r>
+          </w:p>
+          <w:p>
+            <w:pPr>
+              <w:jc w:val="center"/>
+              <w:rPr>
+                <w:lang w:val="en-US"/>
+              </w:rPr>
+            </w:pPr>
+            <w:r>
+              <w:t>[294, 0]]</w:t>
+            </w:r>
+          </w:p>
+        </w:tc>
+      </w:tr>
+      <w:tr>
+        <w:trPr>
+          <w:trHeight w:val="300"/>
+        </w:trPr>
+        <w:tc>
+          <w:tcPr>
+            <w:tcW w:w="1524" w:type="dxa"/>
+            <w:tcBorders>
+              <w:left w:val="single" w:sz="24" w:space="0" w:color="auto"/>
+            </w:tcBorders>
+            <w:shd w:val="clear" w:color="auto" w:fill="FFFFFF" w:themeFill="background1"/>
+            <w:vAlign w:val="center"/>
+          </w:tcPr>
+          <w:p>
+            <w:pPr>
+              <w:jc w:val="center"/>
+              <w:rPr>
+                <w:lang w:val="en-US"/>
+              </w:rPr>
+            </w:pPr>
+            <w:r>
+              <w:rPr>
+                <w:lang w:val="en-US"/>
+              </w:rPr>
+              <w:t>SVM</w:t>
+            </w:r>
+          </w:p>
+        </w:tc>
+        <w:tc>
+          <w:tcPr>
+            <w:tcW w:w="2781" w:type="dxa"/>
+            <w:gridSpan w:val="2"/>
+            <w:shd w:val="clear" w:color="auto" w:fill="FFFFFF" w:themeFill="background1"/>
+            <w:vAlign w:val="center"/>
+          </w:tcPr>
+          <w:p>
+            <w:pPr>
+              <w:jc w:val="center"/>
+              <w:rPr>
+                <w:lang w:val="en-US"/>
+              </w:rPr>
+            </w:pPr>
+            <w:r>
+              <w:t>kernel=rbf; gamma=auto; C=1.0;</w:t>
+            </w:r>
+          </w:p>
+        </w:tc>
+        <w:tc>
+          <w:tcPr>
+            <w:tcW w:w="2911" w:type="dxa"/>
+            <w:shd w:val="clear" w:color="auto" w:fill="FFFFFF" w:themeFill="background1"/>
+            <w:vAlign w:val="center"/>
+          </w:tcPr>
+          <w:p>
+            <w:pPr>
+              <w:jc w:val="center"/>
+              <w:rPr>
+                <w:lang w:val="en-US"/>
+              </w:rPr>
+            </w:pPr>
+            <w:r>
+              <w:t>Balanceamento; Remover colunas ['Education', 'YearsExperience']; Variaveis Dummy ['EmploymentType']; Variaveis Ordinais ['Gender', 'City']; Padronizacao; random_state=0</w:t>
+            </w:r>
+          </w:p>
+        </w:tc>
+        <w:tc>
+          <w:tcPr>
+            <w:tcW w:w="1562" w:type="dxa"/>
+            <w:shd w:val="clear" w:color="auto" w:fill="FFFFFF" w:themeFill="background1"/>
+            <w:vAlign w:val="center"/>
+          </w:tcPr>
+          <w:p>
+            <w:pPr>
+              <w:jc w:val="center"/>
+              <w:rPr>
+                <w:rFonts w:ascii="Calibri" w:eastAsia="Calibri" w:hAnsi="Calibri" w:cs="Calibri"/>
+                <w:lang w:val="en-US"/>
+              </w:rPr>
+            </w:pPr>
+            <w:r>
+              <w:rPr>
+                <w:rFonts w:ascii="Calibri" w:eastAsia="Calibri" w:hAnsi="Calibri" w:cs="Calibri"/>
+              </w:rPr>
+              <w:t>0.895833</w:t>
+            </w:r>
+          </w:p>
+        </w:tc>
+        <w:tc>
+          <w:tcPr>
+            <w:tcW w:w="1540" w:type="dxa"/>
+            <w:tcBorders>
+              <w:right w:val="single" w:sz="24" w:space="0" w:color="auto"/>
+            </w:tcBorders>
+            <w:shd w:val="clear" w:color="auto" w:fill="FFFFFF" w:themeFill="background1"/>
+            <w:vAlign w:val="center"/>
+          </w:tcPr>
+          <w:p>
+            <w:pPr>
+              <w:jc w:val="center"/>
+            </w:pPr>
+            <w:r>
+              <w:t xml:space="preserve">[[247, 35], </w:t>
+            </w:r>
+          </w:p>
+          <w:p>
+            <w:pPr>
+              <w:jc w:val="center"/>
+              <w:rPr>
+                <w:lang w:val="en-US"/>
+              </w:rPr>
+            </w:pPr>
+            <w:r>
+              <w:t>[25, 269]]</w:t>
+            </w:r>
+          </w:p>
+        </w:tc>
+      </w:tr>
+      <w:tr>
+        <w:trPr>
+          <w:trHeight w:val="300"/>
+        </w:trPr>
+        <w:tc>
+          <w:tcPr>
+            <w:tcW w:w="1524" w:type="dxa"/>
+            <w:tcBorders>
+              <w:left w:val="single" w:sz="24" w:space="0" w:color="auto"/>
+            </w:tcBorders>
+            <w:shd w:val="clear" w:color="auto" w:fill="FFFFFF" w:themeFill="background1"/>
+            <w:vAlign w:val="center"/>
+          </w:tcPr>
+          <w:p>
+            <w:pPr>
+              <w:jc w:val="center"/>
+              <w:rPr>
+                <w:lang w:val="en-US"/>
+              </w:rPr>
+            </w:pPr>
+          </w:p>
+        </w:tc>
+        <w:tc>
+          <w:tcPr>
+            <w:tcW w:w="2781" w:type="dxa"/>
+            <w:gridSpan w:val="2"/>
+            <w:shd w:val="clear" w:color="auto" w:fill="FFFFFF" w:themeFill="background1"/>
+            <w:vAlign w:val="center"/>
+          </w:tcPr>
+          <w:p>
+            <w:pPr>
+              <w:jc w:val="center"/>
+              <w:rPr>
+                <w:lang w:val="en-US"/>
+              </w:rPr>
+            </w:pPr>
+          </w:p>
+        </w:tc>
+        <w:tc>
+          <w:tcPr>
+            <w:tcW w:w="2911" w:type="dxa"/>
+            <w:shd w:val="clear" w:color="auto" w:fill="FFFFFF" w:themeFill="background1"/>
+            <w:vAlign w:val="center"/>
+          </w:tcPr>
+          <w:p>
+            <w:pPr>
+              <w:jc w:val="center"/>
+              <w:rPr>
+                <w:lang w:val="en-US"/>
+              </w:rPr>
+            </w:pPr>
+          </w:p>
+        </w:tc>
+        <w:tc>
+          <w:tcPr>
+            <w:tcW w:w="1562" w:type="dxa"/>
+            <w:shd w:val="clear" w:color="auto" w:fill="FFFFFF" w:themeFill="background1"/>
+            <w:vAlign w:val="center"/>
+          </w:tcPr>
+          <w:p>
+            <w:pPr>
+              <w:jc w:val="center"/>
+              <w:rPr>
+                <w:rFonts w:ascii="Calibri" w:eastAsia="Calibri" w:hAnsi="Calibri" w:cs="Calibri"/>
+                <w:lang w:val="en-US"/>
+              </w:rPr>
+            </w:pPr>
+          </w:p>
+        </w:tc>
+        <w:tc>
+          <w:tcPr>
+            <w:tcW w:w="1540" w:type="dxa"/>
+            <w:tcBorders>
+              <w:right w:val="single" w:sz="24" w:space="0" w:color="auto"/>
+            </w:tcBorders>
+            <w:shd w:val="clear" w:color="auto" w:fill="FFFFFF" w:themeFill="background1"/>
+            <w:vAlign w:val="center"/>
+          </w:tcPr>
+          <w:p>
+            <w:pPr>
+              <w:jc w:val="center"/>
+              <w:rPr>
+                <w:lang w:val="en-US"/>
+              </w:rPr>
+            </w:pPr>
+          </w:p>
+        </w:tc>
+      </w:tr>
+      <w:tr>
+        <w:trPr>
+          <w:trHeight w:val="300"/>
+        </w:trPr>
+        <w:tc>
+          <w:tcPr>
+            <w:tcW w:w="1524" w:type="dxa"/>
+            <w:tcBorders>
+              <w:left w:val="single" w:sz="24" w:space="0" w:color="auto"/>
+            </w:tcBorders>
+            <w:shd w:val="clear" w:color="auto" w:fill="FFFFFF" w:themeFill="background1"/>
+            <w:vAlign w:val="center"/>
+          </w:tcPr>
+          <w:p>
+            <w:pPr>
+              <w:jc w:val="center"/>
+              <w:rPr>
+                <w:lang w:val="en-US"/>
+              </w:rPr>
+            </w:pPr>
+          </w:p>
+        </w:tc>
+        <w:tc>
+          <w:tcPr>
+            <w:tcW w:w="2781" w:type="dxa"/>
+            <w:gridSpan w:val="2"/>
+            <w:shd w:val="clear" w:color="auto" w:fill="FFFFFF" w:themeFill="background1"/>
+            <w:vAlign w:val="center"/>
+          </w:tcPr>
+          <w:p>
+            <w:pPr>
+              <w:jc w:val="center"/>
+              <w:rPr>
+                <w:lang w:val="en-US"/>
+              </w:rPr>
+            </w:pPr>
+          </w:p>
+        </w:tc>
+        <w:tc>
+          <w:tcPr>
+            <w:tcW w:w="2911" w:type="dxa"/>
+            <w:shd w:val="clear" w:color="auto" w:fill="FFFFFF" w:themeFill="background1"/>
+            <w:vAlign w:val="center"/>
+          </w:tcPr>
+          <w:p>
+            <w:pPr>
+              <w:jc w:val="center"/>
+              <w:rPr>
+                <w:lang w:val="en-US"/>
+              </w:rPr>
+            </w:pPr>
+          </w:p>
+        </w:tc>
+        <w:tc>
+          <w:tcPr>
+            <w:tcW w:w="1562" w:type="dxa"/>
+            <w:shd w:val="clear" w:color="auto" w:fill="FFFFFF" w:themeFill="background1"/>
+            <w:vAlign w:val="center"/>
+          </w:tcPr>
+          <w:p>
+            <w:pPr>
+              <w:jc w:val="center"/>
+              <w:rPr>
+                <w:rFonts w:ascii="Calibri" w:eastAsia="Calibri" w:hAnsi="Calibri" w:cs="Calibri"/>
+                <w:lang w:val="en-US"/>
+              </w:rPr>
+            </w:pPr>
+          </w:p>
+        </w:tc>
+        <w:tc>
+          <w:tcPr>
+            <w:tcW w:w="1540" w:type="dxa"/>
+            <w:tcBorders>
+              <w:right w:val="single" w:sz="24" w:space="0" w:color="auto"/>
+            </w:tcBorders>
+            <w:shd w:val="clear" w:color="auto" w:fill="FFFFFF" w:themeFill="background1"/>
+            <w:vAlign w:val="center"/>
+          </w:tcPr>
+          <w:p>
+            <w:pPr>
+              <w:jc w:val="center"/>
+              <w:rPr>
+                <w:lang w:val="en-US"/>
+              </w:rPr>
+            </w:pPr>
+          </w:p>
+        </w:tc>
+      </w:tr>
+      <w:tr>
+        <w:trPr>
+          <w:trHeight w:val="300"/>
+        </w:trPr>
+        <w:tc>
+          <w:tcPr>
+            <w:tcW w:w="1524" w:type="dxa"/>
+            <w:tcBorders>
+              <w:left w:val="single" w:sz="24" w:space="0" w:color="auto"/>
+            </w:tcBorders>
+            <w:shd w:val="clear" w:color="auto" w:fill="FFFFFF" w:themeFill="background1"/>
+            <w:vAlign w:val="center"/>
+          </w:tcPr>
+          <w:p>
+            <w:pPr>
+              <w:jc w:val="center"/>
+              <w:rPr>
+                <w:lang w:val="en-US"/>
+              </w:rPr>
+            </w:pPr>
+          </w:p>
+        </w:tc>
+        <w:tc>
+          <w:tcPr>
+            <w:tcW w:w="2781" w:type="dxa"/>
+            <w:gridSpan w:val="2"/>
+            <w:shd w:val="clear" w:color="auto" w:fill="FFFFFF" w:themeFill="background1"/>
+            <w:vAlign w:val="center"/>
+          </w:tcPr>
+          <w:p>
+            <w:pPr>
+              <w:jc w:val="center"/>
+              <w:rPr>
+                <w:lang w:val="en-US"/>
+              </w:rPr>
+            </w:pPr>
+          </w:p>
+        </w:tc>
+        <w:tc>
+          <w:tcPr>
+            <w:tcW w:w="2911" w:type="dxa"/>
+            <w:shd w:val="clear" w:color="auto" w:fill="FFFFFF" w:themeFill="background1"/>
+            <w:vAlign w:val="center"/>
+          </w:tcPr>
+          <w:p>
+            <w:pPr>
+              <w:jc w:val="center"/>
+              <w:rPr>
+                <w:lang w:val="en-US"/>
+              </w:rPr>
+            </w:pPr>
+          </w:p>
+        </w:tc>
+        <w:tc>
+          <w:tcPr>
+            <w:tcW w:w="1562" w:type="dxa"/>
+            <w:shd w:val="clear" w:color="auto" w:fill="FFFFFF" w:themeFill="background1"/>
+            <w:vAlign w:val="center"/>
+          </w:tcPr>
+          <w:p>
+            <w:pPr>
+              <w:jc w:val="center"/>
+              <w:rPr>
+                <w:rFonts w:ascii="Calibri" w:eastAsia="Calibri" w:hAnsi="Calibri" w:cs="Calibri"/>
+                <w:lang w:val="en-US"/>
+              </w:rPr>
+            </w:pPr>
+          </w:p>
+        </w:tc>
+        <w:tc>
+          <w:tcPr>
+            <w:tcW w:w="1540" w:type="dxa"/>
+            <w:tcBorders>
+              <w:right w:val="single" w:sz="24" w:space="0" w:color="auto"/>
+            </w:tcBorders>
+            <w:shd w:val="clear" w:color="auto" w:fill="FFFFFF" w:themeFill="background1"/>
+            <w:vAlign w:val="center"/>
+          </w:tcPr>
+          <w:p>
+            <w:pPr>
+              <w:jc w:val="center"/>
+              <w:rPr>
+                <w:lang w:val="en-US"/>
+              </w:rPr>
+            </w:pPr>
+          </w:p>
+        </w:tc>
+      </w:tr>
+      <w:tr>
+        <w:trPr>
+          <w:trHeight w:val="300"/>
+        </w:trPr>
+        <w:tc>
+          <w:tcPr>
+            <w:tcW w:w="1524" w:type="dxa"/>
+            <w:tcBorders>
+              <w:left w:val="single" w:sz="24" w:space="0" w:color="auto"/>
+            </w:tcBorders>
+            <w:vAlign w:val="center"/>
+          </w:tcPr>
+          <w:p>
+            <w:pPr>
+              <w:jc w:val="center"/>
+            </w:pPr>
+          </w:p>
+        </w:tc>
+        <w:tc>
+          <w:tcPr>
+            <w:tcW w:w="2781" w:type="dxa"/>
+            <w:gridSpan w:val="2"/>
+            <w:vAlign w:val="center"/>
+          </w:tcPr>
+          <w:p>
+            <w:pPr>
+              <w:jc w:val="center"/>
+            </w:pPr>
+          </w:p>
+        </w:tc>
+        <w:tc>
+          <w:tcPr>
+            <w:tcW w:w="2911" w:type="dxa"/>
+            <w:vAlign w:val="center"/>
+          </w:tcPr>
+          <w:p>
+            <w:pPr>
+              <w:jc w:val="center"/>
+            </w:pPr>
+          </w:p>
+        </w:tc>
+        <w:tc>
+          <w:tcPr>
+            <w:tcW w:w="1562" w:type="dxa"/>
+            <w:vAlign w:val="center"/>
+          </w:tcPr>
+          <w:p>
+            <w:pPr>
+              <w:spacing w:before="240" w:after="240"/>
+              <w:jc w:val="center"/>
+            </w:pPr>
+          </w:p>
+        </w:tc>
+        <w:tc>
+          <w:tcPr>
+            <w:tcW w:w="1540" w:type="dxa"/>
+            <w:tcBorders>
+              <w:right w:val="single" w:sz="24" w:space="0" w:color="auto"/>
+            </w:tcBorders>
+            <w:vAlign w:val="center"/>
+          </w:tcPr>
+          <w:p>
+            <w:pPr>
+              <w:jc w:val="center"/>
+            </w:pPr>
+          </w:p>
+        </w:tc>
+      </w:tr>
+      <w:tr>
+        <w:tc>
+          <w:tcPr>
+            <w:tcW w:w="1524" w:type="dxa"/>
             <w:tcBorders>
               <w:left w:val="single" w:sz="24" w:space="0" w:color="auto"/>
               <w:bottom w:val="single" w:sz="24" w:space="0" w:color="auto"/>
@@ -1552,15 +4767,12 @@
           <w:p>
             <w:pPr>
               <w:jc w:val="center"/>
-              <w:rPr>
-                <w:lang w:val="en-US"/>
-              </w:rPr>
-            </w:pPr>
-          </w:p>
-        </w:tc>
-        <w:tc>
-          <w:tcPr>
-            <w:tcW w:w="2835" w:type="dxa"/>
+            </w:pPr>
+          </w:p>
+        </w:tc>
+        <w:tc>
+          <w:tcPr>
+            <w:tcW w:w="2781" w:type="dxa"/>
             <w:gridSpan w:val="2"/>
             <w:tcBorders>
               <w:bottom w:val="single" w:sz="24" w:space="0" w:color="auto"/>
@@ -1570,15 +4782,12 @@
           <w:p>
             <w:pPr>
               <w:jc w:val="center"/>
-              <w:rPr>
-                <w:lang w:val="en-US"/>
-              </w:rPr>
-            </w:pPr>
-          </w:p>
-        </w:tc>
-        <w:tc>
-          <w:tcPr>
-            <w:tcW w:w="2813" w:type="dxa"/>
+            </w:pPr>
+          </w:p>
+        </w:tc>
+        <w:tc>
+          <w:tcPr>
+            <w:tcW w:w="2911" w:type="dxa"/>
             <w:tcBorders>
               <w:bottom w:val="single" w:sz="24" w:space="0" w:color="auto"/>
             </w:tcBorders>
@@ -1587,15 +4796,12 @@
           <w:p>
             <w:pPr>
               <w:jc w:val="center"/>
-              <w:rPr>
-                <w:lang w:val="en-US"/>
-              </w:rPr>
-            </w:pPr>
-          </w:p>
-        </w:tc>
-        <w:tc>
-          <w:tcPr>
-            <w:tcW w:w="1581" w:type="dxa"/>
+            </w:pPr>
+          </w:p>
+        </w:tc>
+        <w:tc>
+          <w:tcPr>
+            <w:tcW w:w="1562" w:type="dxa"/>
             <w:tcBorders>
               <w:bottom w:val="single" w:sz="24" w:space="0" w:color="auto"/>
             </w:tcBorders>
@@ -1603,16 +4809,14 @@
           </w:tcPr>
           <w:p>
             <w:pPr>
-              <w:jc w:val="center"/>
-              <w:rPr>
-                <w:lang w:val="en-US"/>
-              </w:rPr>
-            </w:pPr>
-          </w:p>
-        </w:tc>
-        <w:tc>
-          <w:tcPr>
-            <w:tcW w:w="1559" w:type="dxa"/>
+              <w:spacing w:before="240" w:after="240"/>
+              <w:jc w:val="center"/>
+            </w:pPr>
+          </w:p>
+        </w:tc>
+        <w:tc>
+          <w:tcPr>
+            <w:tcW w:w="1540" w:type="dxa"/>
             <w:tcBorders>
               <w:bottom w:val="single" w:sz="24" w:space="0" w:color="auto"/>
               <w:right w:val="single" w:sz="24" w:space="0" w:color="auto"/>
@@ -1622,14 +4826,12 @@
           <w:p>
             <w:pPr>
               <w:jc w:val="center"/>
-              <w:rPr>
-                <w:lang w:val="en-US"/>
-              </w:rPr>
             </w:pPr>
           </w:p>
         </w:tc>
       </w:tr>
     </w:tbl>
+    <w:p/>
     <w:p>
       <w:pPr>
         <w:rPr>
@@ -2046,12 +5248,13 @@
     <w:name w:val="Normal"/>
     <w:qFormat/>
   </w:style>
-  <w:style w:type="character" w:default="1" w:styleId="Fontepargpadro">
+  <w:style w:type="character" w:default="1" w:styleId="DefaultParagraphFont">
     <w:name w:val="Default Paragraph Font"/>
     <w:uiPriority w:val="1"/>
+    <w:semiHidden/>
     <w:unhideWhenUsed/>
   </w:style>
-  <w:style w:type="table" w:default="1" w:styleId="Tabelanormal">
+  <w:style w:type="table" w:default="1" w:styleId="TableNormal">
     <w:name w:val="Normal Table"/>
     <w:uiPriority w:val="99"/>
     <w:semiHidden/>
@@ -2066,15 +5269,30 @@
       </w:tblCellMar>
     </w:tblPr>
   </w:style>
-  <w:style w:type="numbering" w:default="1" w:styleId="Semlista">
+  <w:style w:type="numbering" w:default="1" w:styleId="NoList">
     <w:name w:val="No List"/>
     <w:uiPriority w:val="99"/>
     <w:semiHidden/>
     <w:unhideWhenUsed/>
   </w:style>
-  <w:style w:type="table" w:styleId="Tabelacomgrade">
+  <w:style w:type="table" w:customStyle="1" w:styleId="TableNormal1">
+    <w:name w:val="Table Normal1"/>
+    <w:uiPriority w:val="99"/>
+    <w:semiHidden/>
+    <w:unhideWhenUsed/>
+    <w:tblPr>
+      <w:tblInd w:w="0" w:type="dxa"/>
+      <w:tblCellMar>
+        <w:top w:w="0" w:type="dxa"/>
+        <w:left w:w="108" w:type="dxa"/>
+        <w:bottom w:w="0" w:type="dxa"/>
+        <w:right w:w="108" w:type="dxa"/>
+      </w:tblCellMar>
+    </w:tblPr>
+  </w:style>
+  <w:style w:type="table" w:styleId="TableGrid">
     <w:name w:val="Table Grid"/>
-    <w:basedOn w:val="Tabelanormal"/>
+    <w:basedOn w:val="TableNormal1"/>
     <w:uiPriority w:val="39"/>
     <w:rsid w:val="00032F56"/>
     <w:pPr>
@@ -2358,43 +5576,27 @@
 <file path=customXml/item1.xml><?xml version="1.0" encoding="utf-8"?>
 <p:properties xmlns:p="http://schemas.microsoft.com/office/2006/metadata/properties" xmlns:xsi="http://www.w3.org/2001/XMLSchema-instance" xmlns:pc="http://schemas.microsoft.com/office/infopath/2007/PartnerControls">
   <documentManagement>
-    <lcf76f155ced4ddcb4097134ff3c332f xmlns="ab157843-751e-4736-af67-1fc677112fd5">
-      <Terms xmlns="http://schemas.microsoft.com/office/infopath/2007/PartnerControls"/>
-    </lcf76f155ced4ddcb4097134ff3c332f>
-    <TaxCatchAll xmlns="ecafa820-e5d1-45f6-b947-69321225fd2e" xsi:nil="true"/>
+    <_activity xmlns="b24f1b7c-9c8f-4215-a5dd-5a8ca5bb97a2" xsi:nil="true"/>
   </documentManagement>
 </p:properties>
 </file>
 
 <file path=customXml/item2.xml><?xml version="1.0" encoding="utf-8"?>
-<?mso-contentType ?>
-<FormTemplates xmlns="http://schemas.microsoft.com/sharepoint/v3/contenttype/forms">
-  <Display>DocumentLibraryForm</Display>
-  <Edit>DocumentLibraryForm</Edit>
-  <New>DocumentLibraryForm</New>
-</FormTemplates>
-</file>
-
-<file path=customXml/item3.xml><?xml version="1.0" encoding="utf-8"?>
-<ct:contentTypeSchema xmlns:ct="http://schemas.microsoft.com/office/2006/metadata/contentType" xmlns:ma="http://schemas.microsoft.com/office/2006/metadata/properties/metaAttributes" ct:_="" ma:_="" ma:contentTypeName="Documento" ma:contentTypeID="0x0101008445836416C7C142B9190D37D75D98A9" ma:contentTypeVersion="10" ma:contentTypeDescription="Crie um novo documento." ma:contentTypeScope="" ma:versionID="46ffd406e04f8079ba29262aae37ef90">
-  <xsd:schema xmlns:xsd="http://www.w3.org/2001/XMLSchema" xmlns:xs="http://www.w3.org/2001/XMLSchema" xmlns:p="http://schemas.microsoft.com/office/2006/metadata/properties" xmlns:ns2="ab157843-751e-4736-af67-1fc677112fd5" xmlns:ns3="ecafa820-e5d1-45f6-b947-69321225fd2e" targetNamespace="http://schemas.microsoft.com/office/2006/metadata/properties" ma:root="true" ma:fieldsID="f536e7a34482e1c211c535781e745146" ns2:_="" ns3:_="">
-    <xsd:import namespace="ab157843-751e-4736-af67-1fc677112fd5"/>
-    <xsd:import namespace="ecafa820-e5d1-45f6-b947-69321225fd2e"/>
+<ct:contentTypeSchema xmlns:ct="http://schemas.microsoft.com/office/2006/metadata/contentType" xmlns:ma="http://schemas.microsoft.com/office/2006/metadata/properties/metaAttributes" ct:_="" ma:_="" ma:contentTypeName="Documento" ma:contentTypeID="0x0101006DB63BAE165A624E9439AE85B8BE1967" ma:contentTypeVersion="6" ma:contentTypeDescription="Crie um novo documento." ma:contentTypeScope="" ma:versionID="447c6857326c53c7331c566287a0ff83">
+  <xsd:schema xmlns:xsd="http://www.w3.org/2001/XMLSchema" xmlns:xs="http://www.w3.org/2001/XMLSchema" xmlns:p="http://schemas.microsoft.com/office/2006/metadata/properties" xmlns:ns3="b24f1b7c-9c8f-4215-a5dd-5a8ca5bb97a2" targetNamespace="http://schemas.microsoft.com/office/2006/metadata/properties" ma:root="true" ma:fieldsID="afe93134ad0fecef14206683792497c7" ns3:_="">
+    <xsd:import namespace="b24f1b7c-9c8f-4215-a5dd-5a8ca5bb97a2"/>
     <xsd:element name="properties">
       <xsd:complexType>
         <xsd:sequence>
           <xsd:element name="documentManagement">
             <xsd:complexType>
               <xsd:all>
-                <xsd:element ref="ns2:MediaServiceMetadata" minOccurs="0"/>
-                <xsd:element ref="ns2:MediaServiceFastMetadata" minOccurs="0"/>
-                <xsd:element ref="ns2:MediaServiceSearchProperties" minOccurs="0"/>
-                <xsd:element ref="ns2:MediaServiceDateTaken" minOccurs="0"/>
-                <xsd:element ref="ns2:lcf76f155ced4ddcb4097134ff3c332f" minOccurs="0"/>
-                <xsd:element ref="ns3:TaxCatchAll" minOccurs="0"/>
-                <xsd:element ref="ns2:MediaServiceOCR" minOccurs="0"/>
-                <xsd:element ref="ns2:MediaServiceGenerationTime" minOccurs="0"/>
-                <xsd:element ref="ns2:MediaServiceEventHashCode" minOccurs="0"/>
+                <xsd:element ref="ns3:MediaServiceMetadata" minOccurs="0"/>
+                <xsd:element ref="ns3:MediaServiceFastMetadata" minOccurs="0"/>
+                <xsd:element ref="ns3:MediaServiceObjectDetectorVersions" minOccurs="0"/>
+                <xsd:element ref="ns3:MediaServiceDateTaken" minOccurs="0"/>
+                <xsd:element ref="ns3:MediaServiceSearchProperties" minOccurs="0"/>
+                <xsd:element ref="ns3:_activity" minOccurs="0"/>
               </xsd:all>
             </xsd:complexType>
           </xsd:element>
@@ -2402,7 +5604,7 @@
       </xsd:complexType>
     </xsd:element>
   </xsd:schema>
-  <xsd:schema xmlns:xsd="http://www.w3.org/2001/XMLSchema" xmlns:xs="http://www.w3.org/2001/XMLSchema" xmlns:dms="http://schemas.microsoft.com/office/2006/documentManagement/types" xmlns:pc="http://schemas.microsoft.com/office/infopath/2007/PartnerControls" targetNamespace="ab157843-751e-4736-af67-1fc677112fd5" elementFormDefault="qualified">
+  <xsd:schema xmlns:xsd="http://www.w3.org/2001/XMLSchema" xmlns:xs="http://www.w3.org/2001/XMLSchema" xmlns:dms="http://schemas.microsoft.com/office/2006/documentManagement/types" xmlns:pc="http://schemas.microsoft.com/office/infopath/2007/PartnerControls" targetNamespace="b24f1b7c-9c8f-4215-a5dd-5a8ca5bb97a2" elementFormDefault="qualified">
     <xsd:import namespace="http://schemas.microsoft.com/office/2006/documentManagement/types"/>
     <xsd:import namespace="http://schemas.microsoft.com/office/infopath/2007/PartnerControls"/>
     <xsd:element name="MediaServiceMetadata" ma:index="8" nillable="true" ma:displayName="MediaServiceMetadata" ma:hidden="true" ma:internalName="MediaServiceMetadata" ma:readOnly="true">
@@ -2415,9 +5617,9 @@
         <xsd:restriction base="dms:Note"/>
       </xsd:simpleType>
     </xsd:element>
-    <xsd:element name="MediaServiceSearchProperties" ma:index="10" nillable="true" ma:displayName="MediaServiceSearchProperties" ma:hidden="true" ma:internalName="MediaServiceSearchProperties" ma:readOnly="true">
+    <xsd:element name="MediaServiceObjectDetectorVersions" ma:index="10" nillable="true" ma:displayName="MediaServiceObjectDetectorVersions" ma:hidden="true" ma:indexed="true" ma:internalName="MediaServiceObjectDetectorVersions" ma:readOnly="true">
       <xsd:simpleType>
-        <xsd:restriction base="dms:Note"/>
+        <xsd:restriction base="dms:Text"/>
       </xsd:simpleType>
     </xsd:element>
     <xsd:element name="MediaServiceDateTaken" ma:index="11" nillable="true" ma:displayName="MediaServiceDateTaken" ma:hidden="true" ma:indexed="true" ma:internalName="MediaServiceDateTaken" ma:readOnly="true">
@@ -2425,44 +5627,15 @@
         <xsd:restriction base="dms:Text"/>
       </xsd:simpleType>
     </xsd:element>
-    <xsd:element name="lcf76f155ced4ddcb4097134ff3c332f" ma:index="13" nillable="true" ma:taxonomy="true" ma:internalName="lcf76f155ced4ddcb4097134ff3c332f" ma:taxonomyFieldName="MediaServiceImageTags" ma:displayName="Marcações de imagem" ma:readOnly="false" ma:fieldId="{5cf76f15-5ced-4ddc-b409-7134ff3c332f}" ma:taxonomyMulti="true" ma:sspId="c666036a-182f-4ecd-b44e-d420e52619f3" ma:termSetId="09814cd3-568e-fe90-9814-8d621ff8fb84" ma:anchorId="fba54fb3-c3e1-fe81-a776-ca4b69148c4d" ma:open="true" ma:isKeyword="false">
-      <xsd:complexType>
-        <xsd:sequence>
-          <xsd:element ref="pc:Terms" minOccurs="0" maxOccurs="1"/>
-        </xsd:sequence>
-      </xsd:complexType>
-    </xsd:element>
-    <xsd:element name="MediaServiceOCR" ma:index="15" nillable="true" ma:displayName="Extracted Text" ma:internalName="MediaServiceOCR" ma:readOnly="true">
+    <xsd:element name="MediaServiceSearchProperties" ma:index="12" nillable="true" ma:displayName="MediaServiceSearchProperties" ma:hidden="true" ma:internalName="MediaServiceSearchProperties" ma:readOnly="true">
       <xsd:simpleType>
-        <xsd:restriction base="dms:Note">
-          <xsd:maxLength value="255"/>
-        </xsd:restriction>
+        <xsd:restriction base="dms:Note"/>
       </xsd:simpleType>
     </xsd:element>
-    <xsd:element name="MediaServiceGenerationTime" ma:index="16" nillable="true" ma:displayName="MediaServiceGenerationTime" ma:hidden="true" ma:internalName="MediaServiceGenerationTime" ma:readOnly="true">
+    <xsd:element name="_activity" ma:index="13" nillable="true" ma:displayName="_activity" ma:hidden="true" ma:internalName="_activity">
       <xsd:simpleType>
-        <xsd:restriction base="dms:Text"/>
+        <xsd:restriction base="dms:Note"/>
       </xsd:simpleType>
-    </xsd:element>
-    <xsd:element name="MediaServiceEventHashCode" ma:index="17" nillable="true" ma:displayName="MediaServiceEventHashCode" ma:hidden="true" ma:internalName="MediaServiceEventHashCode" ma:readOnly="true">
-      <xsd:simpleType>
-        <xsd:restriction base="dms:Text"/>
-      </xsd:simpleType>
-    </xsd:element>
-  </xsd:schema>
-  <xsd:schema xmlns:xsd="http://www.w3.org/2001/XMLSchema" xmlns:xs="http://www.w3.org/2001/XMLSchema" xmlns:dms="http://schemas.microsoft.com/office/2006/documentManagement/types" xmlns:pc="http://schemas.microsoft.com/office/infopath/2007/PartnerControls" targetNamespace="ecafa820-e5d1-45f6-b947-69321225fd2e" elementFormDefault="qualified">
-    <xsd:import namespace="http://schemas.microsoft.com/office/2006/documentManagement/types"/>
-    <xsd:import namespace="http://schemas.microsoft.com/office/infopath/2007/PartnerControls"/>
-    <xsd:element name="TaxCatchAll" ma:index="14" nillable="true" ma:displayName="Taxonomy Catch All Column" ma:hidden="true" ma:list="{70da6ba2-6c42-4f1a-8e2c-b1dd22507e35}" ma:internalName="TaxCatchAll" ma:showField="CatchAllData" ma:web="ecafa820-e5d1-45f6-b947-69321225fd2e">
-      <xsd:complexType>
-        <xsd:complexContent>
-          <xsd:extension base="dms:MultiChoiceLookup">
-            <xsd:sequence>
-              <xsd:element name="Value" type="dms:Lookup" maxOccurs="unbounded" minOccurs="0" nillable="true"/>
-            </xsd:sequence>
-          </xsd:extension>
-        </xsd:complexContent>
-      </xsd:complexType>
     </xsd:element>
   </xsd:schema>
   <xsd:schema xmlns="http://schemas.openxmlformats.org/package/2006/metadata/core-properties" xmlns:xsd="http://www.w3.org/2001/XMLSchema" xmlns:xsi="http://www.w3.org/2001/XMLSchema-instance" xmlns:dc="http://purl.org/dc/elements/1.1/" xmlns:dcterms="http://purl.org/dc/terms/" xmlns:odoc="http://schemas.microsoft.com/internal/obd" targetNamespace="http://schemas.openxmlformats.org/package/2006/metadata/core-properties" elementFormDefault="qualified" attributeFormDefault="unqualified" blockDefault="#all">
@@ -2564,8 +5737,13 @@
 </ct:contentTypeSchema>
 </file>
 
-<file path=customXml/item4.xml><?xml version="1.0" encoding="utf-8"?>
-<b:Sources xmlns:b="http://schemas.openxmlformats.org/officeDocument/2006/bibliography" xmlns="http://schemas.openxmlformats.org/officeDocument/2006/bibliography" SelectedStyle="\APASixthEditionOfficeOnline.xsl" StyleName="APA" Version="6"/>
+<file path=customXml/item3.xml><?xml version="1.0" encoding="utf-8"?>
+<?mso-contentType ?>
+<FormTemplates xmlns="http://schemas.microsoft.com/sharepoint/v3/contenttype/forms">
+  <Display>DocumentLibraryForm</Display>
+  <Edit>DocumentLibraryForm</Edit>
+  <New>DocumentLibraryForm</New>
+</FormTemplates>
 </file>
 
 <file path=customXml/itemProps1.xml><?xml version="1.0" encoding="utf-8"?>
@@ -2573,29 +5751,19 @@
   <ds:schemaRefs>
     <ds:schemaRef ds:uri="http://schemas.microsoft.com/office/2006/metadata/properties"/>
     <ds:schemaRef ds:uri="http://schemas.microsoft.com/office/infopath/2007/PartnerControls"/>
-    <ds:schemaRef ds:uri="ab157843-751e-4736-af67-1fc677112fd5"/>
-    <ds:schemaRef ds:uri="ecafa820-e5d1-45f6-b947-69321225fd2e"/>
+    <ds:schemaRef ds:uri="b24f1b7c-9c8f-4215-a5dd-5a8ca5bb97a2"/>
   </ds:schemaRefs>
 </ds:datastoreItem>
 </file>
 
 <file path=customXml/itemProps2.xml><?xml version="1.0" encoding="utf-8"?>
-<ds:datastoreItem xmlns:ds="http://schemas.openxmlformats.org/officeDocument/2006/customXml" ds:itemID="{E342F9E3-D5A2-4A51-AC0A-F3F5031810B8}">
-  <ds:schemaRefs>
-    <ds:schemaRef ds:uri="http://schemas.microsoft.com/sharepoint/v3/contenttype/forms"/>
-  </ds:schemaRefs>
-</ds:datastoreItem>
-</file>
-
-<file path=customXml/itemProps3.xml><?xml version="1.0" encoding="utf-8"?>
-<ds:datastoreItem xmlns:ds="http://schemas.openxmlformats.org/officeDocument/2006/customXml" ds:itemID="{20C58C3F-3BDD-445B-9987-416415EEB64B}">
+<ds:datastoreItem xmlns:ds="http://schemas.openxmlformats.org/officeDocument/2006/customXml" ds:itemID="{F55771D3-431F-4265-A181-974D592179A9}">
   <ds:schemaRefs>
     <ds:schemaRef ds:uri="http://schemas.microsoft.com/office/2006/metadata/contentType"/>
     <ds:schemaRef ds:uri="http://schemas.microsoft.com/office/2006/metadata/properties/metaAttributes"/>
     <ds:schemaRef ds:uri="http://www.w3.org/2001/XMLSchema"/>
     <ds:schemaRef ds:uri="http://schemas.microsoft.com/office/2006/metadata/properties"/>
-    <ds:schemaRef ds:uri="ab157843-751e-4736-af67-1fc677112fd5"/>
-    <ds:schemaRef ds:uri="ecafa820-e5d1-45f6-b947-69321225fd2e"/>
+    <ds:schemaRef ds:uri="b24f1b7c-9c8f-4215-a5dd-5a8ca5bb97a2"/>
     <ds:schemaRef ds:uri="http://schemas.microsoft.com/office/2006/documentManagement/types"/>
     <ds:schemaRef ds:uri="http://schemas.microsoft.com/office/infopath/2007/PartnerControls"/>
     <ds:schemaRef ds:uri="http://schemas.openxmlformats.org/package/2006/metadata/core-properties"/>
@@ -2606,10 +5774,10 @@
 </ds:datastoreItem>
 </file>
 
-<file path=customXml/itemProps4.xml><?xml version="1.0" encoding="utf-8"?>
-<ds:datastoreItem xmlns:ds="http://schemas.openxmlformats.org/officeDocument/2006/customXml" ds:itemID="{2032E85D-2C03-44D3-BA39-7AAF1AC10869}">
+<file path=customXml/itemProps3.xml><?xml version="1.0" encoding="utf-8"?>
+<ds:datastoreItem xmlns:ds="http://schemas.openxmlformats.org/officeDocument/2006/customXml" ds:itemID="{E342F9E3-D5A2-4A51-AC0A-F3F5031810B8}">
   <ds:schemaRefs>
-    <ds:schemaRef ds:uri="http://schemas.openxmlformats.org/officeDocument/2006/bibliography"/>
+    <ds:schemaRef ds:uri="http://schemas.microsoft.com/sharepoint/v3/contenttype/forms"/>
   </ds:schemaRefs>
 </ds:datastoreItem>
 </file>